--- a/docs/实际报告/最终版/07231533冯峥嵘.docx
+++ b/docs/实际报告/最终版/07231533冯峥嵘.docx
@@ -2066,7 +2066,7 @@
           <w:i w:val="0"/>
           <w:sz w:val="21"/>
         </w:rPr>
-        <w:t>应急调度模块需要展现最优的路径规划。当调度员在列表中选择一个待派单的受灾点（工单）时，系统自动锁定该工单的 WGS84 坐标，并向本地部署的 OSRM 发起网络路径请求。OSRM 引擎结合江苏 OSM 道路网，快速计算出最近的空闲泵车并返回行驶道路的折线几何以及预计时间和行驶距离。</w:t>
+        <w:t>应急调度模块需要展现最优的路径规划。当调度员在列表中选择一个待派单的受灾点（工单）时，系统自动锁定该工单的 WGS84 坐标，并向本地部署的 OSRM 发起网络路径请求。前端先从空闲泵车中筛选候选资源，再请求 OSRM 结合江苏 OSM 道路网计算实际行驶路线，返回道路折线几何、预计时间和行驶距离。</w:t>
       </w:r>
       <w:r/>
     </w:p>
@@ -2084,7 +2084,7 @@
           <w:i w:val="0"/>
           <w:sz w:val="21"/>
         </w:rPr>
-        <w:t>前端将 Polyline 解码为 GeoJSON 折线要素，加载至地图中。为了提升人机交互质感，我利用 MapLibre 的 Layer 机制和定时偏移参数（dasharray offset），在道路折线上渲染了一组顺着行驶方向流动的箭头，作为行驶路径的流光动画。同时，调度台整合了资源和工单的状态机联动，每次状态转换（派单 -&gt; PROCESSING, 抵达 -&gt; ARRIVED, 完成 -&gt; COMPLETED）均通过数据库事务加锁保证并发一致，并通过 WebSocket 广播刷新。</w:t>
+        <w:t>前端将 Polyline 解码为 GeoJSON 折线要素，加载至地图中。为了提升人机交互质感，我利用 MapLibre 的 Layer 机制和定时更新的点要素，在道路折线上渲染顺着行驶方向移动的流光粒子，形成直观的路线动画。同时，调度台整合了资源和工单的状态机联动，每次状态转换（派单 -&gt; PROCESSING, 抵达 -&gt; ARRIVED, 完成 -&gt; COMPLETED）均通过数据库事务加锁保证并发一致，并通过 WebSocket 广播刷新。</w:t>
       </w:r>
       <w:r/>
     </w:p>
@@ -2138,7 +2138,7 @@
           <w:i w:val="0"/>
           <w:sz w:val="21"/>
         </w:rPr>
-        <w:t xml:space="preserve">为了防止大尺寸照片堵塞局域网带宽或撑爆服务器存储，我在浏览器端编写了图片压缩逻辑：在图片载入后，使用 Canvas 判定其长边，若超过 1920 像素则进行等比等宽缩放，并降低质量导出为 Base64 追加上传，压缩后的大小基本控制在 500KB 以内，提升了移动上报的流畅度。提交成功后仅保存追踪码，公众可跨设备查询处理状态。</w:t>
+        <w:t>为了防止大尺寸照片堵塞局域网带宽或撑爆服务器存储，我在浏览器端编写了图片压缩逻辑：在图片载入后，使用 Canvas 判定其长边；若超过 1920 像素则进行等比缩放，并以压缩后的 JPEG/WebP 文件通过 Multipart 方式上传，从而显著降低移动网络带宽和服务器存储压力。提交成功后仅保存追踪码，公众可跨设备查询处理状态。</w:t>
       </w:r>
       <w:r/>
     </w:p>

--- a/docs/实际报告/最终版/07231533冯峥嵘.docx
+++ b/docs/实际报告/最终版/07231533冯峥嵘.docx
@@ -43,14 +43,18 @@
         <w:ind/>
         <w:jc w:val="center"/>
         <w:rPr>
-          <w:rFonts w:ascii="黑体" w:eastAsia="黑体"/>
+          <w:rFonts w:ascii="黑体" w:hAnsi="黑体" w:eastAsia="黑体"/>
+          <w:b/>
+          <w:color w:val="000000"/>
           <w:sz w:val="52"/>
           <w:szCs w:val="52"/>
         </w:rPr>
       </w:pPr>
       <w:r>
         <w:rPr>
-          <w:rFonts w:hint="eastAsia" w:ascii="黑体" w:eastAsia="黑体"/>
+          <w:rFonts w:hint="eastAsia" w:ascii="黑体" w:hAnsi="黑体" w:eastAsia="黑体"/>
+          <w:b/>
+          <w:color w:val="000000"/>
           <w:sz w:val="52"/>
           <w:szCs w:val="52"/>
         </w:rPr>
@@ -58,7 +62,9 @@
       </w:r>
       <w:r>
         <w:rPr>
-          <w:rFonts w:hint="eastAsia" w:ascii="黑体" w:eastAsia="黑体"/>
+          <w:rFonts w:hint="eastAsia" w:ascii="黑体" w:hAnsi="黑体" w:eastAsia="黑体"/>
+          <w:b/>
+          <w:color w:val="000000"/>
           <w:sz w:val="52"/>
           <w:szCs w:val="52"/>
         </w:rPr>
@@ -66,7 +72,9 @@
       </w:r>
       <w:r>
         <w:rPr>
-          <w:rFonts w:hint="eastAsia" w:ascii="黑体" w:eastAsia="黑体"/>
+          <w:rFonts w:hint="eastAsia" w:ascii="黑体" w:hAnsi="黑体" w:eastAsia="黑体"/>
+          <w:b/>
+          <w:color w:val="000000"/>
           <w:sz w:val="52"/>
           <w:szCs w:val="52"/>
         </w:rPr>
@@ -74,7 +82,9 @@
       </w:r>
       <w:r>
         <w:rPr>
-          <w:rFonts w:hint="eastAsia" w:ascii="黑体" w:eastAsia="黑体"/>
+          <w:rFonts w:hint="eastAsia" w:ascii="黑体" w:hAnsi="黑体" w:eastAsia="黑体"/>
+          <w:b/>
+          <w:color w:val="000000"/>
           <w:sz w:val="52"/>
           <w:szCs w:val="52"/>
         </w:rPr>
@@ -82,7 +92,9 @@
       </w:r>
       <w:r>
         <w:rPr>
-          <w:rFonts w:hint="eastAsia" w:ascii="黑体" w:eastAsia="黑体"/>
+          <w:rFonts w:hint="eastAsia" w:ascii="黑体" w:hAnsi="黑体" w:eastAsia="黑体"/>
+          <w:b/>
+          <w:color w:val="000000"/>
           <w:sz w:val="52"/>
           <w:szCs w:val="52"/>
         </w:rPr>
@@ -90,7 +102,9 @@
       </w:r>
       <w:r>
         <w:rPr>
-          <w:rFonts w:hint="eastAsia" w:ascii="黑体" w:eastAsia="黑体"/>
+          <w:rFonts w:hint="eastAsia" w:ascii="黑体" w:hAnsi="黑体" w:eastAsia="黑体"/>
+          <w:b/>
+          <w:color w:val="000000"/>
           <w:sz w:val="52"/>
           <w:szCs w:val="52"/>
         </w:rPr>
@@ -98,14 +112,18 @@
       </w:r>
       <w:r>
         <w:rPr>
-          <w:rFonts w:ascii="黑体" w:eastAsia="黑体"/>
+          <w:rFonts w:ascii="黑体" w:hAnsi="黑体" w:eastAsia="黑体"/>
+          <w:b/>
+          <w:color w:val="000000"/>
           <w:sz w:val="52"/>
           <w:szCs w:val="52"/>
         </w:rPr>
       </w:r>
       <w:r>
         <w:rPr>
-          <w:rFonts w:ascii="黑体" w:eastAsia="黑体"/>
+          <w:rFonts w:ascii="黑体" w:hAnsi="黑体" w:eastAsia="黑体"/>
+          <w:b/>
+          <w:color w:val="000000"/>
           <w:sz w:val="52"/>
           <w:szCs w:val="52"/>
         </w:rPr>
@@ -118,54 +136,68 @@
         <w:ind/>
         <w:jc w:val="center"/>
         <w:rPr>
-          <w:rFonts w:ascii="黑体" w:eastAsia="黑体"/>
-          <w:sz w:val="52"/>
+          <w:rFonts w:ascii="黑体" w:hAnsi="黑体" w:eastAsia="黑体"/>
+          <w:b/>
+          <w:color w:val="000000"/>
+          <w:sz w:val="30"/>
           <w:szCs w:val="52"/>
         </w:rPr>
       </w:pPr>
       <w:r>
         <w:rPr>
-          <w:rFonts w:hint="eastAsia" w:ascii="黑体" w:eastAsia="黑体"/>
-          <w:sz w:val="52"/>
+          <w:rFonts w:hint="eastAsia" w:ascii="黑体" w:hAnsi="黑体" w:eastAsia="黑体"/>
+          <w:b/>
+          <w:color w:val="000000"/>
+          <w:sz w:val="30"/>
           <w:szCs w:val="52"/>
         </w:rPr>
         <w:t xml:space="preserve">地信20</w:t>
       </w:r>
       <w:r>
         <w:rPr>
-          <w:rFonts w:ascii="黑体" w:eastAsia="黑体"/>
-          <w:sz w:val="52"/>
+          <w:rFonts w:ascii="黑体" w:hAnsi="黑体" w:eastAsia="黑体"/>
+          <w:b/>
+          <w:color w:val="000000"/>
+          <w:sz w:val="30"/>
           <w:szCs w:val="52"/>
         </w:rPr>
         <w:t xml:space="preserve">2</w:t>
       </w:r>
       <w:r>
         <w:rPr>
-          <w:rFonts w:ascii="黑体" w:eastAsia="黑体"/>
-          <w:sz w:val="52"/>
+          <w:rFonts w:ascii="黑体" w:hAnsi="黑体" w:eastAsia="黑体"/>
+          <w:b/>
+          <w:color w:val="000000"/>
+          <w:sz w:val="30"/>
           <w:szCs w:val="52"/>
         </w:rPr>
         <w:t xml:space="preserve">3</w:t>
       </w:r>
       <w:r>
         <w:rPr>
-          <w:rFonts w:hint="eastAsia" w:ascii="黑体" w:eastAsia="黑体"/>
-          <w:sz w:val="52"/>
+          <w:rFonts w:hint="eastAsia" w:ascii="黑体" w:hAnsi="黑体" w:eastAsia="黑体"/>
+          <w:b/>
+          <w:color w:val="000000"/>
+          <w:sz w:val="30"/>
           <w:szCs w:val="52"/>
         </w:rPr>
         <w:t xml:space="preserve">级</w:t>
       </w:r>
       <w:r>
         <w:rPr>
-          <w:rFonts w:ascii="黑体" w:eastAsia="黑体"/>
-          <w:sz w:val="52"/>
+          <w:rFonts w:ascii="黑体" w:hAnsi="黑体" w:eastAsia="黑体"/>
+          <w:b/>
+          <w:color w:val="000000"/>
+          <w:sz w:val="30"/>
           <w:szCs w:val="52"/>
         </w:rPr>
       </w:r>
       <w:r>
         <w:rPr>
-          <w:rFonts w:ascii="黑体" w:eastAsia="黑体"/>
-          <w:sz w:val="52"/>
+          <w:rFonts w:ascii="黑体" w:hAnsi="黑体" w:eastAsia="黑体"/>
+          <w:b/>
+          <w:color w:val="000000"/>
+          <w:sz w:val="30"/>
           <w:szCs w:val="52"/>
         </w:rPr>
       </w:r>
@@ -461,19 +493,21 @@
     </w:p>
     <w:p>
       <w:pPr>
+        <w:pStyle w:val="ReportBody"/>
         <w:suppressLineNumbers w:val="false"/>
         <w:pBdr/>
-        <w:spacing w:before="60"/>
+        <w:spacing w:before="60" w:line="360" w:lineRule="auto"/>
         <w:ind w:start="598" w:firstLine="280"/>
-        <w:rPr>
-          <w:rFonts w:ascii="宋体" w:hAnsi="宋体" w:cs="宋体"/>
+        <w:jc w:val="both"/>
+        <w:rPr>
+          <w:rFonts w:ascii="楷体" w:hAnsi="楷体" w:eastAsia="楷体" w:cs="宋体"/>
           <w:b w:val="0"/>
           <w:bCs w:val="0"/>
           <w:caps w:val="0"/>
           <w:smallCaps w:val="0"/>
           <w:strike w:val="0"/>
-          <w:color w:val="000000" w:themeColor="text1"/>
-          <w:sz w:val="28"/>
+          <w:color w:val="000000"/>
+          <w:sz w:val="30"/>
           <w:szCs w:val="28"/>
           <w:u w:val="none"/>
           <w:vertAlign w:val="baseline"/>
@@ -482,14 +516,15 @@
       </w:pPr>
       <w:r>
         <w:rPr>
-          <w:rFonts w:ascii="宋体" w:hAnsi="宋体" w:eastAsia="宋体" w:cs="宋体"/>
+          <w:rFonts w:ascii="楷体" w:hAnsi="楷体" w:eastAsia="楷体" w:cs="宋体"/>
           <w:b w:val="0"/>
           <w:bCs w:val="0"/>
           <w:i w:val="0"/>
           <w:caps w:val="0"/>
           <w:smallCaps w:val="0"/>
           <w:strike w:val="0"/>
-          <w:sz w:val="24"/>
+          <w:color w:val="000000"/>
+          <w:sz w:val="30"/>
           <w:vertAlign w:val="baseline"/>
           <w14:ligatures w14:val="none"/>
         </w:rPr>
@@ -497,15 +532,15 @@
       </w:r>
       <w:r>
         <w:rPr>
-          <w:rFonts w:ascii="宋体" w:hAnsi="宋体" w:eastAsia="宋体" w:cs="宋体"/>
+          <w:rFonts w:ascii="楷体" w:hAnsi="楷体" w:eastAsia="楷体" w:cs="宋体"/>
           <w:b w:val="0"/>
           <w:bCs w:val="0"/>
           <w:i w:val="0"/>
           <w:caps w:val="0"/>
           <w:smallCaps w:val="0"/>
           <w:strike w:val="0"/>
-          <w:color w:val="000000" w:themeColor="text1"/>
-          <w:sz w:val="24"/>
+          <w:color w:val="000000"/>
+          <w:sz w:val="30"/>
           <w:u w:val="single"/>
           <w:vertAlign w:val="baseline"/>
           <w14:ligatures w14:val="none"/>
@@ -514,15 +549,15 @@
       </w:r>
       <w:r>
         <w:rPr>
-          <w:rFonts w:ascii="宋体" w:hAnsi="宋体" w:eastAsia="宋体" w:cs="宋体"/>
+          <w:rFonts w:ascii="楷体" w:hAnsi="楷体" w:eastAsia="楷体" w:cs="宋体"/>
           <w:b w:val="0"/>
           <w:bCs w:val="0"/>
           <w:i w:val="0"/>
           <w:caps w:val="0"/>
           <w:smallCaps w:val="0"/>
           <w:strike w:val="0"/>
-          <w:color w:val="000000" w:themeColor="text1"/>
-          <w:sz w:val="24"/>
+          <w:color w:val="000000"/>
+          <w:sz w:val="30"/>
           <w:u w:val="none"/>
           <w:vertAlign w:val="baseline"/>
           <w14:ligatures w14:val="none"/>
@@ -531,14 +566,14 @@
       </w:r>
       <w:r>
         <w:rPr>
-          <w:rFonts w:ascii="宋体" w:hAnsi="宋体" w:eastAsia="宋体" w:cs="宋体"/>
+          <w:rFonts w:ascii="楷体" w:hAnsi="楷体" w:eastAsia="楷体" w:cs="宋体"/>
           <w:b w:val="0"/>
           <w:bCs w:val="0"/>
           <w:caps w:val="0"/>
           <w:smallCaps w:val="0"/>
           <w:strike w:val="0"/>
-          <w:color w:val="000000" w:themeColor="text1"/>
-          <w:sz w:val="28"/>
+          <w:color w:val="000000"/>
+          <w:sz w:val="30"/>
           <w:szCs w:val="28"/>
           <w:u w:val="none"/>
           <w:vertAlign w:val="baseline"/>
@@ -547,14 +582,14 @@
       </w:r>
       <w:r>
         <w:rPr>
-          <w:rFonts w:ascii="宋体" w:hAnsi="宋体" w:cs="宋体"/>
+          <w:rFonts w:ascii="楷体" w:hAnsi="楷体" w:eastAsia="楷体" w:cs="宋体"/>
           <w:b w:val="0"/>
           <w:bCs w:val="0"/>
           <w:caps w:val="0"/>
           <w:smallCaps w:val="0"/>
           <w:strike w:val="0"/>
-          <w:color w:val="000000" w:themeColor="text1"/>
-          <w:sz w:val="28"/>
+          <w:color w:val="000000"/>
+          <w:sz w:val="30"/>
           <w:szCs w:val="28"/>
           <w:u w:val="none"/>
           <w:vertAlign w:val="baseline"/>
@@ -564,20 +599,21 @@
     </w:p>
     <w:p>
       <w:pPr>
+        <w:pStyle w:val="ReportBody"/>
         <w:suppressLineNumbers w:val="false"/>
         <w:pBdr/>
-        <w:spacing w:before="60"/>
+        <w:spacing w:before="60" w:line="360" w:lineRule="auto"/>
         <w:ind w:start="598" w:firstLine="280"/>
-        <w:jc w:val="left"/>
-        <w:rPr>
-          <w:rFonts w:ascii="宋体" w:hAnsi="宋体" w:cs="宋体"/>
+        <w:jc w:val="both"/>
+        <w:rPr>
+          <w:rFonts w:ascii="楷体" w:hAnsi="楷体" w:eastAsia="楷体" w:cs="宋体"/>
           <w:b w:val="0"/>
           <w:bCs w:val="0"/>
           <w:caps w:val="0"/>
           <w:smallCaps w:val="0"/>
           <w:strike w:val="0"/>
-          <w:color w:val="000000" w:themeColor="text1"/>
-          <w:sz w:val="28"/>
+          <w:color w:val="000000"/>
+          <w:sz w:val="30"/>
           <w:szCs w:val="28"/>
           <w:u w:val="none"/>
           <w:vertAlign w:val="baseline"/>
@@ -586,15 +622,15 @@
       </w:pPr>
       <w:r>
         <w:rPr>
-          <w:rFonts w:ascii="宋体" w:hAnsi="宋体" w:eastAsia="宋体" w:cs="宋体"/>
+          <w:rFonts w:ascii="楷体" w:hAnsi="楷体" w:eastAsia="楷体" w:cs="宋体"/>
           <w:b w:val="0"/>
           <w:bCs w:val="0"/>
           <w:i w:val="0"/>
           <w:caps w:val="0"/>
           <w:smallCaps w:val="0"/>
           <w:strike w:val="0"/>
-          <w:color w:val="000000" w:themeColor="text1"/>
-          <w:sz w:val="24"/>
+          <w:color w:val="000000"/>
+          <w:sz w:val="30"/>
           <w:u w:val="none"/>
           <w:vertAlign w:val="baseline"/>
           <w14:ligatures w14:val="none"/>
@@ -603,15 +639,15 @@
       </w:r>
       <w:r>
         <w:rPr>
-          <w:rFonts w:ascii="宋体" w:hAnsi="宋体" w:eastAsia="宋体" w:cs="宋体"/>
+          <w:rFonts w:ascii="楷体" w:hAnsi="楷体" w:eastAsia="楷体" w:cs="宋体"/>
           <w:b w:val="0"/>
           <w:bCs w:val="0"/>
           <w:i w:val="0"/>
           <w:caps w:val="0"/>
           <w:smallCaps w:val="0"/>
           <w:strike w:val="0"/>
-          <w:color w:val="000000" w:themeColor="text1"/>
-          <w:sz w:val="24"/>
+          <w:color w:val="000000"/>
+          <w:sz w:val="30"/>
           <w:u w:val="single"/>
           <w:vertAlign w:val="baseline"/>
           <w14:ligatures w14:val="none"/>
@@ -620,15 +656,15 @@
       </w:r>
       <w:r>
         <w:rPr>
-          <w:rFonts w:ascii="宋体" w:hAnsi="宋体" w:eastAsia="宋体" w:cs="宋体"/>
+          <w:rFonts w:ascii="楷体" w:hAnsi="楷体" w:eastAsia="楷体" w:cs="宋体"/>
           <w:b w:val="0"/>
           <w:bCs w:val="0"/>
           <w:i w:val="0"/>
           <w:caps w:val="0"/>
           <w:smallCaps w:val="0"/>
           <w:strike w:val="0"/>
-          <w:color w:val="000000" w:themeColor="text1"/>
-          <w:sz w:val="24"/>
+          <w:color w:val="000000"/>
+          <w:sz w:val="30"/>
           <w:u w:val="none"/>
           <w:vertAlign w:val="baseline"/>
           <w14:ligatures w14:val="none"/>
@@ -637,14 +673,14 @@
       </w:r>
       <w:r>
         <w:rPr>
-          <w:rFonts w:ascii="宋体" w:hAnsi="宋体" w:eastAsia="宋体" w:cs="宋体"/>
+          <w:rFonts w:ascii="楷体" w:hAnsi="楷体" w:eastAsia="楷体" w:cs="宋体"/>
           <w:b w:val="0"/>
           <w:bCs w:val="0"/>
           <w:caps w:val="0"/>
           <w:smallCaps w:val="0"/>
           <w:strike w:val="0"/>
-          <w:color w:val="000000" w:themeColor="text1"/>
-          <w:sz w:val="28"/>
+          <w:color w:val="000000"/>
+          <w:sz w:val="30"/>
           <w:szCs w:val="28"/>
           <w:u w:val="none"/>
           <w:vertAlign w:val="baseline"/>
@@ -653,14 +689,14 @@
       </w:r>
       <w:r>
         <w:rPr>
-          <w:rFonts w:ascii="宋体" w:hAnsi="宋体" w:cs="宋体"/>
+          <w:rFonts w:ascii="楷体" w:hAnsi="楷体" w:eastAsia="楷体" w:cs="宋体"/>
           <w:b w:val="0"/>
           <w:bCs w:val="0"/>
           <w:caps w:val="0"/>
           <w:smallCaps w:val="0"/>
           <w:strike w:val="0"/>
-          <w:color w:val="000000" w:themeColor="text1"/>
-          <w:sz w:val="28"/>
+          <w:color w:val="000000"/>
+          <w:sz w:val="30"/>
           <w:szCs w:val="28"/>
           <w:u w:val="none"/>
           <w:vertAlign w:val="baseline"/>
@@ -670,19 +706,21 @@
     </w:p>
     <w:p>
       <w:pPr>
+        <w:pStyle w:val="ReportBody"/>
         <w:suppressLineNumbers w:val="false"/>
         <w:pBdr/>
-        <w:spacing w:before="60"/>
+        <w:spacing w:before="60" w:line="360" w:lineRule="auto"/>
         <w:ind w:start="598" w:firstLine="280"/>
-        <w:rPr>
-          <w:rFonts w:ascii="宋体" w:hAnsi="宋体" w:cs="宋体"/>
+        <w:jc w:val="both"/>
+        <w:rPr>
+          <w:rFonts w:ascii="楷体" w:hAnsi="楷体" w:eastAsia="楷体" w:cs="宋体"/>
           <w:b w:val="0"/>
           <w:bCs w:val="0"/>
           <w:caps w:val="0"/>
           <w:smallCaps w:val="0"/>
           <w:strike w:val="0"/>
-          <w:color w:val="000000" w:themeColor="text1"/>
-          <w:sz w:val="28"/>
+          <w:color w:val="000000"/>
+          <w:sz w:val="30"/>
           <w:szCs w:val="28"/>
           <w:u w:val="none"/>
           <w:vertAlign w:val="baseline"/>
@@ -691,15 +729,15 @@
       </w:pPr>
       <w:r>
         <w:rPr>
-          <w:rFonts w:ascii="宋体" w:hAnsi="宋体" w:eastAsia="宋体" w:cs="宋体"/>
+          <w:rFonts w:ascii="楷体" w:hAnsi="楷体" w:eastAsia="楷体" w:cs="宋体"/>
           <w:b w:val="0"/>
           <w:bCs w:val="0"/>
           <w:i w:val="0"/>
           <w:caps w:val="0"/>
           <w:smallCaps w:val="0"/>
           <w:strike w:val="0"/>
-          <w:color w:val="000000" w:themeColor="text1"/>
-          <w:sz w:val="24"/>
+          <w:color w:val="000000"/>
+          <w:sz w:val="30"/>
           <w:u w:val="none"/>
           <w:vertAlign w:val="baseline"/>
           <w14:ligatures w14:val="none"/>
@@ -708,15 +746,15 @@
       </w:r>
       <w:r>
         <w:rPr>
-          <w:rFonts w:ascii="宋体" w:hAnsi="宋体" w:eastAsia="宋体" w:cs="宋体"/>
+          <w:rFonts w:ascii="楷体" w:hAnsi="楷体" w:eastAsia="楷体" w:cs="宋体"/>
           <w:b w:val="0"/>
           <w:bCs w:val="0"/>
           <w:i w:val="0"/>
           <w:caps w:val="0"/>
           <w:smallCaps w:val="0"/>
           <w:strike w:val="0"/>
-          <w:color w:val="000000" w:themeColor="text1"/>
-          <w:sz w:val="24"/>
+          <w:color w:val="000000"/>
+          <w:sz w:val="30"/>
           <w:u w:val="single"/>
           <w:vertAlign w:val="baseline"/>
           <w14:ligatures w14:val="none"/>
@@ -725,15 +763,15 @@
       </w:r>
       <w:r>
         <w:rPr>
-          <w:rFonts w:ascii="宋体" w:hAnsi="宋体" w:eastAsia="宋体" w:cs="宋体"/>
+          <w:rFonts w:ascii="楷体" w:hAnsi="楷体" w:eastAsia="楷体" w:cs="宋体"/>
           <w:b w:val="0"/>
           <w:bCs w:val="0"/>
           <w:i w:val="0"/>
           <w:caps w:val="0"/>
           <w:smallCaps w:val="0"/>
           <w:strike w:val="0"/>
-          <w:color w:val="000000" w:themeColor="text1"/>
-          <w:sz w:val="24"/>
+          <w:color w:val="000000"/>
+          <w:sz w:val="30"/>
           <w:u w:val="none"/>
           <w:vertAlign w:val="baseline"/>
           <w14:ligatures w14:val="none"/>
@@ -742,14 +780,14 @@
       </w:r>
       <w:r>
         <w:rPr>
-          <w:rFonts w:ascii="宋体" w:hAnsi="宋体" w:eastAsia="宋体" w:cs="宋体"/>
+          <w:rFonts w:ascii="楷体" w:hAnsi="楷体" w:eastAsia="楷体" w:cs="宋体"/>
           <w:b w:val="0"/>
           <w:bCs w:val="0"/>
           <w:caps w:val="0"/>
           <w:smallCaps w:val="0"/>
           <w:strike w:val="0"/>
-          <w:color w:val="000000" w:themeColor="text1"/>
-          <w:sz w:val="28"/>
+          <w:color w:val="000000"/>
+          <w:sz w:val="30"/>
           <w:szCs w:val="28"/>
           <w:u w:val="none"/>
           <w:vertAlign w:val="baseline"/>
@@ -758,14 +796,14 @@
       </w:r>
       <w:r>
         <w:rPr>
-          <w:rFonts w:ascii="宋体" w:hAnsi="宋体" w:cs="宋体"/>
+          <w:rFonts w:ascii="楷体" w:hAnsi="楷体" w:eastAsia="楷体" w:cs="宋体"/>
           <w:b w:val="0"/>
           <w:bCs w:val="0"/>
           <w:caps w:val="0"/>
           <w:smallCaps w:val="0"/>
           <w:strike w:val="0"/>
-          <w:color w:val="000000" w:themeColor="text1"/>
-          <w:sz w:val="28"/>
+          <w:color w:val="000000"/>
+          <w:sz w:val="30"/>
           <w:szCs w:val="28"/>
           <w:u w:val="none"/>
           <w:vertAlign w:val="baseline"/>
@@ -775,19 +813,21 @@
     </w:p>
     <w:p>
       <w:pPr>
+        <w:pStyle w:val="ReportBody"/>
         <w:suppressLineNumbers w:val="false"/>
         <w:pBdr/>
-        <w:spacing w:before="60"/>
+        <w:spacing w:before="60" w:line="360" w:lineRule="auto"/>
         <w:ind w:start="598" w:firstLine="280"/>
-        <w:rPr>
-          <w:rFonts w:ascii="宋体" w:hAnsi="宋体" w:cs="宋体"/>
+        <w:jc w:val="both"/>
+        <w:rPr>
+          <w:rFonts w:ascii="楷体" w:hAnsi="楷体" w:eastAsia="楷体" w:cs="宋体"/>
           <w:b w:val="0"/>
           <w:bCs w:val="0"/>
           <w:caps w:val="0"/>
           <w:smallCaps w:val="0"/>
           <w:strike w:val="0"/>
-          <w:color w:val="000000" w:themeColor="text1"/>
-          <w:sz w:val="28"/>
+          <w:color w:val="000000"/>
+          <w:sz w:val="30"/>
           <w:szCs w:val="28"/>
           <w:u w:val="none"/>
           <w:vertAlign w:val="baseline"/>
@@ -796,15 +836,15 @@
       </w:pPr>
       <w:r>
         <w:rPr>
-          <w:rFonts w:ascii="宋体" w:hAnsi="宋体" w:eastAsia="宋体" w:cs="宋体"/>
+          <w:rFonts w:ascii="楷体" w:hAnsi="楷体" w:eastAsia="楷体" w:cs="宋体"/>
           <w:b w:val="0"/>
           <w:bCs w:val="0"/>
           <w:i w:val="0"/>
           <w:caps w:val="0"/>
           <w:smallCaps w:val="0"/>
           <w:strike w:val="0"/>
-          <w:color w:val="000000" w:themeColor="text1"/>
-          <w:sz w:val="24"/>
+          <w:color w:val="000000"/>
+          <w:sz w:val="30"/>
           <w:u w:val="none"/>
           <w:vertAlign w:val="baseline"/>
           <w14:ligatures w14:val="none"/>
@@ -813,15 +853,15 @@
       </w:r>
       <w:r>
         <w:rPr>
-          <w:rFonts w:ascii="宋体" w:hAnsi="宋体" w:eastAsia="宋体" w:cs="宋体"/>
+          <w:rFonts w:ascii="楷体" w:hAnsi="楷体" w:eastAsia="楷体" w:cs="宋体"/>
           <w:b w:val="0"/>
           <w:bCs w:val="0"/>
           <w:i w:val="0"/>
           <w:caps w:val="0"/>
           <w:smallCaps w:val="0"/>
           <w:strike w:val="0"/>
-          <w:color w:val="000000" w:themeColor="text1"/>
-          <w:sz w:val="24"/>
+          <w:color w:val="000000"/>
+          <w:sz w:val="30"/>
           <w:u w:val="single"/>
           <w:vertAlign w:val="baseline"/>
           <w14:ligatures w14:val="none"/>
@@ -830,15 +870,15 @@
       </w:r>
       <w:r>
         <w:rPr>
-          <w:rFonts w:ascii="宋体" w:hAnsi="宋体" w:eastAsia="宋体" w:cs="宋体"/>
+          <w:rFonts w:ascii="楷体" w:hAnsi="楷体" w:eastAsia="楷体" w:cs="宋体"/>
           <w:b w:val="0"/>
           <w:bCs w:val="0"/>
           <w:i w:val="0"/>
           <w:caps w:val="0"/>
           <w:smallCaps w:val="0"/>
           <w:strike w:val="0"/>
-          <w:color w:val="000000" w:themeColor="text1"/>
-          <w:sz w:val="24"/>
+          <w:color w:val="000000"/>
+          <w:sz w:val="30"/>
           <w:u w:val="none"/>
           <w:vertAlign w:val="baseline"/>
           <w14:ligatures w14:val="none"/>
@@ -847,14 +887,14 @@
       </w:r>
       <w:r>
         <w:rPr>
-          <w:rFonts w:ascii="宋体" w:hAnsi="宋体" w:eastAsia="宋体" w:cs="宋体"/>
+          <w:rFonts w:ascii="楷体" w:hAnsi="楷体" w:eastAsia="楷体" w:cs="宋体"/>
           <w:b w:val="0"/>
           <w:bCs w:val="0"/>
           <w:caps w:val="0"/>
           <w:smallCaps w:val="0"/>
           <w:strike w:val="0"/>
-          <w:color w:val="000000" w:themeColor="text1"/>
-          <w:sz w:val="28"/>
+          <w:color w:val="000000"/>
+          <w:sz w:val="30"/>
           <w:szCs w:val="28"/>
           <w:u w:val="none"/>
           <w:vertAlign w:val="baseline"/>
@@ -863,14 +903,14 @@
       </w:r>
       <w:r>
         <w:rPr>
-          <w:rFonts w:ascii="宋体" w:hAnsi="宋体" w:cs="宋体"/>
+          <w:rFonts w:ascii="楷体" w:hAnsi="楷体" w:eastAsia="楷体" w:cs="宋体"/>
           <w:b w:val="0"/>
           <w:bCs w:val="0"/>
           <w:caps w:val="0"/>
           <w:smallCaps w:val="0"/>
           <w:strike w:val="0"/>
-          <w:color w:val="000000" w:themeColor="text1"/>
-          <w:sz w:val="28"/>
+          <w:color w:val="000000"/>
+          <w:sz w:val="30"/>
           <w:szCs w:val="28"/>
           <w:u w:val="none"/>
           <w:vertAlign w:val="baseline"/>
@@ -880,17 +920,19 @@
     </w:p>
     <w:p>
       <w:pPr>
+        <w:pStyle w:val="ReportBody"/>
         <w:suppressLineNumbers w:val="false"/>
         <w:pBdr/>
-        <w:spacing w:before="60"/>
+        <w:spacing w:before="60" w:line="360" w:lineRule="auto"/>
         <w:ind w:start="598" w:firstLine="280"/>
-        <w:rPr>
-          <w:rFonts w:ascii="宋体" w:hAnsi="宋体" w:cs="宋体"/>
+        <w:jc w:val="both"/>
+        <w:rPr>
+          <w:rFonts w:ascii="楷体" w:hAnsi="楷体" w:eastAsia="楷体" w:cs="宋体"/>
           <w:caps w:val="0"/>
           <w:smallCaps w:val="0"/>
           <w:strike w:val="0"/>
-          <w:color w:val="000000" w:themeColor="text1"/>
-          <w:sz w:val="28"/>
+          <w:color w:val="000000"/>
+          <w:sz w:val="30"/>
           <w:szCs w:val="28"/>
           <w:u w:val="none"/>
           <w:vertAlign w:val="baseline"/>
@@ -899,15 +941,15 @@
       </w:pPr>
       <w:r>
         <w:rPr>
-          <w:rFonts w:ascii="宋体" w:hAnsi="宋体" w:eastAsia="宋体" w:cs="宋体"/>
+          <w:rFonts w:ascii="楷体" w:hAnsi="楷体" w:eastAsia="楷体" w:cs="宋体"/>
           <w:b w:val="0"/>
           <w:bCs w:val="0"/>
           <w:i w:val="0"/>
           <w:caps w:val="0"/>
           <w:smallCaps w:val="0"/>
           <w:strike w:val="0"/>
-          <w:color w:val="000000" w:themeColor="text1"/>
-          <w:sz w:val="24"/>
+          <w:color w:val="000000"/>
+          <w:sz w:val="30"/>
           <w:u w:val="none"/>
           <w:vertAlign w:val="baseline"/>
           <w14:ligatures w14:val="none"/>
@@ -916,15 +958,15 @@
       </w:r>
       <w:r>
         <w:rPr>
-          <w:rFonts w:ascii="宋体" w:hAnsi="宋体" w:eastAsia="宋体" w:cs="宋体"/>
+          <w:rFonts w:ascii="楷体" w:hAnsi="楷体" w:eastAsia="楷体" w:cs="宋体"/>
           <w:b w:val="0"/>
           <w:bCs w:val="0"/>
           <w:i w:val="0"/>
           <w:caps w:val="0"/>
           <w:smallCaps w:val="0"/>
           <w:strike w:val="0"/>
-          <w:color w:val="000000" w:themeColor="text1"/>
-          <w:sz w:val="24"/>
+          <w:color w:val="000000"/>
+          <w:sz w:val="30"/>
           <w:u w:val="single"/>
           <w:vertAlign w:val="baseline"/>
           <w14:ligatures w14:val="none"/>
@@ -933,15 +975,15 @@
       </w:r>
       <w:r>
         <w:rPr>
-          <w:rFonts w:ascii="宋体" w:hAnsi="宋体" w:eastAsia="宋体" w:cs="宋体"/>
+          <w:rFonts w:ascii="楷体" w:hAnsi="楷体" w:eastAsia="楷体" w:cs="宋体"/>
           <w:b w:val="0"/>
           <w:bCs w:val="0"/>
           <w:i w:val="0"/>
           <w:caps w:val="0"/>
           <w:smallCaps w:val="0"/>
           <w:strike w:val="0"/>
-          <w:color w:val="000000" w:themeColor="text1"/>
-          <w:sz w:val="24"/>
+          <w:color w:val="000000"/>
+          <w:sz w:val="30"/>
           <w:u w:val="single"/>
           <w:vertAlign w:val="baseline"/>
           <w14:ligatures w14:val="none"/>
@@ -950,15 +992,15 @@
       </w:r>
       <w:r>
         <w:rPr>
-          <w:rFonts w:ascii="宋体" w:hAnsi="宋体" w:eastAsia="宋体" w:cs="宋体"/>
+          <w:rFonts w:ascii="楷体" w:hAnsi="楷体" w:eastAsia="楷体" w:cs="宋体"/>
           <w:b w:val="0"/>
           <w:bCs w:val="0"/>
           <w:i w:val="0"/>
           <w:caps w:val="0"/>
           <w:smallCaps w:val="0"/>
           <w:strike w:val="0"/>
-          <w:color w:val="000000" w:themeColor="text1"/>
-          <w:sz w:val="24"/>
+          <w:color w:val="000000"/>
+          <w:sz w:val="30"/>
           <w:u w:val="single"/>
           <w:vertAlign w:val="baseline"/>
           <w14:ligatures w14:val="none"/>
@@ -967,14 +1009,14 @@
       </w:r>
       <w:r>
         <w:rPr>
-          <w:rFonts w:ascii="宋体" w:hAnsi="宋体" w:eastAsia="宋体" w:cs="宋体"/>
+          <w:rFonts w:ascii="楷体" w:hAnsi="楷体" w:eastAsia="楷体" w:cs="宋体"/>
           <w:b/>
           <w:i w:val="0"/>
           <w:caps w:val="0"/>
           <w:smallCaps w:val="0"/>
           <w:strike w:val="0"/>
-          <w:color w:val="000000" w:themeColor="text1"/>
-          <w:sz w:val="24"/>
+          <w:color w:val="000000"/>
+          <w:sz w:val="30"/>
           <w:u w:val="single"/>
           <w:vertAlign w:val="baseline"/>
           <w14:ligatures w14:val="none"/>
@@ -983,14 +1025,14 @@
       </w:r>
       <w:r>
         <w:rPr>
-          <w:rFonts w:ascii="宋体" w:hAnsi="宋体" w:eastAsia="宋体" w:cs="宋体"/>
+          <w:rFonts w:ascii="楷体" w:hAnsi="楷体" w:eastAsia="楷体" w:cs="宋体"/>
           <w:b/>
           <w:i w:val="0"/>
           <w:caps w:val="0"/>
           <w:smallCaps w:val="0"/>
           <w:strike w:val="0"/>
-          <w:color w:val="000000" w:themeColor="text1"/>
-          <w:sz w:val="24"/>
+          <w:color w:val="000000"/>
+          <w:sz w:val="30"/>
           <w:u w:val="none"/>
           <w:vertAlign w:val="baseline"/>
           <w14:ligatures w14:val="none"/>
@@ -999,12 +1041,12 @@
       </w:r>
       <w:r>
         <w:rPr>
-          <w:rFonts w:ascii="宋体" w:hAnsi="宋体" w:eastAsia="宋体" w:cs="宋体"/>
+          <w:rFonts w:ascii="楷体" w:hAnsi="楷体" w:eastAsia="楷体" w:cs="宋体"/>
           <w:caps w:val="0"/>
           <w:smallCaps w:val="0"/>
           <w:strike w:val="0"/>
-          <w:color w:val="000000" w:themeColor="text1"/>
-          <w:sz w:val="28"/>
+          <w:color w:val="000000"/>
+          <w:sz w:val="30"/>
           <w:szCs w:val="28"/>
           <w:u w:val="none"/>
           <w:vertAlign w:val="baseline"/>
@@ -1013,12 +1055,12 @@
       </w:r>
       <w:r>
         <w:rPr>
-          <w:rFonts w:ascii="宋体" w:hAnsi="宋体" w:cs="宋体"/>
+          <w:rFonts w:ascii="楷体" w:hAnsi="楷体" w:eastAsia="楷体" w:cs="宋体"/>
           <w:caps w:val="0"/>
           <w:smallCaps w:val="0"/>
           <w:strike w:val="0"/>
-          <w:color w:val="000000" w:themeColor="text1"/>
-          <w:sz w:val="28"/>
+          <w:color w:val="000000"/>
+          <w:sz w:val="30"/>
           <w:szCs w:val="28"/>
           <w:u w:val="none"/>
           <w:vertAlign w:val="baseline"/>
@@ -1225,35 +1267,40 @@
         <w:pBdr/>
         <w:spacing w:before="60"/>
         <w:ind w:start="1440" w:firstLine="801"/>
-        <w:rPr>
-          <w:rFonts w:ascii="华文行楷" w:eastAsia="华文行楷"/>
-          <w:b/>
-          <w:sz w:val="32"/>
+        <w:jc w:val="center"/>
+        <w:rPr>
+          <w:rFonts w:ascii="楷体" w:hAnsi="楷体" w:eastAsia="楷体"/>
+          <w:b/>
+          <w:color w:val="000000"/>
+          <w:sz w:val="30"/>
           <w:szCs w:val="32"/>
         </w:rPr>
       </w:pPr>
       <w:r>
         <w:rPr>
-          <w:rFonts w:hint="eastAsia" w:ascii="华文行楷" w:eastAsia="华文行楷"/>
-          <w:b/>
-          <w:sz w:val="32"/>
+          <w:rFonts w:hint="eastAsia" w:ascii="楷体" w:hAnsi="楷体" w:eastAsia="楷体"/>
+          <w:b/>
+          <w:color w:val="000000"/>
+          <w:sz w:val="30"/>
           <w:szCs w:val="32"/>
         </w:rPr>
         <w:t xml:space="preserve">中国矿业大学环境与测绘学院</w:t>
       </w:r>
       <w:r>
         <w:rPr>
-          <w:rFonts w:ascii="华文行楷" w:eastAsia="华文行楷"/>
-          <w:b/>
-          <w:sz w:val="32"/>
+          <w:rFonts w:ascii="楷体" w:hAnsi="楷体" w:eastAsia="楷体"/>
+          <w:b/>
+          <w:color w:val="000000"/>
+          <w:sz w:val="30"/>
           <w:szCs w:val="32"/>
         </w:rPr>
       </w:r>
       <w:r>
         <w:rPr>
-          <w:rFonts w:ascii="华文行楷" w:eastAsia="华文行楷"/>
-          <w:b/>
-          <w:sz w:val="32"/>
+          <w:rFonts w:ascii="楷体" w:hAnsi="楷体" w:eastAsia="楷体"/>
+          <w:b/>
+          <w:color w:val="000000"/>
+          <w:sz w:val="30"/>
           <w:szCs w:val="32"/>
         </w:rPr>
       </w:r>
@@ -1263,15 +1310,20 @@
         <w:pBdr/>
         <w:spacing w:before="60"/>
         <w:ind w:start="1440" w:firstLine="2259"/>
-        <w:rPr>
-          <w:b/>
+        <w:jc w:val="center"/>
+        <w:rPr>
+          <w:rFonts w:ascii="楷体" w:hAnsi="楷体" w:eastAsia="楷体"/>
+          <w:b/>
+          <w:color w:val="000000"/>
           <w:sz w:val="30"/>
           <w:szCs w:val="30"/>
         </w:rPr>
       </w:pPr>
       <w:r>
         <w:rPr>
-          <w:b/>
+          <w:rFonts w:ascii="楷体" w:hAnsi="楷体" w:eastAsia="楷体"/>
+          <w:b/>
+          <w:color w:val="000000"/>
           <w:sz w:val="30"/>
           <w:szCs w:val="30"/>
         </w:rPr>
@@ -1279,7 +1331,9 @@
       </w:r>
       <w:r>
         <w:rPr>
-          <w:b/>
+          <w:rFonts w:ascii="楷体" w:hAnsi="楷体" w:eastAsia="楷体"/>
+          <w:b/>
+          <w:color w:val="000000"/>
           <w:sz w:val="30"/>
           <w:szCs w:val="30"/>
         </w:rPr>
@@ -1287,7 +1341,9 @@
       </w:r>
       <w:r>
         <w:rPr>
-          <w:b/>
+          <w:rFonts w:ascii="楷体" w:hAnsi="楷体" w:eastAsia="楷体"/>
+          <w:b/>
+          <w:color w:val="000000"/>
           <w:sz w:val="30"/>
           <w:szCs w:val="30"/>
         </w:rPr>
@@ -1295,8 +1351,9 @@
       </w:r>
       <w:r>
         <w:rPr>
-          <w:rFonts w:hint="eastAsia"/>
-          <w:b/>
+          <w:rFonts w:hint="eastAsia" w:ascii="楷体" w:hAnsi="楷体" w:eastAsia="楷体"/>
+          <w:b/>
+          <w:color w:val="000000"/>
           <w:sz w:val="30"/>
           <w:szCs w:val="30"/>
         </w:rPr>
@@ -1304,7 +1361,9 @@
       </w:r>
       <w:r>
         <w:rPr>
-          <w:b/>
+          <w:rFonts w:ascii="楷体" w:hAnsi="楷体" w:eastAsia="楷体"/>
+          <w:b/>
+          <w:color w:val="000000"/>
           <w:sz w:val="30"/>
           <w:szCs w:val="30"/>
         </w:rPr>
@@ -1312,14 +1371,18 @@
       </w:r>
       <w:r>
         <w:rPr>
-          <w:b/>
+          <w:rFonts w:ascii="楷体" w:hAnsi="楷体" w:eastAsia="楷体"/>
+          <w:b/>
+          <w:color w:val="000000"/>
           <w:sz w:val="30"/>
           <w:szCs w:val="30"/>
         </w:rPr>
       </w:r>
       <w:r>
         <w:rPr>
-          <w:b/>
+          <w:rFonts w:ascii="楷体" w:hAnsi="楷体" w:eastAsia="楷体"/>
+          <w:b/>
+          <w:color w:val="000000"/>
           <w:sz w:val="30"/>
           <w:szCs w:val="30"/>
         </w:rPr>
@@ -1339,50 +1402,56 @@
     </w:p>
     <w:p>
       <w:pPr>
+        <w:pStyle w:val="ReportHeading1"/>
         <w:pBdr/>
         <w:spacing w:after="156" w:afterLines="50"/>
         <w:ind/>
         <w:jc w:val="left"/>
         <w:outlineLvl w:val="0"/>
         <w:rPr>
-          <w:rFonts w:ascii="Times New Roman" w:hAnsi="Times New Roman"/>
-          <w:b/>
-          <w:sz w:val="36"/>
+          <w:rFonts w:ascii="黑体" w:hAnsi="黑体" w:eastAsia="黑体"/>
+          <w:b/>
+          <w:color w:val="000000"/>
+          <w:sz w:val="28"/>
           <w:szCs w:val="36"/>
         </w:rPr>
       </w:pPr>
       <w:bookmarkStart w:name="_Toc05d58720" w:id="1"/>
       <w:r>
         <w:rPr>
-          <w:rFonts w:ascii="Times New Roman" w:hAnsi="Times New Roman"/>
-          <w:b/>
-          <w:sz w:val="36"/>
+          <w:rFonts w:ascii="黑体" w:hAnsi="黑体" w:eastAsia="黑体"/>
+          <w:b/>
+          <w:color w:val="000000"/>
+          <w:sz w:val="28"/>
           <w:szCs w:val="36"/>
         </w:rPr>
         <w:t xml:space="preserve">1 </w:t>
       </w:r>
       <w:r>
         <w:rPr>
-          <w:rFonts w:ascii="Times New Roman" w:hAnsi="Times New Roman"/>
-          <w:b/>
-          <w:sz w:val="36"/>
+          <w:rFonts w:ascii="黑体" w:hAnsi="黑体" w:eastAsia="黑体"/>
+          <w:b/>
+          <w:color w:val="000000"/>
+          <w:sz w:val="28"/>
           <w:szCs w:val="36"/>
         </w:rPr>
         <w:t xml:space="preserve">实验过程</w:t>
       </w:r>
       <w:r>
         <w:rPr>
-          <w:rFonts w:ascii="Times New Roman" w:hAnsi="Times New Roman"/>
-          <w:b/>
-          <w:sz w:val="36"/>
+          <w:rFonts w:ascii="黑体" w:hAnsi="黑体" w:eastAsia="黑体"/>
+          <w:b/>
+          <w:color w:val="000000"/>
+          <w:sz w:val="28"/>
           <w:szCs w:val="36"/>
         </w:rPr>
       </w:r>
       <w:r>
         <w:rPr>
-          <w:rFonts w:ascii="Times New Roman" w:hAnsi="Times New Roman"/>
-          <w:b/>
-          <w:sz w:val="36"/>
+          <w:rFonts w:ascii="黑体" w:hAnsi="黑体" w:eastAsia="黑体"/>
+          <w:b/>
+          <w:color w:val="000000"/>
+          <w:sz w:val="28"/>
           <w:szCs w:val="36"/>
         </w:rPr>
       </w:r>
@@ -1390,223 +1459,319 @@
     </w:p>
     <w:p>
       <w:pPr>
-        <w:pBdr/>
-        <w:spacing w:before="40" w:after="40" w:line="300" w:lineRule="auto"/>
+        <w:pStyle w:val="ReportBody"/>
+        <w:pBdr/>
+        <w:spacing w:before="40" w:after="40" w:line="360" w:lineRule="auto"/>
         <w:ind w:firstLine="420"/>
-        <w:rPr/>
-      </w:pPr>
-      <w:r>
-        <w:rPr>
-          <w:rFonts w:ascii="Times New Roman" w:hAnsi="Times New Roman" w:eastAsia="宋体"/>
-          <w:b w:val="0"/>
-          <w:i w:val="0"/>
+        <w:jc w:val="both"/>
+        <w:rPr>
+          <w:rFonts w:ascii="宋体" w:hAnsi="宋体" w:eastAsia="宋体"/>
+          <w:color w:val="000000"/>
+          <w:sz w:val="21"/>
+        </w:rPr>
+      </w:pPr>
+      <w:r>
+        <w:rPr>
+          <w:rFonts w:ascii="宋体" w:hAnsi="宋体" w:eastAsia="宋体"/>
+          <w:b w:val="0"/>
+          <w:i w:val="0"/>
+          <w:color w:val="000000"/>
           <w:sz w:val="21"/>
         </w:rPr>
         <w:t xml:space="preserve">本轮地理信息系统设计与开发实习自2026年6月23日正式启动，至7月11日完成全功能开发、容器化打包与多服务部署。项目组采用双人分工协作的模式，结合标准的“契约优先开发 ”设计思路，前后端分离，以保障系统整体架构的高内聚与低耦合。</w:t>
       </w:r>
-      <w:r/>
-    </w:p>
-    <w:p>
-      <w:pPr>
-        <w:pBdr/>
-        <w:spacing w:before="40" w:after="40" w:line="300" w:lineRule="auto"/>
+      <w:r>
+        <w:rPr>
+          <w:rFonts w:ascii="宋体" w:hAnsi="宋体" w:eastAsia="宋体"/>
+          <w:color w:val="000000"/>
+          <w:sz w:val="21"/>
+        </w:rPr>
+      </w:r>
+    </w:p>
+    <w:p>
+      <w:pPr>
+        <w:pStyle w:val="ReportBody"/>
+        <w:pBdr/>
+        <w:spacing w:before="40" w:after="40" w:line="360" w:lineRule="auto"/>
         <w:ind w:firstLine="420"/>
-        <w:rPr/>
-      </w:pPr>
-      <w:r>
-        <w:rPr>
-          <w:rFonts w:ascii="Times New Roman" w:hAnsi="Times New Roman" w:eastAsia="宋体"/>
-          <w:b w:val="0"/>
-          <w:i w:val="0"/>
+        <w:jc w:val="both"/>
+        <w:rPr>
+          <w:rFonts w:ascii="宋体" w:hAnsi="宋体" w:eastAsia="宋体"/>
+          <w:color w:val="000000"/>
+          <w:sz w:val="21"/>
+        </w:rPr>
+      </w:pPr>
+      <w:r>
+        <w:rPr>
+          <w:rFonts w:ascii="宋体" w:hAnsi="宋体" w:eastAsia="宋体"/>
+          <w:b w:val="0"/>
+          <w:i w:val="0"/>
+          <w:color w:val="000000"/>
           <w:sz w:val="21"/>
         </w:rPr>
         <w:t xml:space="preserve">作为项目组的</w:t>
       </w:r>
       <w:r>
         <w:rPr>
-          <w:rFonts w:ascii="Times New Roman" w:hAnsi="Times New Roman" w:eastAsia="宋体"/>
-          <w:b w:val="0"/>
-          <w:i w:val="0"/>
+          <w:rFonts w:ascii="宋体" w:hAnsi="宋体" w:eastAsia="宋体"/>
+          <w:b w:val="0"/>
+          <w:i w:val="0"/>
+          <w:color w:val="000000"/>
           <w:sz w:val="21"/>
         </w:rPr>
         <w:t xml:space="preserve">前端</w:t>
       </w:r>
       <w:r>
         <w:rPr>
-          <w:rFonts w:ascii="Times New Roman" w:hAnsi="Times New Roman" w:eastAsia="宋体"/>
-          <w:b w:val="0"/>
-          <w:i w:val="0"/>
+          <w:rFonts w:ascii="宋体" w:hAnsi="宋体" w:eastAsia="宋体"/>
+          <w:b w:val="0"/>
+          <w:i w:val="0"/>
+          <w:color w:val="000000"/>
           <w:sz w:val="21"/>
         </w:rPr>
         <w:t xml:space="preserve">工程师</w:t>
       </w:r>
       <w:r>
         <w:rPr>
-          <w:rFonts w:ascii="Times New Roman" w:hAnsi="Times New Roman" w:eastAsia="宋体"/>
-          <w:b w:val="0"/>
-          <w:i w:val="0"/>
+          <w:rFonts w:ascii="宋体" w:hAnsi="宋体" w:eastAsia="宋体"/>
+          <w:b w:val="0"/>
+          <w:i w:val="0"/>
+          <w:color w:val="000000"/>
           <w:sz w:val="21"/>
         </w:rPr>
         <w:t xml:space="preserve">，我主要负责地图基础底座的设计与封装、前端多模式空间绘制与 Turf.js 拓扑分析、本地 OSRM 路由请求与行驶路线图层渲染，以及独立移动端公众上报页面的自适应开发。在项目后期，因业务联调和系统演示的需要，我还独立承担了全部前端工程的整合与人机交互优化，并完成了基于 rootless Podman Compose 的四服务（Nginx 静态网关、Spring Boot 业务后台、OSRM 路由引擎、PostgreSQL/PostGIS 数据库）的一键容器化编排部署与安全加固。</w:t>
       </w:r>
-      <w:r/>
-    </w:p>
-    <w:p>
-      <w:pPr>
-        <w:pBdr/>
-        <w:spacing w:before="40" w:after="40" w:line="300" w:lineRule="auto"/>
+      <w:r>
+        <w:rPr>
+          <w:rFonts w:ascii="宋体" w:hAnsi="宋体" w:eastAsia="宋体"/>
+          <w:color w:val="000000"/>
+          <w:sz w:val="21"/>
+        </w:rPr>
+      </w:r>
+    </w:p>
+    <w:p>
+      <w:pPr>
+        <w:pStyle w:val="ReportBody"/>
+        <w:pBdr/>
+        <w:spacing w:before="40" w:after="40" w:line="360" w:lineRule="auto"/>
         <w:ind w:firstLine="420"/>
-        <w:rPr/>
-      </w:pPr>
-      <w:r>
-        <w:rPr>
-          <w:rFonts w:ascii="Times New Roman" w:hAnsi="Times New Roman" w:eastAsia="宋体"/>
-          <w:b w:val="0"/>
-          <w:i w:val="0"/>
+        <w:jc w:val="both"/>
+        <w:rPr>
+          <w:rFonts w:ascii="宋体" w:hAnsi="宋体" w:eastAsia="宋体"/>
+          <w:color w:val="000000"/>
+          <w:sz w:val="21"/>
+        </w:rPr>
+      </w:pPr>
+      <w:r>
+        <w:rPr>
+          <w:rFonts w:ascii="宋体" w:hAnsi="宋体" w:eastAsia="宋体"/>
+          <w:b w:val="0"/>
+          <w:i w:val="0"/>
+          <w:color w:val="000000"/>
           <w:sz w:val="21"/>
         </w:rPr>
         <w:t xml:space="preserve">整个实习过程可划分为以下四个阶段：</w:t>
       </w:r>
-      <w:r/>
-    </w:p>
-    <w:p>
-      <w:pPr>
-        <w:pStyle w:val="875"/>
+      <w:r>
+        <w:rPr>
+          <w:rFonts w:ascii="宋体" w:hAnsi="宋体" w:eastAsia="宋体"/>
+          <w:color w:val="000000"/>
+          <w:sz w:val="21"/>
+        </w:rPr>
+      </w:r>
+    </w:p>
+    <w:p>
+      <w:pPr>
+        <w:pStyle w:val="ReportBody"/>
         <w:numPr>
           <w:ilvl w:val="0"/>
           <w:numId w:val="3"/>
         </w:numPr>
         <w:pBdr/>
-        <w:spacing w:before="40" w:after="40" w:line="300" w:lineRule="auto"/>
+        <w:spacing w:before="40" w:after="40" w:line="360" w:lineRule="auto"/>
         <w:ind/>
-        <w:rPr/>
-      </w:pPr>
-      <w:r>
-        <w:rPr>
-          <w:rFonts w:ascii="Times New Roman" w:hAnsi="Times New Roman" w:eastAsia="宋体"/>
-          <w:b w:val="0"/>
-          <w:i w:val="0"/>
+        <w:jc w:val="both"/>
+        <w:rPr>
+          <w:rFonts w:ascii="宋体" w:hAnsi="宋体" w:eastAsia="宋体"/>
+          <w:color w:val="000000"/>
+          <w:sz w:val="21"/>
+        </w:rPr>
+      </w:pPr>
+      <w:r>
+        <w:rPr>
+          <w:rFonts w:ascii="宋体" w:hAnsi="宋体" w:eastAsia="宋体"/>
+          <w:b w:val="0"/>
+          <w:i w:val="0"/>
+          <w:color w:val="000000"/>
           <w:sz w:val="21"/>
         </w:rPr>
         <w:t xml:space="preserve">选题规划与需求对接阶段（第1周）：项目组选定徐州市城区内涝应急处置与防汛管理为业务核心，分析徐州内涝点分布特征。小组成员共同梳理了系统的6大核心模块，并制定了标准的接口契约（IF-1至IF-8），为后续并行编码奠定基础。</w:t>
       </w:r>
-      <w:r/>
-    </w:p>
-    <w:p>
-      <w:pPr>
-        <w:pStyle w:val="875"/>
+      <w:r>
+        <w:rPr>
+          <w:rFonts w:ascii="宋体" w:hAnsi="宋体" w:eastAsia="宋体"/>
+          <w:color w:val="000000"/>
+          <w:sz w:val="21"/>
+        </w:rPr>
+      </w:r>
+    </w:p>
+    <w:p>
+      <w:pPr>
+        <w:pStyle w:val="ReportBody"/>
         <w:numPr>
           <w:ilvl w:val="0"/>
           <w:numId w:val="3"/>
         </w:numPr>
         <w:pBdr/>
-        <w:spacing w:before="40" w:after="40" w:line="300" w:lineRule="auto"/>
+        <w:spacing w:before="40" w:after="40" w:line="360" w:lineRule="auto"/>
         <w:ind/>
-        <w:rPr/>
-      </w:pPr>
-      <w:r>
-        <w:rPr>
-          <w:rFonts w:ascii="Times New Roman" w:hAnsi="Times New Roman" w:eastAsia="宋体"/>
-          <w:b w:val="0"/>
-          <w:i w:val="0"/>
+        <w:jc w:val="both"/>
+        <w:rPr>
+          <w:rFonts w:ascii="宋体" w:hAnsi="宋体" w:eastAsia="宋体"/>
+          <w:color w:val="000000"/>
+          <w:sz w:val="21"/>
+        </w:rPr>
+      </w:pPr>
+      <w:r>
+        <w:rPr>
+          <w:rFonts w:ascii="宋体" w:hAnsi="宋体" w:eastAsia="宋体"/>
+          <w:b w:val="0"/>
+          <w:i w:val="0"/>
+          <w:color w:val="000000"/>
           <w:sz w:val="21"/>
         </w:rPr>
         <w:t xml:space="preserve">WebGIS 底座与空间查询开发阶段（第2-3周）：采用 Vue 3 和 MapLibre GL JS 搭建地图基础渲染平台，将地图状态抽象为 Pinia 共享实例，提供 useMap 核心 Composable 供全局组件调用。在前端结合 Turf.js 完成缓冲区计算与动态绘制渲染，并调用后端空间查询 REST 接口。</w:t>
       </w:r>
-      <w:r/>
-    </w:p>
-    <w:p>
-      <w:pPr>
-        <w:pStyle w:val="875"/>
+      <w:r>
+        <w:rPr>
+          <w:rFonts w:ascii="宋体" w:hAnsi="宋体" w:eastAsia="宋体"/>
+          <w:color w:val="000000"/>
+          <w:sz w:val="21"/>
+        </w:rPr>
+      </w:r>
+    </w:p>
+    <w:p>
+      <w:pPr>
+        <w:pStyle w:val="ReportBody"/>
         <w:numPr>
           <w:ilvl w:val="0"/>
           <w:numId w:val="3"/>
         </w:numPr>
         <w:pBdr/>
-        <w:spacing w:before="40" w:after="40" w:line="300" w:lineRule="auto"/>
+        <w:spacing w:before="40" w:after="40" w:line="360" w:lineRule="auto"/>
         <w:ind/>
-        <w:rPr/>
-      </w:pPr>
-      <w:r>
-        <w:rPr>
-          <w:rFonts w:ascii="Times New Roman" w:hAnsi="Times New Roman" w:eastAsia="宋体"/>
-          <w:b w:val="0"/>
-          <w:i w:val="0"/>
+        <w:jc w:val="both"/>
+        <w:rPr>
+          <w:rFonts w:ascii="宋体" w:hAnsi="宋体" w:eastAsia="宋体"/>
+          <w:color w:val="000000"/>
+          <w:sz w:val="21"/>
+        </w:rPr>
+      </w:pPr>
+      <w:r>
+        <w:rPr>
+          <w:rFonts w:ascii="宋体" w:hAnsi="宋体" w:eastAsia="宋体"/>
+          <w:b w:val="0"/>
+          <w:i w:val="0"/>
+          <w:color w:val="000000"/>
           <w:sz w:val="21"/>
         </w:rPr>
         <w:t xml:space="preserve">应急派单与路线规划开发阶段（第4-5周）：引入 OSRM 本地服务实现道路级别的行驶路径计算，设计 MapLibre GeoJSON 路线流光动画。同时，对接后端工单派发、抵达与完成的状态机生命周期，实现多端 WebSocket 实时刷新。此外，额外设计开发了移动端上报页面，支持手机 Geolocation 定位及 Canvas 客户端图片压缩。</w:t>
       </w:r>
-      <w:r/>
-    </w:p>
-    <w:p>
-      <w:pPr>
-        <w:pStyle w:val="875"/>
+      <w:r>
+        <w:rPr>
+          <w:rFonts w:ascii="宋体" w:hAnsi="宋体" w:eastAsia="宋体"/>
+          <w:color w:val="000000"/>
+          <w:sz w:val="21"/>
+        </w:rPr>
+      </w:r>
+    </w:p>
+    <w:p>
+      <w:pPr>
+        <w:pStyle w:val="ReportBody"/>
         <w:numPr>
           <w:ilvl w:val="0"/>
           <w:numId w:val="3"/>
         </w:numPr>
         <w:pBdr/>
-        <w:spacing w:before="40" w:after="40" w:line="300" w:lineRule="auto"/>
+        <w:spacing w:before="40" w:after="40" w:line="360" w:lineRule="auto"/>
         <w:ind/>
-        <w:rPr/>
-      </w:pPr>
-      <w:r>
-        <w:rPr>
-          <w:rFonts w:ascii="Times New Roman" w:hAnsi="Times New Roman" w:eastAsia="宋体"/>
-          <w:b w:val="0"/>
-          <w:i w:val="0"/>
+        <w:jc w:val="both"/>
+        <w:rPr>
+          <w:rFonts w:ascii="宋体" w:hAnsi="宋体" w:eastAsia="宋体"/>
+          <w:color w:val="000000"/>
+          <w:sz w:val="21"/>
+        </w:rPr>
+      </w:pPr>
+      <w:r>
+        <w:rPr>
+          <w:rFonts w:ascii="宋体" w:hAnsi="宋体" w:eastAsia="宋体"/>
+          <w:b w:val="0"/>
+          <w:i w:val="0"/>
+          <w:color w:val="000000"/>
           <w:sz w:val="21"/>
         </w:rPr>
         <w:t xml:space="preserve">容器化编排、联调与生产构建阶段（第6-8周）：编写 up.sh 和 compose.yaml 配置文件，解决 rootless Podman 5.8.2 的用户命名空间冲突，利用 Nginx 实现同源反向代理和 CSP 安全响应头配置。排查并修复了 Vite 生产构建下 SockJS global 缺失的 Bug，进行了端到端全链路业务闭环验收。</w:t>
       </w:r>
-      <w:r/>
-    </w:p>
-    <w:p>
-      <w:pPr>
+      <w:r>
+        <w:rPr>
+          <w:rFonts w:ascii="宋体" w:hAnsi="宋体" w:eastAsia="宋体"/>
+          <w:color w:val="000000"/>
+          <w:sz w:val="21"/>
+        </w:rPr>
+      </w:r>
+    </w:p>
+    <w:p>
+      <w:pPr>
+        <w:pStyle w:val="ReportHeading1"/>
         <w:pBdr/>
         <w:spacing w:before="156" w:beforeLines="50" w:after="156" w:afterLines="50"/>
         <w:ind/>
         <w:jc w:val="left"/>
         <w:outlineLvl w:val="0"/>
         <w:rPr>
-          <w:rFonts w:ascii="Times New Roman" w:hAnsi="Times New Roman"/>
-          <w:b/>
-          <w:sz w:val="36"/>
+          <w:rFonts w:ascii="黑体" w:hAnsi="黑体" w:eastAsia="黑体"/>
+          <w:b/>
+          <w:color w:val="000000"/>
+          <w:sz w:val="28"/>
           <w:szCs w:val="36"/>
         </w:rPr>
       </w:pPr>
       <w:bookmarkStart w:name="_Toc7f227baf" w:id="2"/>
       <w:r>
         <w:rPr>
-          <w:rFonts w:hint="eastAsia" w:ascii="Times New Roman" w:hAnsi="Times New Roman"/>
-          <w:b/>
-          <w:sz w:val="36"/>
+          <w:rFonts w:hint="eastAsia" w:ascii="黑体" w:hAnsi="黑体" w:eastAsia="黑体"/>
+          <w:b/>
+          <w:color w:val="000000"/>
+          <w:sz w:val="28"/>
           <w:szCs w:val="36"/>
         </w:rPr>
         <w:t xml:space="preserve">2 </w:t>
       </w:r>
       <w:r>
         <w:rPr>
-          <w:rFonts w:hint="eastAsia" w:ascii="Times New Roman" w:hAnsi="Times New Roman"/>
-          <w:b/>
-          <w:sz w:val="36"/>
+          <w:rFonts w:hint="eastAsia" w:ascii="黑体" w:hAnsi="黑体" w:eastAsia="黑体"/>
+          <w:b/>
+          <w:color w:val="000000"/>
+          <w:sz w:val="28"/>
           <w:szCs w:val="36"/>
         </w:rPr>
         <w:t xml:space="preserve">个人工作介绍</w:t>
       </w:r>
       <w:r>
         <w:rPr>
-          <w:rFonts w:ascii="Times New Roman" w:hAnsi="Times New Roman"/>
-          <w:b/>
-          <w:sz w:val="36"/>
+          <w:rFonts w:ascii="黑体" w:hAnsi="黑体" w:eastAsia="黑体"/>
+          <w:b/>
+          <w:color w:val="000000"/>
+          <w:sz w:val="28"/>
           <w:szCs w:val="36"/>
         </w:rPr>
       </w:r>
       <w:r>
         <w:rPr>
-          <w:rFonts w:ascii="Times New Roman" w:hAnsi="Times New Roman"/>
-          <w:b/>
-          <w:sz w:val="36"/>
+          <w:rFonts w:ascii="黑体" w:hAnsi="黑体" w:eastAsia="黑体"/>
+          <w:b/>
+          <w:color w:val="000000"/>
+          <w:sz w:val="28"/>
           <w:szCs w:val="36"/>
         </w:rPr>
       </w:r>
@@ -1614,187 +1779,280 @@
     </w:p>
     <w:p>
       <w:pPr>
-        <w:pBdr/>
-        <w:spacing w:before="40" w:after="40" w:line="300" w:lineRule="auto"/>
+        <w:pStyle w:val="ReportBody"/>
+        <w:pBdr/>
+        <w:spacing w:before="40" w:after="40" w:line="360" w:lineRule="auto"/>
         <w:ind w:firstLine="420"/>
-        <w:rPr/>
-      </w:pPr>
-      <w:r>
-        <w:rPr>
-          <w:rFonts w:ascii="Times New Roman" w:hAnsi="Times New Roman" w:eastAsia="宋体"/>
-          <w:b w:val="0"/>
-          <w:i w:val="0"/>
+        <w:jc w:val="both"/>
+        <w:rPr>
+          <w:rFonts w:ascii="宋体" w:hAnsi="宋体" w:eastAsia="宋体"/>
+          <w:color w:val="000000"/>
+          <w:sz w:val="21"/>
+        </w:rPr>
+      </w:pPr>
+      <w:r>
+        <w:rPr>
+          <w:rFonts w:ascii="宋体" w:hAnsi="宋体" w:eastAsia="宋体"/>
+          <w:b w:val="0"/>
+          <w:i w:val="0"/>
+          <w:color w:val="000000"/>
           <w:sz w:val="21"/>
         </w:rPr>
         <w:t xml:space="preserve">在此次《地理信息系统开发实习》中，我作为核心开发人员之一，积极发挥在前端 GIS 算法与系统部署配置方面的优势，主要承担并完成了以下工作职责：</w:t>
       </w:r>
-      <w:r/>
-    </w:p>
-    <w:p>
-      <w:pPr>
-        <w:pStyle w:val="875"/>
+      <w:r>
+        <w:rPr>
+          <w:rFonts w:ascii="宋体" w:hAnsi="宋体" w:eastAsia="宋体"/>
+          <w:color w:val="000000"/>
+          <w:sz w:val="21"/>
+        </w:rPr>
+      </w:r>
+    </w:p>
+    <w:p>
+      <w:pPr>
+        <w:pStyle w:val="ReportBody"/>
         <w:numPr>
           <w:ilvl w:val="0"/>
           <w:numId w:val="4"/>
         </w:numPr>
         <w:pBdr/>
-        <w:spacing w:before="40" w:after="40" w:line="300" w:lineRule="auto"/>
+        <w:spacing w:before="40" w:after="40" w:line="360" w:lineRule="auto"/>
         <w:ind/>
-        <w:rPr/>
-      </w:pPr>
-      <w:r>
-        <w:rPr>
-          <w:rFonts w:ascii="Times New Roman" w:hAnsi="Times New Roman" w:eastAsia="宋体"/>
-          <w:b w:val="0"/>
-          <w:i w:val="0"/>
+        <w:jc w:val="both"/>
+        <w:rPr>
+          <w:rFonts w:ascii="宋体" w:hAnsi="宋体" w:eastAsia="宋体"/>
+          <w:color w:val="000000"/>
+          <w:sz w:val="21"/>
+        </w:rPr>
+      </w:pPr>
+      <w:r>
+        <w:rPr>
+          <w:rFonts w:ascii="宋体" w:hAnsi="宋体" w:eastAsia="宋体"/>
+          <w:b w:val="0"/>
+          <w:i w:val="0"/>
+          <w:color w:val="000000"/>
           <w:sz w:val="21"/>
         </w:rPr>
         <w:t xml:space="preserve">【WebGIS核心底座封装】封装组合式函数 useMap()，统一控制 MapLibre 地图实例的生命周期、动态图层注册（registerLayer）、定位飞行及 Marker 管理，向其他业务组件和移动上报组件提供共享地图服务；</w:t>
       </w:r>
-      <w:r/>
-    </w:p>
-    <w:p>
-      <w:pPr>
-        <w:pStyle w:val="875"/>
+      <w:r>
+        <w:rPr>
+          <w:rFonts w:ascii="宋体" w:hAnsi="宋体" w:eastAsia="宋体"/>
+          <w:color w:val="000000"/>
+          <w:sz w:val="21"/>
+        </w:rPr>
+      </w:r>
+    </w:p>
+    <w:p>
+      <w:pPr>
+        <w:pStyle w:val="ReportBody"/>
         <w:numPr>
           <w:ilvl w:val="0"/>
           <w:numId w:val="4"/>
         </w:numPr>
         <w:pBdr/>
-        <w:spacing w:before="40" w:after="40" w:line="300" w:lineRule="auto"/>
+        <w:spacing w:before="40" w:after="40" w:line="360" w:lineRule="auto"/>
         <w:ind/>
-        <w:rPr/>
-      </w:pPr>
-      <w:r>
-        <w:rPr>
-          <w:rFonts w:ascii="Times New Roman" w:hAnsi="Times New Roman" w:eastAsia="宋体"/>
-          <w:b w:val="0"/>
-          <w:i w:val="0"/>
+        <w:jc w:val="both"/>
+        <w:rPr>
+          <w:rFonts w:ascii="宋体" w:hAnsi="宋体" w:eastAsia="宋体"/>
+          <w:color w:val="000000"/>
+          <w:sz w:val="21"/>
+        </w:rPr>
+      </w:pPr>
+      <w:r>
+        <w:rPr>
+          <w:rFonts w:ascii="宋体" w:hAnsi="宋体" w:eastAsia="宋体"/>
+          <w:b w:val="0"/>
+          <w:i w:val="0"/>
+          <w:color w:val="000000"/>
           <w:sz w:val="21"/>
         </w:rPr>
         <w:t xml:space="preserve">【空间绘制与 Turf 计算】实现矩形和多边形的前端实时空间绘制交互，利用 Turf.js 按照用户输入距离在浏览器生成缓冲区几何多边形并动态绘制渲染，将分析几何发送至后端执行空间相交联合检索；</w:t>
       </w:r>
-      <w:r/>
-    </w:p>
-    <w:p>
-      <w:pPr>
-        <w:pStyle w:val="875"/>
+      <w:r>
+        <w:rPr>
+          <w:rFonts w:ascii="宋体" w:hAnsi="宋体" w:eastAsia="宋体"/>
+          <w:color w:val="000000"/>
+          <w:sz w:val="21"/>
+        </w:rPr>
+      </w:r>
+    </w:p>
+    <w:p>
+      <w:pPr>
+        <w:pStyle w:val="ReportBody"/>
         <w:numPr>
           <w:ilvl w:val="0"/>
           <w:numId w:val="4"/>
         </w:numPr>
         <w:pBdr/>
-        <w:spacing w:before="40" w:after="40" w:line="300" w:lineRule="auto"/>
+        <w:spacing w:before="40" w:after="40" w:line="360" w:lineRule="auto"/>
         <w:ind/>
-        <w:rPr/>
-      </w:pPr>
-      <w:r>
-        <w:rPr>
-          <w:rFonts w:ascii="Times New Roman" w:hAnsi="Times New Roman" w:eastAsia="宋体"/>
-          <w:b w:val="0"/>
-          <w:i w:val="0"/>
+        <w:jc w:val="both"/>
+        <w:rPr>
+          <w:rFonts w:ascii="宋体" w:hAnsi="宋体" w:eastAsia="宋体"/>
+          <w:color w:val="000000"/>
+          <w:sz w:val="21"/>
+        </w:rPr>
+      </w:pPr>
+      <w:r>
+        <w:rPr>
+          <w:rFonts w:ascii="宋体" w:hAnsi="宋体" w:eastAsia="宋体"/>
+          <w:b w:val="0"/>
+          <w:i w:val="0"/>
+          <w:color w:val="000000"/>
           <w:sz w:val="21"/>
         </w:rPr>
         <w:t xml:space="preserve">【OSRM路由及流光箭头渲染】本地化部署 OSRM 路由服务，发起异步路由请求并解析返回的折线数据，利用 MapLibre 动态图层在道路网络上渲染高科技感的流光箭头行驶路径动画；</w:t>
       </w:r>
-      <w:r/>
-    </w:p>
-    <w:p>
-      <w:pPr>
-        <w:pStyle w:val="875"/>
+      <w:r>
+        <w:rPr>
+          <w:rFonts w:ascii="宋体" w:hAnsi="宋体" w:eastAsia="宋体"/>
+          <w:color w:val="000000"/>
+          <w:sz w:val="21"/>
+        </w:rPr>
+      </w:r>
+    </w:p>
+    <w:p>
+      <w:pPr>
+        <w:pStyle w:val="ReportBody"/>
         <w:numPr>
           <w:ilvl w:val="0"/>
           <w:numId w:val="4"/>
         </w:numPr>
         <w:pBdr/>
-        <w:spacing w:before="40" w:after="40" w:line="300" w:lineRule="auto"/>
+        <w:spacing w:before="40" w:after="40" w:line="360" w:lineRule="auto"/>
         <w:ind/>
-        <w:rPr/>
-      </w:pPr>
-      <w:r>
-        <w:rPr>
-          <w:rFonts w:ascii="Times New Roman" w:hAnsi="Times New Roman" w:eastAsia="宋体"/>
-          <w:b w:val="0"/>
-          <w:i w:val="0"/>
+        <w:jc w:val="both"/>
+        <w:rPr>
+          <w:rFonts w:ascii="宋体" w:hAnsi="宋体" w:eastAsia="宋体"/>
+          <w:color w:val="000000"/>
+          <w:sz w:val="21"/>
+        </w:rPr>
+      </w:pPr>
+      <w:r>
+        <w:rPr>
+          <w:rFonts w:ascii="宋体" w:hAnsi="宋体" w:eastAsia="宋体"/>
+          <w:b w:val="0"/>
+          <w:i w:val="0"/>
+          <w:color w:val="000000"/>
           <w:sz w:val="21"/>
         </w:rPr>
         <w:t xml:space="preserve">【独立移动端公众上报页】设计适用于手机窄屏的 MobileReportApp.vue 页面，内置一键 H5 地理定位和地图中心选点交互，实现 Canvas 图片等比比例压缩，有效控制客户端上传带宽并保证后端存储安全；</w:t>
       </w:r>
-      <w:r/>
-    </w:p>
-    <w:p>
-      <w:pPr>
-        <w:pStyle w:val="875"/>
+      <w:r>
+        <w:rPr>
+          <w:rFonts w:ascii="宋体" w:hAnsi="宋体" w:eastAsia="宋体"/>
+          <w:color w:val="000000"/>
+          <w:sz w:val="21"/>
+        </w:rPr>
+      </w:r>
+    </w:p>
+    <w:p>
+      <w:pPr>
+        <w:pStyle w:val="ReportBody"/>
         <w:numPr>
           <w:ilvl w:val="0"/>
           <w:numId w:val="4"/>
         </w:numPr>
         <w:pBdr/>
-        <w:spacing w:before="40" w:after="40" w:line="300" w:lineRule="auto"/>
+        <w:spacing w:before="40" w:after="40" w:line="360" w:lineRule="auto"/>
         <w:ind/>
-        <w:rPr/>
-      </w:pPr>
-      <w:r>
-        <w:rPr>
-          <w:rFonts w:ascii="Times New Roman" w:hAnsi="Times New Roman" w:eastAsia="宋体"/>
-          <w:b w:val="0"/>
-          <w:i w:val="0"/>
+        <w:jc w:val="both"/>
+        <w:rPr>
+          <w:rFonts w:ascii="宋体" w:hAnsi="宋体" w:eastAsia="宋体"/>
+          <w:color w:val="000000"/>
+          <w:sz w:val="21"/>
+        </w:rPr>
+      </w:pPr>
+      <w:r>
+        <w:rPr>
+          <w:rFonts w:ascii="宋体" w:hAnsi="宋体" w:eastAsia="宋体"/>
+          <w:b w:val="0"/>
+          <w:i w:val="0"/>
+          <w:color w:val="000000"/>
           <w:sz w:val="21"/>
         </w:rPr>
         <w:t xml:space="preserve">【Podman与网关配置】使用 Compose 编排 PostgreSQL/PostGIS、OSRM、Spring Boot 和 Nginx 四个容器，配置 rootless 运行、健康检查及本机绑定，通过 Nginx 解决页面与 REST/WebSocket 通信的跨域问题；</w:t>
       </w:r>
-      <w:r/>
-    </w:p>
-    <w:p>
-      <w:pPr>
+      <w:r>
+        <w:rPr>
+          <w:rFonts w:ascii="宋体" w:hAnsi="宋体" w:eastAsia="宋体"/>
+          <w:color w:val="000000"/>
+          <w:sz w:val="21"/>
+        </w:rPr>
+      </w:r>
+    </w:p>
+    <w:p>
+      <w:pPr>
+        <w:pStyle w:val="ReportHeading1"/>
         <w:pBdr/>
         <w:spacing w:before="156" w:beforeLines="50" w:after="156" w:afterLines="50"/>
         <w:ind/>
         <w:jc w:val="left"/>
         <w:outlineLvl w:val="0"/>
         <w:rPr>
-          <w:rFonts w:ascii="Times New Roman" w:hAnsi="Times New Roman"/>
-          <w:b/>
-          <w:sz w:val="36"/>
+          <w:rFonts w:ascii="黑体" w:hAnsi="黑体" w:eastAsia="黑体"/>
+          <w:b/>
+          <w:color w:val="000000"/>
+          <w:sz w:val="28"/>
           <w:szCs w:val="36"/>
         </w:rPr>
       </w:pPr>
       <w:bookmarkStart w:name="_Toc4e2cc3a8" w:id="3"/>
-      <w:r/>
+      <w:r>
+        <w:rPr>
+          <w:rFonts w:ascii="黑体" w:hAnsi="黑体" w:eastAsia="黑体"/>
+          <w:b/>
+          <w:color w:val="000000"/>
+          <w:sz w:val="28"/>
+        </w:rPr>
+      </w:r>
       <w:bookmarkStart w:name="_GoBack" w:id="0"/>
-      <w:r/>
+      <w:r>
+        <w:rPr>
+          <w:rFonts w:ascii="黑体" w:hAnsi="黑体" w:eastAsia="黑体"/>
+          <w:b/>
+          <w:color w:val="000000"/>
+          <w:sz w:val="28"/>
+        </w:rPr>
+      </w:r>
       <w:bookmarkEnd w:id="0"/>
       <w:r>
         <w:rPr>
-          <w:rFonts w:hint="eastAsia" w:ascii="Times New Roman" w:hAnsi="Times New Roman"/>
-          <w:b/>
-          <w:sz w:val="36"/>
+          <w:rFonts w:hint="eastAsia" w:ascii="黑体" w:hAnsi="黑体" w:eastAsia="黑体"/>
+          <w:b/>
+          <w:color w:val="000000"/>
+          <w:sz w:val="28"/>
           <w:szCs w:val="36"/>
         </w:rPr>
         <w:t xml:space="preserve">3 </w:t>
       </w:r>
       <w:r>
         <w:rPr>
-          <w:rFonts w:hint="eastAsia" w:ascii="Times New Roman" w:hAnsi="Times New Roman"/>
-          <w:b/>
-          <w:sz w:val="36"/>
+          <w:rFonts w:hint="eastAsia" w:ascii="黑体" w:hAnsi="黑体" w:eastAsia="黑体"/>
+          <w:b/>
+          <w:color w:val="000000"/>
+          <w:sz w:val="28"/>
           <w:szCs w:val="36"/>
         </w:rPr>
         <w:t xml:space="preserve">具体工作</w:t>
       </w:r>
       <w:r>
         <w:rPr>
-          <w:rFonts w:ascii="Times New Roman" w:hAnsi="Times New Roman"/>
-          <w:b/>
-          <w:sz w:val="36"/>
+          <w:rFonts w:ascii="黑体" w:hAnsi="黑体" w:eastAsia="黑体"/>
+          <w:b/>
+          <w:color w:val="000000"/>
+          <w:sz w:val="28"/>
           <w:szCs w:val="36"/>
         </w:rPr>
       </w:r>
       <w:r>
         <w:rPr>
-          <w:rFonts w:ascii="Times New Roman" w:hAnsi="Times New Roman"/>
-          <w:b/>
-          <w:sz w:val="36"/>
+          <w:rFonts w:ascii="黑体" w:hAnsi="黑体" w:eastAsia="黑体"/>
+          <w:b/>
+          <w:color w:val="000000"/>
+          <w:sz w:val="28"/>
           <w:szCs w:val="36"/>
         </w:rPr>
       </w:r>
@@ -1802,87 +2060,142 @@
     </w:p>
     <w:p>
       <w:pPr>
-        <w:pBdr/>
-        <w:spacing w:before="40" w:after="40" w:line="300" w:lineRule="auto"/>
+        <w:pStyle w:val="ReportBody"/>
+        <w:pBdr/>
+        <w:spacing w:before="40" w:after="40" w:line="360" w:lineRule="auto"/>
         <w:ind w:firstLine="420"/>
-        <w:rPr/>
-      </w:pPr>
-      <w:r>
-        <w:rPr>
-          <w:rFonts w:ascii="Times New Roman" w:hAnsi="Times New Roman" w:eastAsia="宋体"/>
-          <w:b w:val="0"/>
-          <w:i w:val="0"/>
+        <w:jc w:val="both"/>
+        <w:rPr>
+          <w:rFonts w:ascii="宋体" w:hAnsi="宋体" w:eastAsia="宋体"/>
+          <w:color w:val="000000"/>
+          <w:sz w:val="21"/>
+        </w:rPr>
+      </w:pPr>
+      <w:r>
+        <w:rPr>
+          <w:rFonts w:ascii="宋体" w:hAnsi="宋体" w:eastAsia="宋体"/>
+          <w:b w:val="0"/>
+          <w:i w:val="0"/>
+          <w:color w:val="000000"/>
           <w:sz w:val="21"/>
         </w:rPr>
         <w:t xml:space="preserve">本系统名为“WebGIS内涝监测与应急管理系统”，主要面向徐州市城区内涝的监测预警、事件上报、资源调度及处置跟踪业务。以下是我承担的具体功能设计、编码实现与部署验收细节说明：</w:t>
       </w:r>
-      <w:r/>
-    </w:p>
-    <w:p>
-      <w:pPr>
+      <w:r>
+        <w:rPr>
+          <w:rFonts w:ascii="宋体" w:hAnsi="宋体" w:eastAsia="宋体"/>
+          <w:color w:val="000000"/>
+          <w:sz w:val="21"/>
+        </w:rPr>
+      </w:r>
+    </w:p>
+    <w:p>
+      <w:pPr>
+        <w:pStyle w:val="ReportHeading2"/>
         <w:pBdr/>
         <w:spacing w:before="40" w:after="40" w:line="300" w:lineRule="auto"/>
         <w:ind/>
+        <w:jc w:val="left"/>
         <w:outlineLvl w:val="1"/>
-        <w:rPr/>
+        <w:rPr>
+          <w:rFonts w:ascii="黑体" w:hAnsi="黑体" w:eastAsia="黑体"/>
+          <w:b/>
+          <w:color w:val="000000"/>
+          <w:sz w:val="24"/>
+        </w:rPr>
       </w:pPr>
       <w:bookmarkStart w:name="_Toc4d723bc7" w:id="4"/>
       <w:r>
         <w:rPr>
-          <w:rFonts w:ascii="Times New Roman" w:hAnsi="Times New Roman" w:eastAsia="黑体"/>
-          <w:b/>
-          <w:i w:val="0"/>
-          <w:sz w:val="22"/>
+          <w:rFonts w:ascii="黑体" w:hAnsi="黑体" w:eastAsia="黑体"/>
+          <w:b/>
+          <w:i w:val="0"/>
+          <w:color w:val="000000"/>
+          <w:sz w:val="24"/>
         </w:rPr>
         <w:t xml:space="preserve">3.1 地图基础底座与 useMap 封装</w:t>
       </w:r>
-      <w:r/>
+      <w:r>
+        <w:rPr>
+          <w:rFonts w:ascii="黑体" w:hAnsi="黑体" w:eastAsia="黑体"/>
+          <w:b/>
+          <w:color w:val="000000"/>
+          <w:sz w:val="24"/>
+        </w:rPr>
+      </w:r>
       <w:bookmarkEnd w:id="4"/>
     </w:p>
     <w:p>
       <w:pPr>
-        <w:pBdr/>
-        <w:spacing w:before="40" w:after="40" w:line="300" w:lineRule="auto"/>
+        <w:pStyle w:val="ReportBody"/>
+        <w:pBdr/>
+        <w:spacing w:before="40" w:after="40" w:line="360" w:lineRule="auto"/>
         <w:ind w:firstLine="420"/>
-        <w:rPr/>
-      </w:pPr>
-      <w:r>
-        <w:rPr>
-          <w:rFonts w:ascii="Times New Roman" w:hAnsi="Times New Roman" w:eastAsia="宋体"/>
-          <w:b w:val="0"/>
-          <w:i w:val="0"/>
+        <w:jc w:val="both"/>
+        <w:rPr>
+          <w:rFonts w:ascii="宋体" w:hAnsi="宋体" w:eastAsia="宋体"/>
+          <w:color w:val="000000"/>
+          <w:sz w:val="21"/>
+        </w:rPr>
+      </w:pPr>
+      <w:r>
+        <w:rPr>
+          <w:rFonts w:ascii="宋体" w:hAnsi="宋体" w:eastAsia="宋体"/>
+          <w:b w:val="0"/>
+          <w:i w:val="0"/>
+          <w:color w:val="000000"/>
           <w:sz w:val="21"/>
         </w:rPr>
         <w:t xml:space="preserve">为了防止多组件并发操作地图导致实例混乱，我将 MapLibre GL JS 的底层细节进行隔离，使用 Vue 3 组合式 API 封装了 useMap() 函数。该 Composable 集中管理地图生命周期、业务 Marker、图层注册和底图切换。</w:t>
       </w:r>
-      <w:r/>
-    </w:p>
-    <w:p>
-      <w:pPr>
-        <w:pBdr/>
-        <w:spacing w:before="40" w:after="40" w:line="300" w:lineRule="auto"/>
+      <w:r>
+        <w:rPr>
+          <w:rFonts w:ascii="宋体" w:hAnsi="宋体" w:eastAsia="宋体"/>
+          <w:color w:val="000000"/>
+          <w:sz w:val="21"/>
+        </w:rPr>
+      </w:r>
+    </w:p>
+    <w:p>
+      <w:pPr>
+        <w:pStyle w:val="ReportBody"/>
+        <w:pBdr/>
+        <w:spacing w:before="40" w:after="40" w:line="360" w:lineRule="auto"/>
         <w:ind w:firstLine="420"/>
-        <w:rPr/>
-      </w:pPr>
-      <w:r>
-        <w:rPr>
-          <w:rFonts w:ascii="Times New Roman" w:hAnsi="Times New Roman" w:eastAsia="宋体"/>
-          <w:b w:val="0"/>
-          <w:i w:val="0"/>
+        <w:jc w:val="both"/>
+        <w:rPr>
+          <w:rFonts w:ascii="宋体" w:hAnsi="宋体" w:eastAsia="宋体"/>
+          <w:color w:val="000000"/>
+          <w:sz w:val="21"/>
+        </w:rPr>
+      </w:pPr>
+      <w:r>
+        <w:rPr>
+          <w:rFonts w:ascii="宋体" w:hAnsi="宋体" w:eastAsia="宋体"/>
+          <w:b w:val="0"/>
+          <w:i w:val="0"/>
+          <w:color w:val="000000"/>
           <w:sz w:val="21"/>
         </w:rPr>
         <w:t xml:space="preserve">在底图的选用上，项目起初尝试接入天地图 WMT</w:t>
       </w:r>
       <w:r>
         <w:rPr>
-          <w:rFonts w:ascii="Times New Roman" w:hAnsi="Times New Roman" w:eastAsia="宋体"/>
-          <w:b w:val="0"/>
-          <w:i w:val="0"/>
+          <w:rFonts w:ascii="宋体" w:hAnsi="宋体" w:eastAsia="宋体"/>
+          <w:b w:val="0"/>
+          <w:i w:val="0"/>
+          <w:color w:val="000000"/>
           <w:sz w:val="21"/>
         </w:rPr>
         <w:t xml:space="preserve">S 服务，但由于天地图 API 对演示环境域名及请求密钥有严苛的限制，时常导致日间底图加载卡死，进而阻断了依托地图加载完成事件（map.on('load')）的 Turf 绘制等交互。为了保证演示的高可用性，我果断进行了底图重构，改用高稳定性的 osm-light 瓦片作为日间模式底图，以及 carto-dark 瓦片作为夜间模式底图，使用 useTheme() 配合全局 CSS 变量，实现了一键主题切换时地图底图与系统的同步变色联动。同时，对弹窗的属性字段统一进行 HTML 转义，保证数据渲染阶段的安全。</w:t>
       </w:r>
-      <w:r/>
+      <w:r>
+        <w:rPr>
+          <w:rFonts w:ascii="宋体" w:hAnsi="宋体" w:eastAsia="宋体"/>
+          <w:color w:val="000000"/>
+          <w:sz w:val="21"/>
+        </w:rPr>
+      </w:r>
     </w:p>
     <w:p>
       <w:pPr>
@@ -1927,12 +2240,15 @@
     </w:p>
     <w:p>
       <w:pPr>
+        <w:pStyle w:val="FigureTableCaption"/>
         <w:keepLines/>
-        <w:spacing w:before="0" w:after="160"/>
+        <w:spacing w:before="60" w:after="120"/>
         <w:jc w:val="center"/>
       </w:pPr>
       <w:r>
         <w:rPr>
+          <w:rFonts w:ascii="宋体" w:hAnsi="宋体" w:eastAsia="宋体"/>
+          <w:color w:val="000000"/>
           <w:sz w:val="18"/>
         </w:rPr>
         <w:t>图 3-1 桌面端内涝应急调度工作台</w:t>
@@ -1940,60 +2256,101 @@
     </w:p>
     <w:p>
       <w:pPr>
+        <w:pStyle w:val="ReportHeading2"/>
         <w:pBdr/>
         <w:spacing w:before="40" w:after="40" w:line="300" w:lineRule="auto"/>
         <w:ind/>
+        <w:jc w:val="left"/>
         <w:outlineLvl w:val="1"/>
-        <w:rPr/>
+        <w:rPr>
+          <w:rFonts w:ascii="黑体" w:hAnsi="黑体" w:eastAsia="黑体"/>
+          <w:b/>
+          <w:color w:val="000000"/>
+          <w:sz w:val="24"/>
+        </w:rPr>
       </w:pPr>
       <w:bookmarkStart w:name="_Tocc92b28b2" w:id="5"/>
       <w:r>
         <w:rPr>
-          <w:rFonts w:ascii="Times New Roman" w:hAnsi="Times New Roman" w:eastAsia="黑体"/>
-          <w:b/>
-          <w:i w:val="0"/>
-          <w:sz w:val="22"/>
+          <w:rFonts w:ascii="黑体" w:hAnsi="黑体" w:eastAsia="黑体"/>
+          <w:b/>
+          <w:i w:val="0"/>
+          <w:color w:val="000000"/>
+          <w:sz w:val="24"/>
         </w:rPr>
         <w:t xml:space="preserve">3.2 空间绘制、Turf 缓冲区与联合检索</w:t>
       </w:r>
-      <w:r/>
+      <w:r>
+        <w:rPr>
+          <w:rFonts w:ascii="黑体" w:hAnsi="黑体" w:eastAsia="黑体"/>
+          <w:b/>
+          <w:color w:val="000000"/>
+          <w:sz w:val="24"/>
+        </w:rPr>
+      </w:r>
       <w:bookmarkEnd w:id="5"/>
     </w:p>
     <w:p>
       <w:pPr>
-        <w:pBdr/>
-        <w:spacing w:before="40" w:after="40" w:line="300" w:lineRule="auto"/>
+        <w:pStyle w:val="ReportBody"/>
+        <w:pBdr/>
+        <w:spacing w:before="40" w:after="40" w:line="360" w:lineRule="auto"/>
         <w:ind w:firstLine="420"/>
-        <w:rPr/>
-      </w:pPr>
-      <w:r>
-        <w:rPr>
-          <w:rFonts w:ascii="Times New Roman" w:hAnsi="Times New Roman" w:eastAsia="宋体"/>
-          <w:b w:val="0"/>
-          <w:i w:val="0"/>
+        <w:jc w:val="both"/>
+        <w:rPr>
+          <w:rFonts w:ascii="宋体" w:hAnsi="宋体" w:eastAsia="宋体"/>
+          <w:color w:val="000000"/>
+          <w:sz w:val="21"/>
+        </w:rPr>
+      </w:pPr>
+      <w:r>
+        <w:rPr>
+          <w:rFonts w:ascii="宋体" w:hAnsi="宋体" w:eastAsia="宋体"/>
+          <w:b w:val="0"/>
+          <w:i w:val="0"/>
+          <w:color w:val="000000"/>
           <w:sz w:val="21"/>
         </w:rPr>
         <w:t xml:space="preserve">空间查询模块支持矩形和多边形绘制。在绘制模式下，地图模块独占右键结束事件，以防与普通状态下的右键灾情登记产生冲突。当绘制完成后，前端将绘制几何转换为 GeoJSON，并使用 Turf.js 按照用户设定的距离即时生成缓冲区面数据，并将缓冲多边形与绘制多边形分图层渲染，为用户提供直观的空间范围反馈。</w:t>
       </w:r>
-      <w:r/>
-    </w:p>
-    <w:p>
-      <w:pPr>
-        <w:pBdr/>
-        <w:spacing w:before="40" w:after="40" w:line="300" w:lineRule="auto"/>
+      <w:r>
+        <w:rPr>
+          <w:rFonts w:ascii="宋体" w:hAnsi="宋体" w:eastAsia="宋体"/>
+          <w:color w:val="000000"/>
+          <w:sz w:val="21"/>
+        </w:rPr>
+      </w:r>
+    </w:p>
+    <w:p>
+      <w:pPr>
+        <w:pStyle w:val="ReportBody"/>
+        <w:pBdr/>
+        <w:spacing w:before="40" w:after="40" w:line="360" w:lineRule="auto"/>
         <w:ind w:firstLine="420"/>
-        <w:rPr/>
-      </w:pPr>
-      <w:r>
-        <w:rPr>
-          <w:rFonts w:ascii="Times New Roman" w:hAnsi="Times New Roman" w:eastAsia="宋体"/>
-          <w:b w:val="0"/>
-          <w:i w:val="0"/>
+        <w:jc w:val="both"/>
+        <w:rPr>
+          <w:rFonts w:ascii="宋体" w:hAnsi="宋体" w:eastAsia="宋体"/>
+          <w:color w:val="000000"/>
+          <w:sz w:val="21"/>
+        </w:rPr>
+      </w:pPr>
+      <w:r>
+        <w:rPr>
+          <w:rFonts w:ascii="宋体" w:hAnsi="宋体" w:eastAsia="宋体"/>
+          <w:b w:val="0"/>
+          <w:i w:val="0"/>
+          <w:color w:val="000000"/>
           <w:sz w:val="21"/>
         </w:rPr>
         <w:t xml:space="preserve">用户在确定分析范围后，前端向 `POST /api/spatial-query` 发送携带空间几何与过滤条件（设施名称、类型）的请求。后端解析入参后调用 PostGIS 的 `ST_Intersects` 算子完成联合过滤并返回 GeoJSON 要素集，前端解析要素集并联动高亮展示 Marker 及其列表。</w:t>
       </w:r>
-      <w:r/>
+      <w:r>
+        <w:rPr>
+          <w:rFonts w:ascii="宋体" w:hAnsi="宋体" w:eastAsia="宋体"/>
+          <w:color w:val="000000"/>
+          <w:sz w:val="21"/>
+        </w:rPr>
+      </w:r>
     </w:p>
     <w:p>
       <w:pPr>
@@ -2038,12 +2395,15 @@
     </w:p>
     <w:p>
       <w:pPr>
+        <w:pStyle w:val="FigureTableCaption"/>
         <w:keepLines/>
-        <w:spacing w:before="0" w:after="160"/>
+        <w:spacing w:before="60" w:after="120"/>
         <w:jc w:val="center"/>
       </w:pPr>
       <w:r>
         <w:rPr>
+          <w:rFonts w:ascii="宋体" w:hAnsi="宋体" w:eastAsia="宋体"/>
+          <w:color w:val="000000"/>
           <w:sz w:val="18"/>
         </w:rPr>
         <w:t>图 3-2 空间联合查询结果与地图联动</w:t>
@@ -2051,117 +2411,199 @@
     </w:p>
     <w:p>
       <w:pPr>
+        <w:pStyle w:val="ReportHeading2"/>
         <w:pBdr/>
         <w:spacing w:before="40" w:after="40" w:line="300" w:lineRule="auto"/>
         <w:ind/>
+        <w:jc w:val="left"/>
         <w:outlineLvl w:val="1"/>
-        <w:rPr/>
+        <w:rPr>
+          <w:rFonts w:ascii="黑体" w:hAnsi="黑体" w:eastAsia="黑体"/>
+          <w:b/>
+          <w:color w:val="000000"/>
+          <w:sz w:val="24"/>
+        </w:rPr>
       </w:pPr>
       <w:bookmarkStart w:name="_Toc7d69aa0b" w:id="6"/>
       <w:r>
         <w:rPr>
-          <w:rFonts w:ascii="Times New Roman" w:hAnsi="Times New Roman" w:eastAsia="黑体"/>
-          <w:b/>
-          <w:i w:val="0"/>
-          <w:sz w:val="22"/>
+          <w:rFonts w:ascii="黑体" w:hAnsi="黑体" w:eastAsia="黑体"/>
+          <w:b/>
+          <w:i w:val="0"/>
+          <w:color w:val="000000"/>
+          <w:sz w:val="24"/>
         </w:rPr>
         <w:t xml:space="preserve">3.3 OSRM 调度路线计算与流光动画</w:t>
       </w:r>
-      <w:r/>
+      <w:r>
+        <w:rPr>
+          <w:rFonts w:ascii="黑体" w:hAnsi="黑体" w:eastAsia="黑体"/>
+          <w:b/>
+          <w:color w:val="000000"/>
+          <w:sz w:val="24"/>
+        </w:rPr>
+      </w:r>
       <w:bookmarkEnd w:id="6"/>
     </w:p>
     <w:p>
       <w:pPr>
-        <w:pBdr/>
-        <w:spacing w:before="40" w:after="40" w:line="300" w:lineRule="auto"/>
+        <w:pStyle w:val="ReportBody"/>
+        <w:pBdr/>
+        <w:spacing w:before="40" w:after="40" w:line="360" w:lineRule="auto"/>
         <w:ind w:firstLine="420"/>
-        <w:rPr/>
-      </w:pPr>
-      <w:r>
-        <w:rPr>
-          <w:rFonts w:ascii="Times New Roman" w:hAnsi="Times New Roman" w:eastAsia="宋体"/>
-          <w:b w:val="0"/>
-          <w:i w:val="0"/>
+        <w:jc w:val="both"/>
+        <w:rPr>
+          <w:rFonts w:ascii="宋体" w:hAnsi="宋体" w:eastAsia="宋体"/>
+          <w:color w:val="000000"/>
+          <w:sz w:val="21"/>
+        </w:rPr>
+      </w:pPr>
+      <w:r>
+        <w:rPr>
+          <w:rFonts w:ascii="宋体" w:hAnsi="宋体" w:eastAsia="宋体"/>
+          <w:b w:val="0"/>
+          <w:i w:val="0"/>
+          <w:color w:val="000000"/>
           <w:sz w:val="21"/>
         </w:rPr>
         <w:t>应急调度模块需要展现最优的路径规划。当调度员在列表中选择一个待派单的受灾点（工单）时，系统自动锁定该工单的 WGS84 坐标，并向本地部署的 OSRM 发起网络路径请求。前端先从空闲泵车中筛选候选资源，再请求 OSRM 结合江苏 OSM 道路网计算实际行驶路线，返回道路折线几何、预计时间和行驶距离。</w:t>
       </w:r>
-      <w:r/>
-    </w:p>
-    <w:p>
-      <w:pPr>
-        <w:pBdr/>
-        <w:spacing w:before="40" w:after="40" w:line="300" w:lineRule="auto"/>
+      <w:r>
+        <w:rPr>
+          <w:rFonts w:ascii="宋体" w:hAnsi="宋体" w:eastAsia="宋体"/>
+          <w:color w:val="000000"/>
+          <w:sz w:val="21"/>
+        </w:rPr>
+      </w:r>
+    </w:p>
+    <w:p>
+      <w:pPr>
+        <w:pStyle w:val="ReportBody"/>
+        <w:pBdr/>
+        <w:spacing w:before="40" w:after="40" w:line="360" w:lineRule="auto"/>
         <w:ind w:firstLine="420"/>
-        <w:rPr/>
-      </w:pPr>
-      <w:r>
-        <w:rPr>
-          <w:rFonts w:ascii="Times New Roman" w:hAnsi="Times New Roman" w:eastAsia="宋体"/>
-          <w:b w:val="0"/>
-          <w:i w:val="0"/>
+        <w:jc w:val="both"/>
+        <w:rPr>
+          <w:rFonts w:ascii="宋体" w:hAnsi="宋体" w:eastAsia="宋体"/>
+          <w:color w:val="000000"/>
+          <w:sz w:val="21"/>
+        </w:rPr>
+      </w:pPr>
+      <w:r>
+        <w:rPr>
+          <w:rFonts w:ascii="宋体" w:hAnsi="宋体" w:eastAsia="宋体"/>
+          <w:b w:val="0"/>
+          <w:i w:val="0"/>
+          <w:color w:val="000000"/>
           <w:sz w:val="21"/>
         </w:rPr>
         <w:t>前端将 Polyline 解码为 GeoJSON 折线要素，加载至地图中。为了提升人机交互质感，我利用 MapLibre 的 Layer 机制和定时更新的点要素，在道路折线上渲染顺着行驶方向移动的流光粒子，形成直观的路线动画。同时，调度台整合了资源和工单的状态机联动，每次状态转换（派单 -&gt; PROCESSING, 抵达 -&gt; ARRIVED, 完成 -&gt; COMPLETED）均通过数据库事务加锁保证并发一致，并通过 WebSocket 广播刷新。</w:t>
       </w:r>
-      <w:r/>
-    </w:p>
-    <w:p>
-      <w:pPr>
+      <w:r>
+        <w:rPr>
+          <w:rFonts w:ascii="宋体" w:hAnsi="宋体" w:eastAsia="宋体"/>
+          <w:color w:val="000000"/>
+          <w:sz w:val="21"/>
+        </w:rPr>
+      </w:r>
+    </w:p>
+    <w:p>
+      <w:pPr>
+        <w:pStyle w:val="ReportHeading2"/>
         <w:pBdr/>
         <w:spacing w:before="40" w:after="40" w:line="300" w:lineRule="auto"/>
         <w:ind/>
+        <w:jc w:val="left"/>
         <w:outlineLvl w:val="1"/>
-        <w:rPr/>
+        <w:rPr>
+          <w:rFonts w:ascii="黑体" w:hAnsi="黑体" w:eastAsia="黑体"/>
+          <w:b/>
+          <w:color w:val="000000"/>
+          <w:sz w:val="24"/>
+        </w:rPr>
       </w:pPr>
       <w:bookmarkStart w:name="_Toc8c2409d1" w:id="7"/>
       <w:r>
         <w:rPr>
-          <w:rFonts w:ascii="Times New Roman" w:hAnsi="Times New Roman" w:eastAsia="黑体"/>
-          <w:b/>
-          <w:i w:val="0"/>
-          <w:sz w:val="22"/>
+          <w:rFonts w:ascii="黑体" w:hAnsi="黑体" w:eastAsia="黑体"/>
+          <w:b/>
+          <w:i w:val="0"/>
+          <w:color w:val="000000"/>
+          <w:sz w:val="24"/>
         </w:rPr>
         <w:t xml:space="preserve">3.4 独立移动端公众上报页</w:t>
       </w:r>
-      <w:r/>
+      <w:r>
+        <w:rPr>
+          <w:rFonts w:ascii="黑体" w:hAnsi="黑体" w:eastAsia="黑体"/>
+          <w:b/>
+          <w:color w:val="000000"/>
+          <w:sz w:val="24"/>
+        </w:rPr>
+      </w:r>
       <w:bookmarkEnd w:id="7"/>
     </w:p>
     <w:p>
       <w:pPr>
-        <w:pBdr/>
-        <w:spacing w:before="40" w:after="40" w:line="300" w:lineRule="auto"/>
+        <w:pStyle w:val="ReportBody"/>
+        <w:pBdr/>
+        <w:spacing w:before="40" w:after="40" w:line="360" w:lineRule="auto"/>
         <w:ind w:firstLine="420"/>
-        <w:rPr/>
-      </w:pPr>
-      <w:r>
-        <w:rPr>
-          <w:rFonts w:ascii="Times New Roman" w:hAnsi="Times New Roman" w:eastAsia="宋体"/>
-          <w:b w:val="0"/>
-          <w:i w:val="0"/>
+        <w:jc w:val="both"/>
+        <w:rPr>
+          <w:rFonts w:ascii="宋体" w:hAnsi="宋体" w:eastAsia="宋体"/>
+          <w:color w:val="000000"/>
+          <w:sz w:val="21"/>
+        </w:rPr>
+      </w:pPr>
+      <w:r>
+        <w:rPr>
+          <w:rFonts w:ascii="宋体" w:hAnsi="宋体" w:eastAsia="宋体"/>
+          <w:b w:val="0"/>
+          <w:i w:val="0"/>
+          <w:color w:val="000000"/>
           <w:sz w:val="21"/>
         </w:rPr>
         <w:t xml:space="preserve">为了方便公众在发生积水时快速上报事件，我开发了 MobileReportApp.vue 移动端自适应页面。页面使用 HTML5 Geolocation 获取高精度 GPS 定位，也支持以微缩地图中心取点。表单除了上报积水深度和描述外，还支持调用摄像头拍照上传。</w:t>
       </w:r>
-      <w:r/>
-    </w:p>
-    <w:p>
-      <w:pPr>
-        <w:pBdr/>
-        <w:spacing w:before="40" w:after="40" w:line="300" w:lineRule="auto"/>
+      <w:r>
+        <w:rPr>
+          <w:rFonts w:ascii="宋体" w:hAnsi="宋体" w:eastAsia="宋体"/>
+          <w:color w:val="000000"/>
+          <w:sz w:val="21"/>
+        </w:rPr>
+      </w:r>
+    </w:p>
+    <w:p>
+      <w:pPr>
+        <w:pStyle w:val="ReportBody"/>
+        <w:pBdr/>
+        <w:spacing w:before="40" w:after="40" w:line="360" w:lineRule="auto"/>
         <w:ind w:firstLine="420"/>
-        <w:rPr/>
-      </w:pPr>
-      <w:r>
-        <w:rPr>
-          <w:rFonts w:ascii="Times New Roman" w:hAnsi="Times New Roman" w:eastAsia="宋体"/>
-          <w:b w:val="0"/>
-          <w:i w:val="0"/>
+        <w:jc w:val="both"/>
+        <w:rPr>
+          <w:rFonts w:ascii="宋体" w:hAnsi="宋体" w:eastAsia="宋体"/>
+          <w:color w:val="000000"/>
+          <w:sz w:val="21"/>
+        </w:rPr>
+      </w:pPr>
+      <w:r>
+        <w:rPr>
+          <w:rFonts w:ascii="宋体" w:hAnsi="宋体" w:eastAsia="宋体"/>
+          <w:b w:val="0"/>
+          <w:i w:val="0"/>
+          <w:color w:val="000000"/>
           <w:sz w:val="21"/>
         </w:rPr>
         <w:t>为了防止大尺寸照片堵塞局域网带宽或撑爆服务器存储，我在浏览器端编写了图片压缩逻辑：在图片载入后，使用 Canvas 判定其长边；若超过 1920 像素则进行等比缩放，并以压缩后的 JPEG/WebP 文件通过 Multipart 方式上传，从而显著降低移动网络带宽和服务器存储压力。提交成功后仅保存追踪码，公众可跨设备查询处理状态。</w:t>
       </w:r>
-      <w:r/>
+      <w:r>
+        <w:rPr>
+          <w:rFonts w:ascii="宋体" w:hAnsi="宋体" w:eastAsia="宋体"/>
+          <w:color w:val="000000"/>
+          <w:sz w:val="21"/>
+        </w:rPr>
+      </w:r>
     </w:p>
     <w:p>
       <w:pPr>
@@ -2206,12 +2648,15 @@
     </w:p>
     <w:p>
       <w:pPr>
+        <w:pStyle w:val="FigureTableCaption"/>
         <w:keepLines/>
-        <w:spacing w:before="0" w:after="160"/>
+        <w:spacing w:before="60" w:after="120"/>
         <w:jc w:val="center"/>
       </w:pPr>
       <w:r>
         <w:rPr>
+          <w:rFonts w:ascii="宋体" w:hAnsi="宋体" w:eastAsia="宋体"/>
+          <w:color w:val="000000"/>
           <w:sz w:val="18"/>
         </w:rPr>
         <w:t>图 3-3 移动端公众积水上报页面</w:t>
@@ -2219,129 +2664,206 @@
     </w:p>
     <w:p>
       <w:pPr>
+        <w:pStyle w:val="ReportHeading2"/>
         <w:pBdr/>
         <w:spacing w:before="40" w:after="40" w:line="300" w:lineRule="auto"/>
         <w:ind/>
+        <w:jc w:val="left"/>
         <w:outlineLvl w:val="1"/>
-        <w:rPr/>
+        <w:rPr>
+          <w:rFonts w:ascii="黑体" w:hAnsi="黑体" w:eastAsia="黑体"/>
+          <w:b/>
+          <w:color w:val="000000"/>
+          <w:sz w:val="24"/>
+        </w:rPr>
       </w:pPr>
       <w:bookmarkStart w:name="_Toc37153565" w:id="8"/>
       <w:r>
         <w:rPr>
-          <w:rFonts w:ascii="Times New Roman" w:hAnsi="Times New Roman" w:eastAsia="黑体"/>
-          <w:b/>
-          <w:i w:val="0"/>
-          <w:sz w:val="22"/>
+          <w:rFonts w:ascii="黑体" w:hAnsi="黑体" w:eastAsia="黑体"/>
+          <w:b/>
+          <w:i w:val="0"/>
+          <w:color w:val="000000"/>
+          <w:sz w:val="24"/>
         </w:rPr>
         <w:t xml:space="preserve">3.5 Podman 多服务容器化编排部署</w:t>
       </w:r>
-      <w:r/>
+      <w:r>
+        <w:rPr>
+          <w:rFonts w:ascii="黑体" w:hAnsi="黑体" w:eastAsia="黑体"/>
+          <w:b/>
+          <w:color w:val="000000"/>
+          <w:sz w:val="24"/>
+        </w:rPr>
+      </w:r>
       <w:bookmarkEnd w:id="8"/>
     </w:p>
     <w:p>
       <w:pPr>
-        <w:pBdr/>
-        <w:spacing w:before="40" w:after="40" w:line="300" w:lineRule="auto"/>
+        <w:pStyle w:val="ReportBody"/>
+        <w:pBdr/>
+        <w:spacing w:before="40" w:after="40" w:line="360" w:lineRule="auto"/>
         <w:ind w:firstLine="420"/>
-        <w:rPr/>
-      </w:pPr>
-      <w:r>
-        <w:rPr>
-          <w:rFonts w:ascii="Times New Roman" w:hAnsi="Times New Roman" w:eastAsia="宋体"/>
-          <w:b w:val="0"/>
-          <w:i w:val="0"/>
+        <w:jc w:val="both"/>
+        <w:rPr>
+          <w:rFonts w:ascii="宋体" w:hAnsi="宋体" w:eastAsia="宋体"/>
+          <w:color w:val="000000"/>
+          <w:sz w:val="21"/>
+        </w:rPr>
+      </w:pPr>
+      <w:r>
+        <w:rPr>
+          <w:rFonts w:ascii="宋体" w:hAnsi="宋体" w:eastAsia="宋体"/>
+          <w:b w:val="0"/>
+          <w:i w:val="0"/>
+          <w:color w:val="000000"/>
           <w:sz w:val="21"/>
         </w:rPr>
         <w:t xml:space="preserve">在部署阶段，为了规避不同开发机环境的冲突，我采用 Podman Compose 设计了四服务容器化架构。在 compose.yaml 中，我编排了 postgres、backend、osrm 和 nginx 四个容器，并设置了卷挂载实现数据持久化。</w:t>
       </w:r>
-      <w:r/>
-    </w:p>
-    <w:p>
-      <w:pPr>
-        <w:pBdr/>
-        <w:spacing w:before="40" w:after="40" w:line="300" w:lineRule="auto"/>
+      <w:r>
+        <w:rPr>
+          <w:rFonts w:ascii="宋体" w:hAnsi="宋体" w:eastAsia="宋体"/>
+          <w:color w:val="000000"/>
+          <w:sz w:val="21"/>
+        </w:rPr>
+      </w:r>
+    </w:p>
+    <w:p>
+      <w:pPr>
+        <w:pStyle w:val="ReportBody"/>
+        <w:pBdr/>
+        <w:spacing w:before="40" w:after="40" w:line="360" w:lineRule="auto"/>
         <w:ind w:firstLine="420"/>
-        <w:rPr/>
-      </w:pPr>
-      <w:r>
-        <w:rPr>
-          <w:rFonts w:ascii="Times New Roman" w:hAnsi="Times New Roman" w:eastAsia="宋体"/>
-          <w:b w:val="0"/>
-          <w:i w:val="0"/>
+        <w:jc w:val="both"/>
+        <w:rPr>
+          <w:rFonts w:ascii="宋体" w:hAnsi="宋体" w:eastAsia="宋体"/>
+          <w:color w:val="000000"/>
+          <w:sz w:val="21"/>
+        </w:rPr>
+      </w:pPr>
+      <w:r>
+        <w:rPr>
+          <w:rFonts w:ascii="宋体" w:hAnsi="宋体" w:eastAsia="宋体"/>
+          <w:b w:val="0"/>
+          <w:i w:val="0"/>
+          <w:color w:val="000000"/>
           <w:sz w:val="21"/>
         </w:rPr>
         <w:t xml:space="preserve">部署细节与安全控制：</w:t>
       </w:r>
-      <w:r/>
-    </w:p>
-    <w:p>
-      <w:pPr>
-        <w:pStyle w:val="875"/>
+      <w:r>
+        <w:rPr>
+          <w:rFonts w:ascii="宋体" w:hAnsi="宋体" w:eastAsia="宋体"/>
+          <w:color w:val="000000"/>
+          <w:sz w:val="21"/>
+        </w:rPr>
+      </w:r>
+    </w:p>
+    <w:p>
+      <w:pPr>
+        <w:pStyle w:val="ReportBody"/>
         <w:numPr>
           <w:ilvl w:val="0"/>
           <w:numId w:val="5"/>
         </w:numPr>
         <w:pBdr/>
-        <w:spacing w:before="40" w:after="40" w:line="300" w:lineRule="auto"/>
+        <w:spacing w:before="40" w:after="40" w:line="360" w:lineRule="auto"/>
         <w:ind/>
-        <w:rPr/>
-      </w:pPr>
-      <w:r>
-        <w:rPr>
-          <w:rFonts w:ascii="Times New Roman" w:hAnsi="Times New Roman" w:eastAsia="宋体"/>
-          <w:b w:val="0"/>
-          <w:i w:val="0"/>
+        <w:jc w:val="both"/>
+        <w:rPr>
+          <w:rFonts w:ascii="宋体" w:hAnsi="宋体" w:eastAsia="宋体"/>
+          <w:color w:val="000000"/>
+          <w:sz w:val="21"/>
+        </w:rPr>
+      </w:pPr>
+      <w:r>
+        <w:rPr>
+          <w:rFonts w:ascii="宋体" w:hAnsi="宋体" w:eastAsia="宋体"/>
+          <w:b w:val="0"/>
+          <w:i w:val="0"/>
+          <w:color w:val="000000"/>
           <w:sz w:val="21"/>
         </w:rPr>
         <w:t>【健康检查与依赖链】为 pg 和 backend 容器配置 healthcheck 命令，使用 depends_on 条件让 backend 在数据库完全健康后启动，OSRM 在数据预处理完成后才进入 ready 状态；</w:t>
       </w:r>
-      <w:r/>
-    </w:p>
-    <w:p>
-      <w:pPr>
-        <w:pStyle w:val="875"/>
+      <w:r>
+        <w:rPr>
+          <w:rFonts w:ascii="宋体" w:hAnsi="宋体" w:eastAsia="宋体"/>
+          <w:color w:val="000000"/>
+          <w:sz w:val="21"/>
+        </w:rPr>
+      </w:r>
+    </w:p>
+    <w:p>
+      <w:pPr>
+        <w:pStyle w:val="ReportBody"/>
         <w:numPr>
           <w:ilvl w:val="0"/>
           <w:numId w:val="5"/>
         </w:numPr>
         <w:pBdr/>
-        <w:spacing w:before="40" w:after="40" w:line="300" w:lineRule="auto"/>
+        <w:spacing w:before="40" w:after="40" w:line="360" w:lineRule="auto"/>
         <w:ind/>
-        <w:rPr/>
-      </w:pPr>
-      <w:r>
-        <w:rPr>
-          <w:rFonts w:ascii="Times New Roman" w:hAnsi="Times New Roman" w:eastAsia="宋体"/>
-          <w:b w:val="0"/>
-          <w:i w:val="0"/>
+        <w:jc w:val="both"/>
+        <w:rPr>
+          <w:rFonts w:ascii="宋体" w:hAnsi="宋体" w:eastAsia="宋体"/>
+          <w:color w:val="000000"/>
+          <w:sz w:val="21"/>
+        </w:rPr>
+      </w:pPr>
+      <w:r>
+        <w:rPr>
+          <w:rFonts w:ascii="宋体" w:hAnsi="宋体" w:eastAsia="宋体"/>
+          <w:b w:val="0"/>
+          <w:i w:val="0"/>
+          <w:color w:val="000000"/>
           <w:sz w:val="21"/>
         </w:rPr>
         <w:t xml:space="preserve">【安全运行保护】所有容器均使用非-root用户运行，并指定 no-new-privileges 安全选项，将端口默认绑定在宿主机回环网卡（127.0.0.1）上，避免服务对外暴露；</w:t>
       </w:r>
-      <w:r/>
-    </w:p>
-    <w:p>
-      <w:pPr>
-        <w:pStyle w:val="875"/>
+      <w:r>
+        <w:rPr>
+          <w:rFonts w:ascii="宋体" w:hAnsi="宋体" w:eastAsia="宋体"/>
+          <w:color w:val="000000"/>
+          <w:sz w:val="21"/>
+        </w:rPr>
+      </w:r>
+    </w:p>
+    <w:p>
+      <w:pPr>
+        <w:pStyle w:val="ReportBody"/>
         <w:numPr>
           <w:ilvl w:val="0"/>
           <w:numId w:val="5"/>
         </w:numPr>
         <w:pBdr/>
-        <w:spacing w:before="40" w:after="40" w:line="300" w:lineRule="auto"/>
+        <w:spacing w:before="40" w:after="40" w:line="360" w:lineRule="auto"/>
         <w:ind/>
-        <w:rPr/>
-      </w:pPr>
-      <w:r>
-        <w:rPr>
-          <w:rFonts w:ascii="Times New Roman" w:hAnsi="Times New Roman" w:eastAsia="宋体"/>
-          <w:b w:val="0"/>
-          <w:i w:val="0"/>
+        <w:jc w:val="both"/>
+        <w:rPr>
+          <w:rFonts w:ascii="宋体" w:hAnsi="宋体" w:eastAsia="宋体"/>
+          <w:color w:val="000000"/>
+          <w:sz w:val="21"/>
+        </w:rPr>
+      </w:pPr>
+      <w:r>
+        <w:rPr>
+          <w:rFonts w:ascii="宋体" w:hAnsi="宋体" w:eastAsia="宋体"/>
+          <w:b w:val="0"/>
+          <w:i w:val="0"/>
+          <w:color w:val="000000"/>
           <w:sz w:val="21"/>
         </w:rPr>
         <w:t xml:space="preserve">【同源网关反向代理】前端容器使用 Nginx，将 `/api`、`/ws`、`/uploads` 和 `/osrm` 代理到后端及路由服务，消除浏览器的跨域配置，且在 Nginx 中增加了速率限制（limit_req）和安全响应头（CSP、X-Frame-Options 等）配置。</w:t>
       </w:r>
-      <w:r/>
+      <w:r>
+        <w:rPr>
+          <w:rFonts w:ascii="宋体" w:hAnsi="宋体" w:eastAsia="宋体"/>
+          <w:color w:val="000000"/>
+          <w:sz w:val="21"/>
+        </w:rPr>
+      </w:r>
     </w:p>
     <w:p>
       <w:pPr>
@@ -2390,14 +2912,24 @@
     </w:p>
     <w:p>
       <w:pPr>
+        <w:pStyle w:val="FigureTableCaption"/>
         <w:keepLines/>
         <w:pBdr/>
-        <w:spacing w:before="0" w:after="160" w:line="300" w:lineRule="auto"/>
+        <w:spacing w:before="60" w:after="120" w:line="300" w:lineRule="auto"/>
         <w:ind/>
         <w:jc w:val="center"/>
-        <w:rPr/>
-      </w:pPr>
-      <w:r>
+        <w:rPr>
+          <w:rFonts w:ascii="宋体" w:hAnsi="宋体" w:eastAsia="宋体"/>
+          <w:color w:val="000000"/>
+          <w:sz w:val="18"/>
+        </w:rPr>
+      </w:pPr>
+      <w:r>
+        <w:rPr>
+          <w:rFonts w:ascii="宋体" w:hAnsi="宋体" w:eastAsia="宋体"/>
+          <w:color w:val="000000"/>
+          <w:sz w:val="18"/>
+        </w:rPr>
         <w:t>图 3-4 Compose 四服务部署拓扑图</w:t>
       </w:r>
     </w:p>
@@ -2448,36 +2980,53 @@
     </w:p>
     <w:p>
       <w:pPr>
+        <w:pStyle w:val="FigureTableCaption"/>
         <w:keepLines/>
         <w:pBdr/>
-        <w:spacing w:before="0" w:after="160" w:line="300" w:lineRule="auto"/>
+        <w:spacing w:before="60" w:after="120" w:line="300" w:lineRule="auto"/>
         <w:ind/>
         <w:jc w:val="center"/>
-        <w:rPr/>
-      </w:pPr>
-      <w:r>
+        <w:rPr>
+          <w:rFonts w:ascii="宋体" w:hAnsi="宋体" w:eastAsia="宋体"/>
+          <w:color w:val="000000"/>
+          <w:sz w:val="18"/>
+        </w:rPr>
+      </w:pPr>
+      <w:r>
+        <w:rPr>
+          <w:rFonts w:ascii="宋体" w:hAnsi="宋体" w:eastAsia="宋体"/>
+          <w:color w:val="000000"/>
+          <w:sz w:val="18"/>
+        </w:rPr>
         <w:t>图 3-5 应急派单与 OSRM 路由规划业务流程图</w:t>
       </w:r>
     </w:p>
     <w:p>
-      <w:pPr/>
+      <w:pPr>
+        <w:pStyle w:val="CodeTitle"/>
+        <w:jc w:val="left"/>
+      </w:pPr>
       <w:r>
         <w:rPr>
           <w:rFonts w:ascii="黑体" w:hAnsi="黑体" w:eastAsia="黑体"/>
           <w:b/>
-          <w:sz w:val="22"/>
+          <w:color w:val="000000"/>
+          <w:sz w:val="21"/>
         </w:rPr>
         <w:t xml:space="preserve">关键代码 1：地图动态图层注册</w:t>
       </w:r>
     </w:p>
     <w:p>
       <w:pPr>
+        <w:pStyle w:val="CodeBlock"/>
         <w:spacing w:line="300" w:lineRule="auto"/>
-      </w:pPr>
-      <w:r>
-        <w:rPr>
-          <w:rFonts w:ascii="宋体" w:hAnsi="宋体" w:eastAsia="宋体"/>
-          <w:sz w:val="21"/>
+        <w:jc w:val="left"/>
+      </w:pPr>
+      <w:r>
+        <w:rPr>
+          <w:rFonts w:ascii="宋体" w:hAnsi="宋体" w:eastAsia="宋体"/>
+          <w:color w:val="000000"/>
+          <w:sz w:val="18"/>
         </w:rPr>
         <w:t xml:space="preserve">const registerLayer = (id: string, opts: RegisterLayerOpts) =&gt; {</w:t>
         <w:br/>
@@ -2497,24 +3046,31 @@
       </w:r>
     </w:p>
     <w:p>
-      <w:pPr/>
+      <w:pPr>
+        <w:pStyle w:val="CodeTitle"/>
+        <w:jc w:val="left"/>
+      </w:pPr>
       <w:r>
         <w:rPr>
           <w:rFonts w:ascii="黑体" w:hAnsi="黑体" w:eastAsia="黑体"/>
           <w:b/>
-          <w:sz w:val="22"/>
+          <w:color w:val="000000"/>
+          <w:sz w:val="21"/>
         </w:rPr>
         <w:t xml:space="preserve">关键代码 2：Turf 缓冲区计算与地图更新</w:t>
       </w:r>
     </w:p>
     <w:p>
       <w:pPr>
+        <w:pStyle w:val="CodeBlock"/>
         <w:spacing w:line="300" w:lineRule="auto"/>
-      </w:pPr>
-      <w:r>
-        <w:rPr>
-          <w:rFonts w:ascii="宋体" w:hAnsi="宋体" w:eastAsia="宋体"/>
-          <w:sz w:val="21"/>
+        <w:jc w:val="left"/>
+      </w:pPr>
+      <w:r>
+        <w:rPr>
+          <w:rFonts w:ascii="宋体" w:hAnsi="宋体" w:eastAsia="宋体"/>
+          <w:color w:val="000000"/>
+          <w:sz w:val="18"/>
         </w:rPr>
         <w:t xml:space="preserve">const buffered = turf.buffer(drawnGeometry.value, bufferDistance.value, {</w:t>
         <w:br/>
@@ -2534,24 +3090,31 @@
       </w:r>
     </w:p>
     <w:p>
-      <w:pPr/>
+      <w:pPr>
+        <w:pStyle w:val="CodeTitle"/>
+        <w:jc w:val="left"/>
+      </w:pPr>
       <w:r>
         <w:rPr>
           <w:rFonts w:ascii="黑体" w:hAnsi="黑体" w:eastAsia="黑体"/>
           <w:b/>
-          <w:sz w:val="22"/>
+          <w:color w:val="000000"/>
+          <w:sz w:val="21"/>
         </w:rPr>
         <w:t xml:space="preserve">关键代码 3：OSRM 行驶路线计算</w:t>
       </w:r>
     </w:p>
     <w:p>
       <w:pPr>
+        <w:pStyle w:val="CodeBlock"/>
         <w:spacing w:line="300" w:lineRule="auto"/>
-      </w:pPr>
-      <w:r>
-        <w:rPr>
-          <w:rFonts w:ascii="宋体" w:hAnsi="宋体" w:eastAsia="宋体"/>
-          <w:sz w:val="21"/>
+        <w:jc w:val="left"/>
+      </w:pPr>
+      <w:r>
+        <w:rPr>
+          <w:rFonts w:ascii="宋体" w:hAnsi="宋体" w:eastAsia="宋体"/>
+          <w:color w:val="000000"/>
+          <w:sz w:val="18"/>
         </w:rPr>
         <w:t xml:space="preserve">const planRoute = async (start, end) =&gt; {</w:t>
         <w:br/>
@@ -2574,50 +3137,56 @@
     </w:p>
     <w:p>
       <w:pPr>
+        <w:pStyle w:val="ReportHeading1"/>
         <w:pBdr/>
         <w:spacing w:before="156" w:beforeLines="50" w:after="156" w:afterLines="50"/>
         <w:ind/>
         <w:jc w:val="left"/>
         <w:outlineLvl w:val="0"/>
         <w:rPr>
-          <w:rFonts w:ascii="Times New Roman" w:hAnsi="Times New Roman"/>
-          <w:b/>
-          <w:sz w:val="36"/>
+          <w:rFonts w:ascii="黑体" w:hAnsi="黑体" w:eastAsia="黑体"/>
+          <w:b/>
+          <w:color w:val="000000"/>
+          <w:sz w:val="28"/>
           <w:szCs w:val="36"/>
         </w:rPr>
       </w:pPr>
       <w:bookmarkStart w:name="_Toc8a158b4e" w:id="9"/>
       <w:r>
         <w:rPr>
-          <w:rFonts w:hint="eastAsia" w:ascii="Times New Roman" w:hAnsi="Times New Roman"/>
-          <w:b/>
-          <w:sz w:val="36"/>
+          <w:rFonts w:hint="eastAsia" w:ascii="黑体" w:hAnsi="黑体" w:eastAsia="黑体"/>
+          <w:b/>
+          <w:color w:val="000000"/>
+          <w:sz w:val="28"/>
           <w:szCs w:val="36"/>
         </w:rPr>
         <w:t xml:space="preserve">4 </w:t>
       </w:r>
       <w:r>
         <w:rPr>
-          <w:rFonts w:hint="eastAsia" w:ascii="Times New Roman" w:hAnsi="Times New Roman"/>
-          <w:b/>
-          <w:sz w:val="36"/>
+          <w:rFonts w:hint="eastAsia" w:ascii="黑体" w:hAnsi="黑体" w:eastAsia="黑体"/>
+          <w:b/>
+          <w:color w:val="000000"/>
+          <w:sz w:val="28"/>
           <w:szCs w:val="36"/>
         </w:rPr>
         <w:t xml:space="preserve">总结</w:t>
       </w:r>
       <w:r>
         <w:rPr>
-          <w:rFonts w:ascii="Times New Roman" w:hAnsi="Times New Roman"/>
-          <w:b/>
-          <w:sz w:val="36"/>
+          <w:rFonts w:ascii="黑体" w:hAnsi="黑体" w:eastAsia="黑体"/>
+          <w:b/>
+          <w:color w:val="000000"/>
+          <w:sz w:val="28"/>
           <w:szCs w:val="36"/>
         </w:rPr>
       </w:r>
       <w:r>
         <w:rPr>
-          <w:rFonts w:ascii="Times New Roman" w:hAnsi="Times New Roman"/>
-          <w:b/>
-          <w:sz w:val="36"/>
+          <w:rFonts w:ascii="黑体" w:hAnsi="黑体" w:eastAsia="黑体"/>
+          <w:b/>
+          <w:color w:val="000000"/>
+          <w:sz w:val="28"/>
           <w:szCs w:val="36"/>
         </w:rPr>
       </w:r>
@@ -2625,62 +3194,93 @@
     </w:p>
     <w:p>
       <w:pPr>
-        <w:pBdr/>
-        <w:spacing w:before="40" w:after="40" w:line="300" w:lineRule="auto"/>
+        <w:pStyle w:val="ReportBody"/>
+        <w:pBdr/>
+        <w:spacing w:before="40" w:after="40" w:line="360" w:lineRule="auto"/>
         <w:ind w:firstLine="420"/>
-        <w:rPr/>
-      </w:pPr>
-      <w:r>
-        <w:rPr>
-          <w:rFonts w:ascii="Times New Roman" w:hAnsi="Times New Roman" w:eastAsia="宋体"/>
-          <w:b w:val="0"/>
-          <w:i w:val="0"/>
+        <w:jc w:val="both"/>
+        <w:rPr>
+          <w:rFonts w:ascii="宋体" w:hAnsi="宋体" w:eastAsia="宋体"/>
+          <w:color w:val="000000"/>
+          <w:sz w:val="21"/>
+        </w:rPr>
+      </w:pPr>
+      <w:r>
+        <w:rPr>
+          <w:rFonts w:ascii="宋体" w:hAnsi="宋体" w:eastAsia="宋体"/>
+          <w:b w:val="0"/>
+          <w:i w:val="0"/>
+          <w:color w:val="000000"/>
           <w:sz w:val="21"/>
         </w:rPr>
         <w:t xml:space="preserve">本次《地理信息系统设计与开发实习》是对个人软件工程能力和 WebGIS 实践水平的一次全方位锻炼。在实习的8周时间里，我深入体验了从需求梳理、前后端接口设计，到代码编写、异常排查和生产部署的完整软件生命周期，收获如下：</w:t>
       </w:r>
-      <w:r/>
-    </w:p>
-    <w:p>
-      <w:pPr>
-        <w:pStyle w:val="875"/>
+      <w:r>
+        <w:rPr>
+          <w:rFonts w:ascii="宋体" w:hAnsi="宋体" w:eastAsia="宋体"/>
+          <w:color w:val="000000"/>
+          <w:sz w:val="21"/>
+        </w:rPr>
+      </w:r>
+    </w:p>
+    <w:p>
+      <w:pPr>
+        <w:pStyle w:val="ReportBody"/>
         <w:numPr>
           <w:ilvl w:val="0"/>
           <w:numId w:val="6"/>
         </w:numPr>
         <w:pBdr/>
-        <w:spacing w:before="40" w:after="40" w:line="300" w:lineRule="auto"/>
+        <w:spacing w:before="40" w:after="40" w:line="360" w:lineRule="auto"/>
         <w:ind/>
-        <w:rPr/>
-      </w:pPr>
-      <w:r>
-        <w:rPr>
-          <w:rFonts w:ascii="Times New Roman" w:hAnsi="Times New Roman" w:eastAsia="宋体"/>
-          <w:b w:val="0"/>
-          <w:i w:val="0"/>
+        <w:jc w:val="both"/>
+        <w:rPr>
+          <w:rFonts w:ascii="宋体" w:hAnsi="宋体" w:eastAsia="宋体"/>
+          <w:color w:val="000000"/>
+          <w:sz w:val="21"/>
+        </w:rPr>
+      </w:pPr>
+      <w:r>
+        <w:rPr>
+          <w:rFonts w:ascii="宋体" w:hAnsi="宋体" w:eastAsia="宋体"/>
+          <w:b w:val="0"/>
+          <w:i w:val="0"/>
+          <w:color w:val="000000"/>
           <w:sz w:val="21"/>
         </w:rPr>
         <w:t xml:space="preserve">掌握了主流 WebGIS 核心组件的应用。通过 useMap 封装和 MapLibre 实例的全局状态共享，我熟悉了 WebGL/WebGPU 底层渲染底座的设计机制；通过 Turf.js 前端空间拓扑计算和本地 OSRM 路由引擎的高效对接，我深入理解了如何规避 GCJ-02 偏移，建立原生 WGS84 的全链路空间一致性体系。</w:t>
       </w:r>
-      <w:r/>
-    </w:p>
-    <w:p>
-      <w:pPr>
-        <w:pStyle w:val="875"/>
+      <w:r>
+        <w:rPr>
+          <w:rFonts w:ascii="宋体" w:hAnsi="宋体" w:eastAsia="宋体"/>
+          <w:color w:val="000000"/>
+          <w:sz w:val="21"/>
+        </w:rPr>
+      </w:r>
+    </w:p>
+    <w:p>
+      <w:pPr>
+        <w:pStyle w:val="ReportBody"/>
         <w:numPr>
           <w:ilvl w:val="0"/>
           <w:numId w:val="6"/>
         </w:numPr>
         <w:pBdr/>
-        <w:spacing w:before="40" w:after="40" w:line="300" w:lineRule="auto"/>
+        <w:spacing w:before="40" w:after="40" w:line="360" w:lineRule="auto"/>
         <w:ind/>
-        <w:rPr/>
-      </w:pPr>
-      <w:r>
-        <w:rPr>
-          <w:rFonts w:ascii="Times New Roman" w:hAnsi="Times New Roman" w:eastAsia="宋体"/>
-          <w:b w:val="0"/>
-          <w:i w:val="0"/>
+        <w:jc w:val="both"/>
+        <w:rPr>
+          <w:rFonts w:ascii="宋体" w:hAnsi="宋体" w:eastAsia="宋体"/>
+          <w:color w:val="000000"/>
+          <w:sz w:val="21"/>
+        </w:rPr>
+      </w:pPr>
+      <w:r>
+        <w:rPr>
+          <w:rFonts w:ascii="宋体" w:hAnsi="宋体" w:eastAsia="宋体"/>
+          <w:b w:val="0"/>
+          <w:i w:val="0"/>
+          <w:color w:val="000000"/>
           <w:sz w:val="21"/>
         </w:rPr>
         <w:t xml:space="preserve">深化了容器化与云原生部署的实践经验。通过在 NixOS 上配置和调试 rootless Podman Compose，我克服了用户命名空间（user namespace）重映射等底层权限报错，通过配置健康检查和 Nginx 同源反向代理，对现代微服务架构的安全边界、速率限制及同源防范有了切实体会。</w:t>
@@ -2688,26 +3288,38 @@
     </w:p>
     <w:p>
       <w:pPr>
-        <w:pStyle w:val="875"/>
+        <w:pStyle w:val="ReportBody"/>
         <w:numPr>
           <w:ilvl w:val="0"/>
           <w:numId w:val="6"/>
         </w:numPr>
         <w:pBdr/>
-        <w:spacing w:before="40" w:after="40" w:line="300" w:lineRule="auto"/>
+        <w:spacing w:before="40" w:after="40" w:line="360" w:lineRule="auto"/>
         <w:ind/>
-        <w:rPr/>
-      </w:pPr>
-      <w:r>
-        <w:rPr>
-          <w:rFonts w:ascii="Times New Roman" w:hAnsi="Times New Roman" w:eastAsia="宋体"/>
-          <w:b w:val="0"/>
-          <w:i w:val="0"/>
+        <w:jc w:val="both"/>
+        <w:rPr>
+          <w:rFonts w:ascii="宋体" w:hAnsi="宋体" w:eastAsia="宋体"/>
+          <w:color w:val="000000"/>
+          <w:sz w:val="21"/>
+        </w:rPr>
+      </w:pPr>
+      <w:r>
+        <w:rPr>
+          <w:rFonts w:ascii="宋体" w:hAnsi="宋体" w:eastAsia="宋体"/>
+          <w:b w:val="0"/>
+          <w:i w:val="0"/>
+          <w:color w:val="000000"/>
           <w:sz w:val="21"/>
         </w:rPr>
         <w:t xml:space="preserve">提升了软件排错和组件集成的意识。在项目上线调试中，我妥善解决了 Vite 打包生产包时 SockJS 缺失 global 变量的报错，并重构了天地图底图服务，确保了演示链路的极端稳定。这表明软件开发不仅是功能编写，更是环境适应与边界防范的过程。</w:t>
       </w:r>
-      <w:r/>
+      <w:r>
+        <w:rPr>
+          <w:rFonts w:ascii="宋体" w:hAnsi="宋体" w:eastAsia="宋体"/>
+          <w:color w:val="000000"/>
+          <w:sz w:val="21"/>
+        </w:rPr>
+      </w:r>
     </w:p>
     <w:sectPr>
       <w:footerReference w:type="default" r:id="rId9"/>
@@ -2759,32 +3371,65 @@
 <w:ftr xmlns:wpc="http://schemas.microsoft.com/office/word/2010/wordprocessingCanvas" xmlns:mc="http://schemas.openxmlformats.org/markup-compatibility/2006" xmlns:o="urn:schemas-microsoft-com:office:office" xmlns:r="http://schemas.openxmlformats.org/officeDocument/2006/relationships" xmlns:m="http://schemas.openxmlformats.org/officeDocument/2006/math" xmlns:v="urn:schemas-microsoft-com:vml" xmlns:wp14="http://schemas.microsoft.com/office/word/2010/wordprocessingDrawing" xmlns:wp="http://schemas.openxmlformats.org/drawingml/2006/wordprocessingDrawing" xmlns:w10="urn:schemas-microsoft-com:office:word" xmlns:w="http://schemas.openxmlformats.org/wordprocessingml/2006/main" xmlns:w14="http://schemas.microsoft.com/office/word/2010/wordml" xmlns:w15="http://schemas.microsoft.com/office/word/2012/wordml" xmlns:wpg="http://schemas.microsoft.com/office/word/2010/wordprocessingGroup" xmlns:wpi="http://schemas.microsoft.com/office/word/2010/wordprocessingInk" xmlns:wne="http://schemas.microsoft.com/office/word/2006/wordml" xmlns:a="http://schemas.openxmlformats.org/drawingml/2006/main" xmlns:wps="http://schemas.microsoft.com/office/word/2010/wordprocessingShape" mc:Ignorable="w14 w15 wp14">
   <w:p>
     <w:pPr>
-      <w:pStyle w:val="912"/>
-      <w:pBdr/>
-      <w:spacing/>
-      <w:ind/>
-      <w:jc w:val="center"/>
-      <w:rPr/>
+      <w:pStyle w:val="ReportBody"/>
+      <w:pBdr/>
+      <w:spacing w:line="360" w:lineRule="auto"/>
+      <w:ind/>
+      <w:jc w:val="both"/>
+      <w:rPr>
+        <w:rFonts w:ascii="宋体" w:hAnsi="宋体" w:eastAsia="宋体"/>
+        <w:color w:val="000000"/>
+        <w:sz w:val="21"/>
+      </w:rPr>
     </w:pPr>
     <w:r>
+      <w:rPr>
+        <w:rFonts w:ascii="宋体" w:hAnsi="宋体" w:eastAsia="宋体"/>
+        <w:color w:val="000000"/>
+        <w:sz w:val="21"/>
+      </w:rPr>
       <w:fldChar w:fldCharType="begin"/>
     </w:r>
     <w:r>
+      <w:rPr>
+        <w:rFonts w:ascii="宋体" w:hAnsi="宋体" w:eastAsia="宋体"/>
+        <w:color w:val="000000"/>
+        <w:sz w:val="21"/>
+      </w:rPr>
       <w:instrText xml:space="preserve">PAGE   \* MERGEFORMAT</w:instrText>
     </w:r>
     <w:r>
+      <w:rPr>
+        <w:rFonts w:ascii="宋体" w:hAnsi="宋体" w:eastAsia="宋体"/>
+        <w:color w:val="000000"/>
+        <w:sz w:val="21"/>
+      </w:rPr>
       <w:fldChar w:fldCharType="separate"/>
     </w:r>
     <w:r>
       <w:rPr>
+        <w:rFonts w:ascii="宋体" w:hAnsi="宋体" w:eastAsia="宋体"/>
+        <w:color w:val="000000"/>
+        <w:sz w:val="21"/>
         <w:lang w:val="zh-CN"/>
       </w:rPr>
       <w:t xml:space="preserve">23</w:t>
     </w:r>
     <w:r>
+      <w:rPr>
+        <w:rFonts w:ascii="宋体" w:hAnsi="宋体" w:eastAsia="宋体"/>
+        <w:color w:val="000000"/>
+        <w:sz w:val="21"/>
+      </w:rPr>
       <w:fldChar w:fldCharType="end"/>
     </w:r>
-    <w:r/>
+    <w:r>
+      <w:rPr>
+        <w:rFonts w:ascii="宋体" w:hAnsi="宋体" w:eastAsia="宋体"/>
+        <w:color w:val="000000"/>
+        <w:sz w:val="21"/>
+      </w:rPr>
+    </w:r>
   </w:p>
   <w:p>
     <w:pPr>
@@ -4232,6 +4877,97 @@
       <w:rFonts w:ascii="Calibri" w:hAnsi="Calibri"/>
       <w:sz w:val="18"/>
       <w:szCs w:val="18"/>
+    </w:rPr>
+  </w:style>
+  <w:style w:type="paragraph" w:styleId="ReportBody" w:customStyle="true">
+    <w:name w:val="报告正文"/>
+    <w:basedOn w:val="Normal"/>
+    <w:pPr>
+      <w:widowControl xmlns:w="http://schemas.openxmlformats.org/wordprocessingml/2006/main" w:val="0"/>
+      <w:spacing w:line="360" w:lineRule="auto"/>
+      <w:jc w:val="both"/>
+    </w:pPr>
+    <w:rPr>
+      <w:rFonts w:ascii="宋体" w:hAnsi="宋体" w:eastAsia="宋体"/>
+      <w:color w:val="000000"/>
+      <w:sz w:val="21"/>
+    </w:rPr>
+  </w:style>
+  <w:style w:type="paragraph" w:styleId="ReportHeading1" w:customStyle="true">
+    <w:name w:val="报告一级标题"/>
+    <w:basedOn w:val="Normal"/>
+    <w:pPr>
+      <w:keepNext xmlns:w="http://schemas.openxmlformats.org/wordprocessingml/2006/main" w:val="1"/>
+      <w:keepLines xmlns:w="http://schemas.openxmlformats.org/wordprocessingml/2006/main" w:val="1"/>
+      <w:spacing w:before="120" w:after="120"/>
+      <w:jc w:val="left"/>
+      <w:outlineLvl xmlns:w="http://schemas.openxmlformats.org/wordprocessingml/2006/main" w:val="0"/>
+    </w:pPr>
+    <w:rPr>
+      <w:rFonts w:ascii="黑体" w:hAnsi="黑体" w:eastAsia="黑体"/>
+      <w:b/>
+      <w:color w:val="000000"/>
+      <w:sz w:val="28"/>
+    </w:rPr>
+  </w:style>
+  <w:style w:type="paragraph" w:styleId="ReportHeading2" w:customStyle="true">
+    <w:name w:val="报告二级标题"/>
+    <w:basedOn w:val="Normal"/>
+    <w:pPr>
+      <w:keepNext xmlns:w="http://schemas.openxmlformats.org/wordprocessingml/2006/main" w:val="1"/>
+      <w:keepLines xmlns:w="http://schemas.openxmlformats.org/wordprocessingml/2006/main" w:val="1"/>
+      <w:spacing w:before="60" w:after="60"/>
+      <w:jc w:val="left"/>
+      <w:outlineLvl xmlns:w="http://schemas.openxmlformats.org/wordprocessingml/2006/main" w:val="1"/>
+    </w:pPr>
+    <w:rPr>
+      <w:rFonts w:ascii="黑体" w:hAnsi="黑体" w:eastAsia="黑体"/>
+      <w:b/>
+      <w:color w:val="000000"/>
+      <w:sz w:val="24"/>
+    </w:rPr>
+  </w:style>
+  <w:style w:type="paragraph" w:styleId="FigureTableCaption" w:customStyle="true">
+    <w:name w:val="图表题注"/>
+    <w:basedOn w:val="Normal"/>
+    <w:pPr>
+      <w:keepLines xmlns:w="http://schemas.openxmlformats.org/wordprocessingml/2006/main" w:val="1"/>
+      <w:spacing w:before="60" w:after="120"/>
+      <w:jc w:val="center"/>
+    </w:pPr>
+    <w:rPr>
+      <w:rFonts w:ascii="宋体" w:hAnsi="宋体" w:eastAsia="宋体"/>
+      <w:color w:val="000000"/>
+      <w:sz w:val="18"/>
+    </w:rPr>
+  </w:style>
+  <w:style w:type="paragraph" w:styleId="CodeTitle" w:customStyle="true">
+    <w:name w:val="代码标题"/>
+    <w:basedOn w:val="Normal"/>
+    <w:pPr>
+      <w:keepNext xmlns:w="http://schemas.openxmlformats.org/wordprocessingml/2006/main" w:val="1"/>
+      <w:spacing w:before="120" w:after="60"/>
+      <w:jc w:val="left"/>
+    </w:pPr>
+    <w:rPr>
+      <w:rFonts w:ascii="黑体" w:hAnsi="黑体" w:eastAsia="黑体"/>
+      <w:b/>
+      <w:color w:val="000000"/>
+      <w:sz w:val="21"/>
+    </w:rPr>
+  </w:style>
+  <w:style w:type="paragraph" w:styleId="CodeBlock" w:customStyle="true">
+    <w:name w:val="代码正文"/>
+    <w:basedOn w:val="Normal"/>
+    <w:pPr>
+      <w:keepLines xmlns:w="http://schemas.openxmlformats.org/wordprocessingml/2006/main" w:val="1"/>
+      <w:spacing w:before="0" w:after="120" w:line="300" w:lineRule="auto"/>
+      <w:jc w:val="left"/>
+    </w:pPr>
+    <w:rPr>
+      <w:rFonts w:ascii="宋体" w:hAnsi="宋体" w:eastAsia="宋体"/>
+      <w:color w:val="000000"/>
+      <w:sz w:val="18"/>
     </w:rPr>
   </w:style>
 </w:styles>

--- a/docs/实际报告/最终版/07231533冯峥嵘.docx
+++ b/docs/实际报告/最终版/07231533冯峥嵘.docx
@@ -38,208 +38,94 @@
     </w:p>
     <w:p>
       <w:pPr>
+        <w:pStyle w:val="CoverTitle"/>
+      </w:pPr>
+      <w:r>
+        <w:t xml:space="preserve">《</w:t>
+      </w:r>
+      <w:r>
+        <w:t xml:space="preserve">地理信息系统</w:t>
+      </w:r>
+      <w:r>
+        <w:t xml:space="preserve">开发</w:t>
+      </w:r>
+      <w:r>
+        <w:t xml:space="preserve">实习</w:t>
+      </w:r>
+      <w:r>
+        <w:t xml:space="preserve">》</w:t>
+      </w:r>
+      <w:r>
+        <w:t xml:space="preserve">报告</w:t>
+      </w:r>
+      <w:r/>
+      <w:r/>
+    </w:p>
+    <w:p>
+      <w:pPr>
+        <w:pStyle w:val="CoverSubtitle"/>
+      </w:pPr>
+      <w:r>
+        <w:t xml:space="preserve">地信20</w:t>
+      </w:r>
+      <w:r>
+        <w:t xml:space="preserve">2</w:t>
+      </w:r>
+      <w:r>
+        <w:t xml:space="preserve">3</w:t>
+      </w:r>
+      <w:r>
+        <w:t xml:space="preserve">级</w:t>
+      </w:r>
+      <w:r/>
+      <w:r/>
+    </w:p>
+    <w:p>
+      <w:pPr>
+        <w:pStyle w:val="CoverSpacer"/>
+        <w:keepNext w:val="false"/>
+        <w:keepLines w:val="false"/>
+        <w:pageBreakBefore w:val="false"/>
         <w:pBdr/>
-        <w:spacing w:before="60"/>
-        <w:ind/>
+        <w:spacing w:before="0" w:after="0" w:line="80" w:lineRule="exact"/>
+        <w:ind w:start="1440" w:firstLine="1044"/>
         <w:jc w:val="center"/>
         <w:rPr>
-          <w:rFonts w:ascii="黑体" w:hAnsi="黑体" w:eastAsia="黑体"/>
-          <w:b/>
-          <w:color w:val="000000"/>
+          <w:b/>
           <w:sz w:val="52"/>
           <w:szCs w:val="52"/>
         </w:rPr>
       </w:pPr>
       <w:r>
         <w:rPr>
-          <w:rFonts w:hint="eastAsia" w:ascii="黑体" w:hAnsi="黑体" w:eastAsia="黑体"/>
-          <w:b/>
-          <w:color w:val="000000"/>
+          <w:b/>
           <w:sz w:val="52"/>
           <w:szCs w:val="52"/>
         </w:rPr>
-        <w:t xml:space="preserve">《</w:t>
-      </w:r>
-      <w:r>
-        <w:rPr>
-          <w:rFonts w:hint="eastAsia" w:ascii="黑体" w:hAnsi="黑体" w:eastAsia="黑体"/>
-          <w:b/>
-          <w:color w:val="000000"/>
+      </w:r>
+      <w:r>
+        <w:rPr>
+          <w:b/>
           <w:sz w:val="52"/>
           <w:szCs w:val="52"/>
         </w:rPr>
-        <w:t xml:space="preserve">地理信息系统</w:t>
-      </w:r>
-      <w:r>
-        <w:rPr>
-          <w:rFonts w:hint="eastAsia" w:ascii="黑体" w:hAnsi="黑体" w:eastAsia="黑体"/>
-          <w:b/>
-          <w:color w:val="000000"/>
+      </w:r>
+      <w:r>
+        <w:rPr>
+          <w:b/>
           <w:sz w:val="52"/>
           <w:szCs w:val="52"/>
         </w:rPr>
-        <w:t xml:space="preserve">开发</w:t>
-      </w:r>
-      <w:r>
-        <w:rPr>
-          <w:rFonts w:hint="eastAsia" w:ascii="黑体" w:hAnsi="黑体" w:eastAsia="黑体"/>
-          <w:b/>
-          <w:color w:val="000000"/>
-          <w:sz w:val="52"/>
-          <w:szCs w:val="52"/>
-        </w:rPr>
-        <w:t xml:space="preserve">实习</w:t>
-      </w:r>
-      <w:r>
-        <w:rPr>
-          <w:rFonts w:hint="eastAsia" w:ascii="黑体" w:hAnsi="黑体" w:eastAsia="黑体"/>
-          <w:b/>
-          <w:color w:val="000000"/>
-          <w:sz w:val="52"/>
-          <w:szCs w:val="52"/>
-        </w:rPr>
-        <w:t xml:space="preserve">》</w:t>
-      </w:r>
-      <w:r>
-        <w:rPr>
-          <w:rFonts w:hint="eastAsia" w:ascii="黑体" w:hAnsi="黑体" w:eastAsia="黑体"/>
-          <w:b/>
-          <w:color w:val="000000"/>
-          <w:sz w:val="52"/>
-          <w:szCs w:val="52"/>
-        </w:rPr>
-        <w:t xml:space="preserve">报告</w:t>
-      </w:r>
-      <w:r>
-        <w:rPr>
-          <w:rFonts w:ascii="黑体" w:hAnsi="黑体" w:eastAsia="黑体"/>
-          <w:b/>
-          <w:color w:val="000000"/>
-          <w:sz w:val="52"/>
-          <w:szCs w:val="52"/>
-        </w:rPr>
-      </w:r>
-      <w:r>
-        <w:rPr>
-          <w:rFonts w:ascii="黑体" w:hAnsi="黑体" w:eastAsia="黑体"/>
-          <w:b/>
-          <w:color w:val="000000"/>
-          <w:sz w:val="52"/>
-          <w:szCs w:val="52"/>
-        </w:rPr>
-      </w:r>
-    </w:p>
-    <w:p>
-      <w:pPr>
+      </w:r>
+    </w:p>
+    <w:p>
+      <w:pPr>
+        <w:pStyle w:val="CoverSpacer"/>
+        <w:keepNext w:val="false"/>
+        <w:keepLines w:val="false"/>
+        <w:pageBreakBefore w:val="false"/>
         <w:pBdr/>
-        <w:spacing w:before="60"/>
-        <w:ind/>
-        <w:jc w:val="center"/>
-        <w:rPr>
-          <w:rFonts w:ascii="黑体" w:hAnsi="黑体" w:eastAsia="黑体"/>
-          <w:b/>
-          <w:color w:val="000000"/>
-          <w:sz w:val="30"/>
-          <w:szCs w:val="52"/>
-        </w:rPr>
-      </w:pPr>
-      <w:r>
-        <w:rPr>
-          <w:rFonts w:hint="eastAsia" w:ascii="黑体" w:hAnsi="黑体" w:eastAsia="黑体"/>
-          <w:b/>
-          <w:color w:val="000000"/>
-          <w:sz w:val="30"/>
-          <w:szCs w:val="52"/>
-        </w:rPr>
-        <w:t xml:space="preserve">地信20</w:t>
-      </w:r>
-      <w:r>
-        <w:rPr>
-          <w:rFonts w:ascii="黑体" w:hAnsi="黑体" w:eastAsia="黑体"/>
-          <w:b/>
-          <w:color w:val="000000"/>
-          <w:sz w:val="30"/>
-          <w:szCs w:val="52"/>
-        </w:rPr>
-        <w:t xml:space="preserve">2</w:t>
-      </w:r>
-      <w:r>
-        <w:rPr>
-          <w:rFonts w:ascii="黑体" w:hAnsi="黑体" w:eastAsia="黑体"/>
-          <w:b/>
-          <w:color w:val="000000"/>
-          <w:sz w:val="30"/>
-          <w:szCs w:val="52"/>
-        </w:rPr>
-        <w:t xml:space="preserve">3</w:t>
-      </w:r>
-      <w:r>
-        <w:rPr>
-          <w:rFonts w:hint="eastAsia" w:ascii="黑体" w:hAnsi="黑体" w:eastAsia="黑体"/>
-          <w:b/>
-          <w:color w:val="000000"/>
-          <w:sz w:val="30"/>
-          <w:szCs w:val="52"/>
-        </w:rPr>
-        <w:t xml:space="preserve">级</w:t>
-      </w:r>
-      <w:r>
-        <w:rPr>
-          <w:rFonts w:ascii="黑体" w:hAnsi="黑体" w:eastAsia="黑体"/>
-          <w:b/>
-          <w:color w:val="000000"/>
-          <w:sz w:val="30"/>
-          <w:szCs w:val="52"/>
-        </w:rPr>
-      </w:r>
-      <w:r>
-        <w:rPr>
-          <w:rFonts w:ascii="黑体" w:hAnsi="黑体" w:eastAsia="黑体"/>
-          <w:b/>
-          <w:color w:val="000000"/>
-          <w:sz w:val="30"/>
-          <w:szCs w:val="52"/>
-        </w:rPr>
-      </w:r>
-    </w:p>
-    <w:p>
-      <w:pPr>
-        <w:pBdr/>
-        <w:spacing w:before="60"/>
-        <w:ind w:start="1440" w:firstLine="1044"/>
-        <w:jc w:val="center"/>
-        <w:rPr>
-          <w:b/>
-          <w:sz w:val="52"/>
-          <w:szCs w:val="52"/>
-        </w:rPr>
-      </w:pPr>
-      <w:r>
-        <w:rPr>
-          <w:b/>
-          <w:sz w:val="52"/>
-          <w:szCs w:val="52"/>
-        </w:rPr>
-      </w:r>
-      <w:r>
-        <w:rPr>
-          <w:b/>
-          <w:sz w:val="52"/>
-          <w:szCs w:val="52"/>
-        </w:rPr>
-      </w:r>
-      <w:r>
-        <w:rPr>
-          <w:b/>
-          <w:sz w:val="52"/>
-          <w:szCs w:val="52"/>
-        </w:rPr>
-      </w:r>
-    </w:p>
-    <w:p>
-      <w:pPr>
-        <w:pBdr/>
-        <w:spacing w:before="60"/>
+        <w:spacing w:before="0" w:after="0" w:line="80" w:lineRule="exact"/>
         <w:ind w:start="1440" w:firstLine="643"/>
         <w:jc w:val="center"/>
         <w:rPr>
@@ -274,8 +160,12 @@
     </w:p>
     <w:p>
       <w:pPr>
+        <w:pStyle w:val="CoverSpacer"/>
+        <w:keepNext w:val="false"/>
+        <w:keepLines w:val="false"/>
+        <w:pageBreakBefore w:val="false"/>
         <w:pBdr/>
-        <w:spacing w:before="60"/>
+        <w:spacing w:before="0" w:after="0" w:line="80" w:lineRule="exact"/>
         <w:ind w:start="1440" w:firstLine="643"/>
         <w:jc w:val="center"/>
         <w:rPr>
@@ -312,8 +202,12 @@
     </w:p>
     <w:p>
       <w:pPr>
+        <w:pStyle w:val="CoverSpacer"/>
+        <w:keepNext w:val="false"/>
+        <w:keepLines w:val="false"/>
+        <w:pageBreakBefore w:val="false"/>
         <w:pBdr/>
-        <w:spacing w:before="60"/>
+        <w:spacing w:before="0" w:after="0" w:line="80" w:lineRule="exact"/>
         <w:ind w:start="1440" w:firstLine="643"/>
         <w:jc w:val="center"/>
         <w:rPr>
@@ -350,8 +244,12 @@
     </w:p>
     <w:p>
       <w:pPr>
+        <w:pStyle w:val="CoverSpacer"/>
+        <w:keepNext w:val="false"/>
+        <w:keepLines w:val="false"/>
+        <w:pageBreakBefore w:val="false"/>
         <w:pBdr/>
-        <w:spacing w:before="60"/>
+        <w:spacing w:before="0" w:after="0" w:line="80" w:lineRule="exact"/>
         <w:ind w:start="1440" w:firstLine="643"/>
         <w:jc w:val="center"/>
         <w:rPr>
@@ -388,8 +286,12 @@
     </w:p>
     <w:p>
       <w:pPr>
+        <w:pStyle w:val="CoverSpacer"/>
+        <w:keepNext w:val="false"/>
+        <w:keepLines w:val="false"/>
+        <w:pageBreakBefore w:val="false"/>
         <w:pBdr/>
-        <w:spacing w:before="60"/>
+        <w:spacing w:before="0" w:after="0" w:line="80" w:lineRule="exact"/>
         <w:ind w:start="0" w:firstLine="0"/>
         <w:jc w:val="left"/>
         <w:rPr>
@@ -426,8 +328,12 @@
     </w:p>
     <w:p>
       <w:pPr>
+        <w:pStyle w:val="CoverSpacer"/>
+        <w:keepNext w:val="false"/>
+        <w:keepLines w:val="false"/>
+        <w:pageBreakBefore w:val="false"/>
         <w:pBdr/>
-        <w:spacing w:before="60"/>
+        <w:spacing w:before="0" w:after="0" w:line="80" w:lineRule="exact"/>
         <w:ind w:start="0" w:firstLine="0"/>
         <w:jc w:val="left"/>
         <w:rPr>
@@ -460,8 +366,12 @@
     </w:p>
     <w:p>
       <w:pPr>
+        <w:pStyle w:val="CoverSpacer"/>
+        <w:keepNext w:val="false"/>
+        <w:keepLines w:val="false"/>
+        <w:pageBreakBefore w:val="false"/>
         <w:pBdr/>
-        <w:spacing w:before="60"/>
+        <w:spacing w:before="0" w:after="0" w:line="80" w:lineRule="exact"/>
         <w:ind w:start="1440" w:firstLine="560"/>
         <w:rPr>
           <w:sz w:val="28"/>
@@ -493,585 +403,72 @@
     </w:p>
     <w:p>
       <w:pPr>
-        <w:pStyle w:val="ReportBody"/>
-        <w:suppressLineNumbers w:val="false"/>
+        <w:pStyle w:val="CoverInfo"/>
+        <w:keepNext w:val="false"/>
+        <w:keepLines w:val="false"/>
+        <w:pageBreakBefore w:val="false"/>
+        <w:spacing w:before="0" w:after="120"/>
+      </w:pPr>
+      <w:r>
+        <w:t xml:space="preserve">专业：地理信息科学</w:t>
+      </w:r>
+    </w:p>
+    <w:p>
+      <w:pPr>
+        <w:pStyle w:val="CoverInfo"/>
+        <w:keepNext w:val="false"/>
+        <w:keepLines w:val="false"/>
+        <w:pageBreakBefore w:val="false"/>
+        <w:spacing w:before="0" w:after="120"/>
+      </w:pPr>
+      <w:r>
+        <w:t xml:space="preserve">班级：地理信息科学2023-1班</w:t>
+      </w:r>
+    </w:p>
+    <w:p>
+      <w:pPr>
+        <w:pStyle w:val="CoverInfo"/>
+        <w:keepNext w:val="false"/>
+        <w:keepLines w:val="false"/>
+        <w:pageBreakBefore w:val="false"/>
+        <w:spacing w:before="0" w:after="120"/>
+      </w:pPr>
+      <w:r>
+        <w:t xml:space="preserve">姓名：冯峥嵘</w:t>
+      </w:r>
+    </w:p>
+    <w:p>
+      <w:pPr>
+        <w:pStyle w:val="CoverInfo"/>
+        <w:keepNext w:val="false"/>
+        <w:keepLines w:val="false"/>
+        <w:pageBreakBefore w:val="false"/>
+        <w:spacing w:before="0" w:after="120"/>
+      </w:pPr>
+      <w:r>
+        <w:t xml:space="preserve">学号：07231533</w:t>
+      </w:r>
+    </w:p>
+    <w:p>
+      <w:pPr>
+        <w:pStyle w:val="CoverInfo"/>
+        <w:keepNext w:val="false"/>
+        <w:keepLines w:val="false"/>
+        <w:pageBreakBefore w:val="false"/>
+        <w:spacing w:before="0" w:after="120"/>
+      </w:pPr>
+      <w:r>
+        <w:t xml:space="preserve">组长：李兴俊</w:t>
+      </w:r>
+    </w:p>
+    <w:p>
+      <w:pPr>
+        <w:pStyle w:val="CoverSpacer"/>
+        <w:keepNext w:val="false"/>
+        <w:keepLines w:val="false"/>
+        <w:pageBreakBefore w:val="false"/>
         <w:pBdr/>
-        <w:spacing w:before="60" w:line="360" w:lineRule="auto"/>
-        <w:ind w:start="598" w:firstLine="280"/>
-        <w:jc w:val="both"/>
-        <w:rPr>
-          <w:rFonts w:ascii="楷体" w:hAnsi="楷体" w:eastAsia="楷体" w:cs="宋体"/>
-          <w:b w:val="0"/>
-          <w:bCs w:val="0"/>
-          <w:caps w:val="0"/>
-          <w:smallCaps w:val="0"/>
-          <w:strike w:val="0"/>
-          <w:color w:val="000000"/>
-          <w:sz w:val="30"/>
-          <w:szCs w:val="28"/>
-          <w:u w:val="none"/>
-          <w:vertAlign w:val="baseline"/>
-          <w14:ligatures w14:val="none"/>
-        </w:rPr>
-      </w:pPr>
-      <w:r>
-        <w:rPr>
-          <w:rFonts w:ascii="楷体" w:hAnsi="楷体" w:eastAsia="楷体" w:cs="宋体"/>
-          <w:b w:val="0"/>
-          <w:bCs w:val="0"/>
-          <w:i w:val="0"/>
-          <w:caps w:val="0"/>
-          <w:smallCaps w:val="0"/>
-          <w:strike w:val="0"/>
-          <w:color w:val="000000"/>
-          <w:sz w:val="30"/>
-          <w:vertAlign w:val="baseline"/>
-          <w14:ligatures w14:val="none"/>
-        </w:rPr>
-        <w:t xml:space="preserve">    专    业：  </w:t>
-      </w:r>
-      <w:r>
-        <w:rPr>
-          <w:rFonts w:ascii="楷体" w:hAnsi="楷体" w:eastAsia="楷体" w:cs="宋体"/>
-          <w:b w:val="0"/>
-          <w:bCs w:val="0"/>
-          <w:i w:val="0"/>
-          <w:caps w:val="0"/>
-          <w:smallCaps w:val="0"/>
-          <w:strike w:val="0"/>
-          <w:color w:val="000000"/>
-          <w:sz w:val="30"/>
-          <w:u w:val="single"/>
-          <w:vertAlign w:val="baseline"/>
-          <w14:ligatures w14:val="none"/>
-        </w:rPr>
-        <w:t xml:space="preserve">        地理信息科学          </w:t>
-      </w:r>
-      <w:r>
-        <w:rPr>
-          <w:rFonts w:ascii="楷体" w:hAnsi="楷体" w:eastAsia="楷体" w:cs="宋体"/>
-          <w:b w:val="0"/>
-          <w:bCs w:val="0"/>
-          <w:i w:val="0"/>
-          <w:caps w:val="0"/>
-          <w:smallCaps w:val="0"/>
-          <w:strike w:val="0"/>
-          <w:color w:val="000000"/>
-          <w:sz w:val="30"/>
-          <w:u w:val="none"/>
-          <w:vertAlign w:val="baseline"/>
-          <w14:ligatures w14:val="none"/>
-        </w:rPr>
-        <w:t xml:space="preserve">   </w:t>
-      </w:r>
-      <w:r>
-        <w:rPr>
-          <w:rFonts w:ascii="楷体" w:hAnsi="楷体" w:eastAsia="楷体" w:cs="宋体"/>
-          <w:b w:val="0"/>
-          <w:bCs w:val="0"/>
-          <w:caps w:val="0"/>
-          <w:smallCaps w:val="0"/>
-          <w:strike w:val="0"/>
-          <w:color w:val="000000"/>
-          <w:sz w:val="30"/>
-          <w:szCs w:val="28"/>
-          <w:u w:val="none"/>
-          <w:vertAlign w:val="baseline"/>
-          <w14:ligatures w14:val="none"/>
-        </w:rPr>
-      </w:r>
-      <w:r>
-        <w:rPr>
-          <w:rFonts w:ascii="楷体" w:hAnsi="楷体" w:eastAsia="楷体" w:cs="宋体"/>
-          <w:b w:val="0"/>
-          <w:bCs w:val="0"/>
-          <w:caps w:val="0"/>
-          <w:smallCaps w:val="0"/>
-          <w:strike w:val="0"/>
-          <w:color w:val="000000"/>
-          <w:sz w:val="30"/>
-          <w:szCs w:val="28"/>
-          <w:u w:val="none"/>
-          <w:vertAlign w:val="baseline"/>
-          <w14:ligatures w14:val="none"/>
-        </w:rPr>
-      </w:r>
-    </w:p>
-    <w:p>
-      <w:pPr>
-        <w:pStyle w:val="ReportBody"/>
-        <w:suppressLineNumbers w:val="false"/>
-        <w:pBdr/>
-        <w:spacing w:before="60" w:line="360" w:lineRule="auto"/>
-        <w:ind w:start="598" w:firstLine="280"/>
-        <w:jc w:val="both"/>
-        <w:rPr>
-          <w:rFonts w:ascii="楷体" w:hAnsi="楷体" w:eastAsia="楷体" w:cs="宋体"/>
-          <w:b w:val="0"/>
-          <w:bCs w:val="0"/>
-          <w:caps w:val="0"/>
-          <w:smallCaps w:val="0"/>
-          <w:strike w:val="0"/>
-          <w:color w:val="000000"/>
-          <w:sz w:val="30"/>
-          <w:szCs w:val="28"/>
-          <w:u w:val="none"/>
-          <w:vertAlign w:val="baseline"/>
-          <w14:ligatures w14:val="none"/>
-        </w:rPr>
-      </w:pPr>
-      <w:r>
-        <w:rPr>
-          <w:rFonts w:ascii="楷体" w:hAnsi="楷体" w:eastAsia="楷体" w:cs="宋体"/>
-          <w:b w:val="0"/>
-          <w:bCs w:val="0"/>
-          <w:i w:val="0"/>
-          <w:caps w:val="0"/>
-          <w:smallCaps w:val="0"/>
-          <w:strike w:val="0"/>
-          <w:color w:val="000000"/>
-          <w:sz w:val="30"/>
-          <w:u w:val="none"/>
-          <w:vertAlign w:val="baseline"/>
-          <w14:ligatures w14:val="none"/>
-        </w:rPr>
-        <w:t xml:space="preserve">    班    级：  </w:t>
-      </w:r>
-      <w:r>
-        <w:rPr>
-          <w:rFonts w:ascii="楷体" w:hAnsi="楷体" w:eastAsia="楷体" w:cs="宋体"/>
-          <w:b w:val="0"/>
-          <w:bCs w:val="0"/>
-          <w:i w:val="0"/>
-          <w:caps w:val="0"/>
-          <w:smallCaps w:val="0"/>
-          <w:strike w:val="0"/>
-          <w:color w:val="000000"/>
-          <w:sz w:val="30"/>
-          <w:u w:val="single"/>
-          <w:vertAlign w:val="baseline"/>
-          <w14:ligatures w14:val="none"/>
-        </w:rPr>
-        <w:t xml:space="preserve">     地理信息科学2023-1班     </w:t>
-      </w:r>
-      <w:r>
-        <w:rPr>
-          <w:rFonts w:ascii="楷体" w:hAnsi="楷体" w:eastAsia="楷体" w:cs="宋体"/>
-          <w:b w:val="0"/>
-          <w:bCs w:val="0"/>
-          <w:i w:val="0"/>
-          <w:caps w:val="0"/>
-          <w:smallCaps w:val="0"/>
-          <w:strike w:val="0"/>
-          <w:color w:val="000000"/>
-          <w:sz w:val="30"/>
-          <w:u w:val="none"/>
-          <w:vertAlign w:val="baseline"/>
-          <w14:ligatures w14:val="none"/>
-        </w:rPr>
-        <w:t xml:space="preserve">   </w:t>
-      </w:r>
-      <w:r>
-        <w:rPr>
-          <w:rFonts w:ascii="楷体" w:hAnsi="楷体" w:eastAsia="楷体" w:cs="宋体"/>
-          <w:b w:val="0"/>
-          <w:bCs w:val="0"/>
-          <w:caps w:val="0"/>
-          <w:smallCaps w:val="0"/>
-          <w:strike w:val="0"/>
-          <w:color w:val="000000"/>
-          <w:sz w:val="30"/>
-          <w:szCs w:val="28"/>
-          <w:u w:val="none"/>
-          <w:vertAlign w:val="baseline"/>
-          <w14:ligatures w14:val="none"/>
-        </w:rPr>
-      </w:r>
-      <w:r>
-        <w:rPr>
-          <w:rFonts w:ascii="楷体" w:hAnsi="楷体" w:eastAsia="楷体" w:cs="宋体"/>
-          <w:b w:val="0"/>
-          <w:bCs w:val="0"/>
-          <w:caps w:val="0"/>
-          <w:smallCaps w:val="0"/>
-          <w:strike w:val="0"/>
-          <w:color w:val="000000"/>
-          <w:sz w:val="30"/>
-          <w:szCs w:val="28"/>
-          <w:u w:val="none"/>
-          <w:vertAlign w:val="baseline"/>
-          <w14:ligatures w14:val="none"/>
-        </w:rPr>
-      </w:r>
-    </w:p>
-    <w:p>
-      <w:pPr>
-        <w:pStyle w:val="ReportBody"/>
-        <w:suppressLineNumbers w:val="false"/>
-        <w:pBdr/>
-        <w:spacing w:before="60" w:line="360" w:lineRule="auto"/>
-        <w:ind w:start="598" w:firstLine="280"/>
-        <w:jc w:val="both"/>
-        <w:rPr>
-          <w:rFonts w:ascii="楷体" w:hAnsi="楷体" w:eastAsia="楷体" w:cs="宋体"/>
-          <w:b w:val="0"/>
-          <w:bCs w:val="0"/>
-          <w:caps w:val="0"/>
-          <w:smallCaps w:val="0"/>
-          <w:strike w:val="0"/>
-          <w:color w:val="000000"/>
-          <w:sz w:val="30"/>
-          <w:szCs w:val="28"/>
-          <w:u w:val="none"/>
-          <w:vertAlign w:val="baseline"/>
-          <w14:ligatures w14:val="none"/>
-        </w:rPr>
-      </w:pPr>
-      <w:r>
-        <w:rPr>
-          <w:rFonts w:ascii="楷体" w:hAnsi="楷体" w:eastAsia="楷体" w:cs="宋体"/>
-          <w:b w:val="0"/>
-          <w:bCs w:val="0"/>
-          <w:i w:val="0"/>
-          <w:caps w:val="0"/>
-          <w:smallCaps w:val="0"/>
-          <w:strike w:val="0"/>
-          <w:color w:val="000000"/>
-          <w:sz w:val="30"/>
-          <w:u w:val="none"/>
-          <w:vertAlign w:val="baseline"/>
-          <w14:ligatures w14:val="none"/>
-        </w:rPr>
-        <w:t xml:space="preserve">    姓    名：  </w:t>
-      </w:r>
-      <w:r>
-        <w:rPr>
-          <w:rFonts w:ascii="楷体" w:hAnsi="楷体" w:eastAsia="楷体" w:cs="宋体"/>
-          <w:b w:val="0"/>
-          <w:bCs w:val="0"/>
-          <w:i w:val="0"/>
-          <w:caps w:val="0"/>
-          <w:smallCaps w:val="0"/>
-          <w:strike w:val="0"/>
-          <w:color w:val="000000"/>
-          <w:sz w:val="30"/>
-          <w:u w:val="single"/>
-          <w:vertAlign w:val="baseline"/>
-          <w14:ligatures w14:val="none"/>
-        </w:rPr>
-        <w:t xml:space="preserve">           冯峥嵘              </w:t>
-      </w:r>
-      <w:r>
-        <w:rPr>
-          <w:rFonts w:ascii="楷体" w:hAnsi="楷体" w:eastAsia="楷体" w:cs="宋体"/>
-          <w:b w:val="0"/>
-          <w:bCs w:val="0"/>
-          <w:i w:val="0"/>
-          <w:caps w:val="0"/>
-          <w:smallCaps w:val="0"/>
-          <w:strike w:val="0"/>
-          <w:color w:val="000000"/>
-          <w:sz w:val="30"/>
-          <w:u w:val="none"/>
-          <w:vertAlign w:val="baseline"/>
-          <w14:ligatures w14:val="none"/>
-        </w:rPr>
-        <w:t xml:space="preserve">  </w:t>
-      </w:r>
-      <w:r>
-        <w:rPr>
-          <w:rFonts w:ascii="楷体" w:hAnsi="楷体" w:eastAsia="楷体" w:cs="宋体"/>
-          <w:b w:val="0"/>
-          <w:bCs w:val="0"/>
-          <w:caps w:val="0"/>
-          <w:smallCaps w:val="0"/>
-          <w:strike w:val="0"/>
-          <w:color w:val="000000"/>
-          <w:sz w:val="30"/>
-          <w:szCs w:val="28"/>
-          <w:u w:val="none"/>
-          <w:vertAlign w:val="baseline"/>
-          <w14:ligatures w14:val="none"/>
-        </w:rPr>
-      </w:r>
-      <w:r>
-        <w:rPr>
-          <w:rFonts w:ascii="楷体" w:hAnsi="楷体" w:eastAsia="楷体" w:cs="宋体"/>
-          <w:b w:val="0"/>
-          <w:bCs w:val="0"/>
-          <w:caps w:val="0"/>
-          <w:smallCaps w:val="0"/>
-          <w:strike w:val="0"/>
-          <w:color w:val="000000"/>
-          <w:sz w:val="30"/>
-          <w:szCs w:val="28"/>
-          <w:u w:val="none"/>
-          <w:vertAlign w:val="baseline"/>
-          <w14:ligatures w14:val="none"/>
-        </w:rPr>
-      </w:r>
-    </w:p>
-    <w:p>
-      <w:pPr>
-        <w:pStyle w:val="ReportBody"/>
-        <w:suppressLineNumbers w:val="false"/>
-        <w:pBdr/>
-        <w:spacing w:before="60" w:line="360" w:lineRule="auto"/>
-        <w:ind w:start="598" w:firstLine="280"/>
-        <w:jc w:val="both"/>
-        <w:rPr>
-          <w:rFonts w:ascii="楷体" w:hAnsi="楷体" w:eastAsia="楷体" w:cs="宋体"/>
-          <w:b w:val="0"/>
-          <w:bCs w:val="0"/>
-          <w:caps w:val="0"/>
-          <w:smallCaps w:val="0"/>
-          <w:strike w:val="0"/>
-          <w:color w:val="000000"/>
-          <w:sz w:val="30"/>
-          <w:szCs w:val="28"/>
-          <w:u w:val="none"/>
-          <w:vertAlign w:val="baseline"/>
-          <w14:ligatures w14:val="none"/>
-        </w:rPr>
-      </w:pPr>
-      <w:r>
-        <w:rPr>
-          <w:rFonts w:ascii="楷体" w:hAnsi="楷体" w:eastAsia="楷体" w:cs="宋体"/>
-          <w:b w:val="0"/>
-          <w:bCs w:val="0"/>
-          <w:i w:val="0"/>
-          <w:caps w:val="0"/>
-          <w:smallCaps w:val="0"/>
-          <w:strike w:val="0"/>
-          <w:color w:val="000000"/>
-          <w:sz w:val="30"/>
-          <w:u w:val="none"/>
-          <w:vertAlign w:val="baseline"/>
-          <w14:ligatures w14:val="none"/>
-        </w:rPr>
-        <w:t xml:space="preserve">    学    号：  </w:t>
-      </w:r>
-      <w:r>
-        <w:rPr>
-          <w:rFonts w:ascii="楷体" w:hAnsi="楷体" w:eastAsia="楷体" w:cs="宋体"/>
-          <w:b w:val="0"/>
-          <w:bCs w:val="0"/>
-          <w:i w:val="0"/>
-          <w:caps w:val="0"/>
-          <w:smallCaps w:val="0"/>
-          <w:strike w:val="0"/>
-          <w:color w:val="000000"/>
-          <w:sz w:val="30"/>
-          <w:u w:val="single"/>
-          <w:vertAlign w:val="baseline"/>
-          <w14:ligatures w14:val="none"/>
-        </w:rPr>
-        <w:t xml:space="preserve">          07231533            </w:t>
-      </w:r>
-      <w:r>
-        <w:rPr>
-          <w:rFonts w:ascii="楷体" w:hAnsi="楷体" w:eastAsia="楷体" w:cs="宋体"/>
-          <w:b w:val="0"/>
-          <w:bCs w:val="0"/>
-          <w:i w:val="0"/>
-          <w:caps w:val="0"/>
-          <w:smallCaps w:val="0"/>
-          <w:strike w:val="0"/>
-          <w:color w:val="000000"/>
-          <w:sz w:val="30"/>
-          <w:u w:val="none"/>
-          <w:vertAlign w:val="baseline"/>
-          <w14:ligatures w14:val="none"/>
-        </w:rPr>
-        <w:t xml:space="preserve">   </w:t>
-      </w:r>
-      <w:r>
-        <w:rPr>
-          <w:rFonts w:ascii="楷体" w:hAnsi="楷体" w:eastAsia="楷体" w:cs="宋体"/>
-          <w:b w:val="0"/>
-          <w:bCs w:val="0"/>
-          <w:caps w:val="0"/>
-          <w:smallCaps w:val="0"/>
-          <w:strike w:val="0"/>
-          <w:color w:val="000000"/>
-          <w:sz w:val="30"/>
-          <w:szCs w:val="28"/>
-          <w:u w:val="none"/>
-          <w:vertAlign w:val="baseline"/>
-          <w14:ligatures w14:val="none"/>
-        </w:rPr>
-      </w:r>
-      <w:r>
-        <w:rPr>
-          <w:rFonts w:ascii="楷体" w:hAnsi="楷体" w:eastAsia="楷体" w:cs="宋体"/>
-          <w:b w:val="0"/>
-          <w:bCs w:val="0"/>
-          <w:caps w:val="0"/>
-          <w:smallCaps w:val="0"/>
-          <w:strike w:val="0"/>
-          <w:color w:val="000000"/>
-          <w:sz w:val="30"/>
-          <w:szCs w:val="28"/>
-          <w:u w:val="none"/>
-          <w:vertAlign w:val="baseline"/>
-          <w14:ligatures w14:val="none"/>
-        </w:rPr>
-      </w:r>
-    </w:p>
-    <w:p>
-      <w:pPr>
-        <w:pStyle w:val="ReportBody"/>
-        <w:suppressLineNumbers w:val="false"/>
-        <w:pBdr/>
-        <w:spacing w:before="60" w:line="360" w:lineRule="auto"/>
-        <w:ind w:start="598" w:firstLine="280"/>
-        <w:jc w:val="both"/>
-        <w:rPr>
-          <w:rFonts w:ascii="楷体" w:hAnsi="楷体" w:eastAsia="楷体" w:cs="宋体"/>
-          <w:caps w:val="0"/>
-          <w:smallCaps w:val="0"/>
-          <w:strike w:val="0"/>
-          <w:color w:val="000000"/>
-          <w:sz w:val="30"/>
-          <w:szCs w:val="28"/>
-          <w:u w:val="none"/>
-          <w:vertAlign w:val="baseline"/>
-          <w14:ligatures w14:val="none"/>
-        </w:rPr>
-      </w:pPr>
-      <w:r>
-        <w:rPr>
-          <w:rFonts w:ascii="楷体" w:hAnsi="楷体" w:eastAsia="楷体" w:cs="宋体"/>
-          <w:b w:val="0"/>
-          <w:bCs w:val="0"/>
-          <w:i w:val="0"/>
-          <w:caps w:val="0"/>
-          <w:smallCaps w:val="0"/>
-          <w:strike w:val="0"/>
-          <w:color w:val="000000"/>
-          <w:sz w:val="30"/>
-          <w:u w:val="none"/>
-          <w:vertAlign w:val="baseline"/>
-          <w14:ligatures w14:val="none"/>
-        </w:rPr>
-        <w:t xml:space="preserve">    组    长：  </w:t>
-      </w:r>
-      <w:r>
-        <w:rPr>
-          <w:rFonts w:ascii="楷体" w:hAnsi="楷体" w:eastAsia="楷体" w:cs="宋体"/>
-          <w:b w:val="0"/>
-          <w:bCs w:val="0"/>
-          <w:i w:val="0"/>
-          <w:caps w:val="0"/>
-          <w:smallCaps w:val="0"/>
-          <w:strike w:val="0"/>
-          <w:color w:val="000000"/>
-          <w:sz w:val="30"/>
-          <w:u w:val="single"/>
-          <w:vertAlign w:val="baseline"/>
-          <w14:ligatures w14:val="none"/>
-        </w:rPr>
-        <w:t xml:space="preserve">        </w:t>
-      </w:r>
-      <w:r>
-        <w:rPr>
-          <w:rFonts w:ascii="楷体" w:hAnsi="楷体" w:eastAsia="楷体" w:cs="宋体"/>
-          <w:b w:val="0"/>
-          <w:bCs w:val="0"/>
-          <w:i w:val="0"/>
-          <w:caps w:val="0"/>
-          <w:smallCaps w:val="0"/>
-          <w:strike w:val="0"/>
-          <w:color w:val="000000"/>
-          <w:sz w:val="30"/>
-          <w:u w:val="single"/>
-          <w:vertAlign w:val="baseline"/>
-          <w14:ligatures w14:val="none"/>
-        </w:rPr>
-        <w:t xml:space="preserve">   李兴俊</w:t>
-      </w:r>
-      <w:r>
-        <w:rPr>
-          <w:rFonts w:ascii="楷体" w:hAnsi="楷体" w:eastAsia="楷体" w:cs="宋体"/>
-          <w:b w:val="0"/>
-          <w:bCs w:val="0"/>
-          <w:i w:val="0"/>
-          <w:caps w:val="0"/>
-          <w:smallCaps w:val="0"/>
-          <w:strike w:val="0"/>
-          <w:color w:val="000000"/>
-          <w:sz w:val="30"/>
-          <w:u w:val="single"/>
-          <w:vertAlign w:val="baseline"/>
-          <w14:ligatures w14:val="none"/>
-        </w:rPr>
-        <w:t xml:space="preserve">      </w:t>
-      </w:r>
-      <w:r>
-        <w:rPr>
-          <w:rFonts w:ascii="楷体" w:hAnsi="楷体" w:eastAsia="楷体" w:cs="宋体"/>
-          <w:b/>
-          <w:i w:val="0"/>
-          <w:caps w:val="0"/>
-          <w:smallCaps w:val="0"/>
-          <w:strike w:val="0"/>
-          <w:color w:val="000000"/>
-          <w:sz w:val="30"/>
-          <w:u w:val="single"/>
-          <w:vertAlign w:val="baseline"/>
-          <w14:ligatures w14:val="none"/>
-        </w:rPr>
-        <w:t xml:space="preserve">        </w:t>
-      </w:r>
-      <w:r>
-        <w:rPr>
-          <w:rFonts w:ascii="楷体" w:hAnsi="楷体" w:eastAsia="楷体" w:cs="宋体"/>
-          <w:b/>
-          <w:i w:val="0"/>
-          <w:caps w:val="0"/>
-          <w:smallCaps w:val="0"/>
-          <w:strike w:val="0"/>
-          <w:color w:val="000000"/>
-          <w:sz w:val="30"/>
-          <w:u w:val="none"/>
-          <w:vertAlign w:val="baseline"/>
-          <w14:ligatures w14:val="none"/>
-        </w:rPr>
-        <w:t xml:space="preserve"> </w:t>
-      </w:r>
-      <w:r>
-        <w:rPr>
-          <w:rFonts w:ascii="楷体" w:hAnsi="楷体" w:eastAsia="楷体" w:cs="宋体"/>
-          <w:caps w:val="0"/>
-          <w:smallCaps w:val="0"/>
-          <w:strike w:val="0"/>
-          <w:color w:val="000000"/>
-          <w:sz w:val="30"/>
-          <w:szCs w:val="28"/>
-          <w:u w:val="none"/>
-          <w:vertAlign w:val="baseline"/>
-          <w14:ligatures w14:val="none"/>
-        </w:rPr>
-      </w:r>
-      <w:r>
-        <w:rPr>
-          <w:rFonts w:ascii="楷体" w:hAnsi="楷体" w:eastAsia="楷体" w:cs="宋体"/>
-          <w:caps w:val="0"/>
-          <w:smallCaps w:val="0"/>
-          <w:strike w:val="0"/>
-          <w:color w:val="000000"/>
-          <w:sz w:val="30"/>
-          <w:szCs w:val="28"/>
-          <w:u w:val="none"/>
-          <w:vertAlign w:val="baseline"/>
-          <w14:ligatures w14:val="none"/>
-        </w:rPr>
-      </w:r>
-    </w:p>
-    <w:p>
-      <w:pPr>
-        <w:pBdr/>
-        <w:spacing w:before="60"/>
+        <w:spacing w:before="0" w:after="0" w:line="80" w:lineRule="exact"/>
         <w:ind w:start="1440" w:firstLine="562"/>
         <w:jc w:val="center"/>
         <w:rPr>
@@ -1104,8 +501,12 @@
     </w:p>
     <w:p>
       <w:pPr>
+        <w:pStyle w:val="CoverSpacer"/>
+        <w:keepNext w:val="false"/>
+        <w:keepLines w:val="false"/>
+        <w:pageBreakBefore w:val="false"/>
         <w:pBdr/>
-        <w:spacing w:before="60"/>
+        <w:spacing w:before="0" w:after="0" w:line="80" w:lineRule="exact"/>
         <w:ind w:start="1440" w:firstLine="562"/>
         <w:jc w:val="right"/>
         <w:rPr>
@@ -1142,8 +543,12 @@
     </w:p>
     <w:p>
       <w:pPr>
+        <w:pStyle w:val="CoverSpacer"/>
+        <w:keepNext w:val="false"/>
+        <w:keepLines w:val="false"/>
+        <w:pageBreakBefore w:val="false"/>
         <w:pBdr/>
-        <w:spacing w:before="60"/>
+        <w:spacing w:before="0" w:after="0" w:line="80" w:lineRule="exact"/>
         <w:ind w:start="1440" w:firstLine="562"/>
         <w:jc w:val="right"/>
         <w:rPr>
@@ -1184,8 +589,12 @@
     </w:p>
     <w:p>
       <w:pPr>
+        <w:pStyle w:val="CoverSpacer"/>
+        <w:keepNext w:val="false"/>
+        <w:keepLines w:val="false"/>
+        <w:pageBreakBefore w:val="false"/>
         <w:pBdr/>
-        <w:spacing w:before="60"/>
+        <w:spacing w:before="0" w:after="0" w:line="80" w:lineRule="exact"/>
         <w:ind w:start="1440" w:firstLine="562"/>
         <w:jc w:val="right"/>
         <w:rPr>
@@ -1224,8 +633,12 @@
     </w:p>
     <w:p>
       <w:pPr>
+        <w:pStyle w:val="CoverSpacer"/>
+        <w:keepNext w:val="false"/>
+        <w:keepLines w:val="false"/>
+        <w:pageBreakBefore w:val="false"/>
         <w:pBdr/>
-        <w:spacing w:before="60"/>
+        <w:spacing w:before="0" w:after="0" w:line="80" w:lineRule="exact"/>
         <w:ind w:start="1440" w:firstLine="562"/>
         <w:jc w:val="right"/>
         <w:rPr>
@@ -1264,129 +677,43 @@
     </w:p>
     <w:p>
       <w:pPr>
-        <w:pBdr/>
-        <w:spacing w:before="60"/>
-        <w:ind w:start="1440" w:firstLine="801"/>
-        <w:jc w:val="center"/>
-        <w:rPr>
-          <w:rFonts w:ascii="楷体" w:hAnsi="楷体" w:eastAsia="楷体"/>
-          <w:b/>
-          <w:color w:val="000000"/>
-          <w:sz w:val="30"/>
-          <w:szCs w:val="32"/>
-        </w:rPr>
-      </w:pPr>
-      <w:r>
-        <w:rPr>
-          <w:rFonts w:hint="eastAsia" w:ascii="楷体" w:hAnsi="楷体" w:eastAsia="楷体"/>
-          <w:b/>
-          <w:color w:val="000000"/>
-          <w:sz w:val="30"/>
-          <w:szCs w:val="32"/>
-        </w:rPr>
+        <w:pStyle w:val="CoverInfo"/>
+        <w:keepNext w:val="false"/>
+        <w:keepLines w:val="false"/>
+        <w:pageBreakBefore w:val="false"/>
+        <w:spacing w:before="0" w:after="120"/>
+      </w:pPr>
+      <w:r>
         <w:t xml:space="preserve">中国矿业大学环境与测绘学院</w:t>
       </w:r>
-      <w:r>
-        <w:rPr>
-          <w:rFonts w:ascii="楷体" w:hAnsi="楷体" w:eastAsia="楷体"/>
-          <w:b/>
-          <w:color w:val="000000"/>
-          <w:sz w:val="30"/>
-          <w:szCs w:val="32"/>
-        </w:rPr>
-      </w:r>
-      <w:r>
-        <w:rPr>
-          <w:rFonts w:ascii="楷体" w:hAnsi="楷体" w:eastAsia="楷体"/>
-          <w:b/>
-          <w:color w:val="000000"/>
-          <w:sz w:val="30"/>
-          <w:szCs w:val="32"/>
-        </w:rPr>
-      </w:r>
-    </w:p>
-    <w:p>
-      <w:pPr>
-        <w:pBdr/>
-        <w:spacing w:before="60"/>
-        <w:ind w:start="1440" w:firstLine="2259"/>
-        <w:jc w:val="center"/>
-        <w:rPr>
-          <w:rFonts w:ascii="楷体" w:hAnsi="楷体" w:eastAsia="楷体"/>
-          <w:b/>
-          <w:color w:val="000000"/>
-          <w:sz w:val="30"/>
-          <w:szCs w:val="30"/>
-        </w:rPr>
-      </w:pPr>
-      <w:r>
-        <w:rPr>
-          <w:rFonts w:ascii="楷体" w:hAnsi="楷体" w:eastAsia="楷体"/>
-          <w:b/>
-          <w:color w:val="000000"/>
-          <w:sz w:val="30"/>
-          <w:szCs w:val="30"/>
-        </w:rPr>
+      <w:r/>
+      <w:r/>
+    </w:p>
+    <w:p>
+      <w:pPr>
+        <w:pStyle w:val="CoverInfo"/>
+        <w:keepNext w:val="false"/>
+        <w:keepLines w:val="false"/>
+        <w:pageBreakBefore w:val="false"/>
+        <w:spacing w:before="0" w:after="120"/>
+      </w:pPr>
+      <w:r>
         <w:t xml:space="preserve">20</w:t>
       </w:r>
       <w:r>
-        <w:rPr>
-          <w:rFonts w:ascii="楷体" w:hAnsi="楷体" w:eastAsia="楷体"/>
-          <w:b/>
-          <w:color w:val="000000"/>
-          <w:sz w:val="30"/>
-          <w:szCs w:val="30"/>
-        </w:rPr>
         <w:t xml:space="preserve">2</w:t>
       </w:r>
       <w:r>
-        <w:rPr>
-          <w:rFonts w:ascii="楷体" w:hAnsi="楷体" w:eastAsia="楷体"/>
-          <w:b/>
-          <w:color w:val="000000"/>
-          <w:sz w:val="30"/>
-          <w:szCs w:val="30"/>
-        </w:rPr>
         <w:t xml:space="preserve">6</w:t>
       </w:r>
       <w:r>
-        <w:rPr>
-          <w:rFonts w:hint="eastAsia" w:ascii="楷体" w:hAnsi="楷体" w:eastAsia="楷体"/>
-          <w:b/>
-          <w:color w:val="000000"/>
-          <w:sz w:val="30"/>
-          <w:szCs w:val="30"/>
-        </w:rPr>
         <w:t xml:space="preserve">.0</w:t>
       </w:r>
       <w:r>
-        <w:rPr>
-          <w:rFonts w:ascii="楷体" w:hAnsi="楷体" w:eastAsia="楷体"/>
-          <w:b/>
-          <w:color w:val="000000"/>
-          <w:sz w:val="30"/>
-          <w:szCs w:val="30"/>
-        </w:rPr>
         <w:t xml:space="preserve">6</w:t>
       </w:r>
-      <w:r>
-        <w:rPr>
-          <w:rFonts w:ascii="楷体" w:hAnsi="楷体" w:eastAsia="楷体"/>
-          <w:b/>
-          <w:color w:val="000000"/>
-          <w:sz w:val="30"/>
-          <w:szCs w:val="30"/>
-        </w:rPr>
-      </w:r>
-      <w:r>
-        <w:rPr>
-          <w:rFonts w:ascii="楷体" w:hAnsi="楷体" w:eastAsia="楷体"/>
-          <w:b/>
-          <w:color w:val="000000"/>
-          <w:sz w:val="30"/>
-          <w:szCs w:val="30"/>
-        </w:rPr>
-      </w:r>
+      <w:r/>
+      <w:r/>
     </w:p>
     <w:p>
       <w:pPr>
@@ -1402,800 +729,255 @@
     </w:p>
     <w:p>
       <w:pPr>
-        <w:pStyle w:val="ReportHeading1"/>
-        <w:pBdr/>
-        <w:spacing w:after="156" w:afterLines="50"/>
-        <w:ind/>
-        <w:jc w:val="left"/>
-        <w:outlineLvl w:val="0"/>
-        <w:rPr>
-          <w:rFonts w:ascii="黑体" w:hAnsi="黑体" w:eastAsia="黑体"/>
-          <w:b/>
-          <w:color w:val="000000"/>
-          <w:sz w:val="28"/>
-          <w:szCs w:val="36"/>
-        </w:rPr>
+        <w:pStyle w:val="851"/>
       </w:pPr>
       <w:bookmarkStart w:name="_Toc05d58720" w:id="1"/>
       <w:r>
-        <w:rPr>
-          <w:rFonts w:ascii="黑体" w:hAnsi="黑体" w:eastAsia="黑体"/>
-          <w:b/>
-          <w:color w:val="000000"/>
-          <w:sz w:val="28"/>
-          <w:szCs w:val="36"/>
-        </w:rPr>
         <w:t xml:space="preserve">1 </w:t>
       </w:r>
       <w:r>
-        <w:rPr>
-          <w:rFonts w:ascii="黑体" w:hAnsi="黑体" w:eastAsia="黑体"/>
-          <w:b/>
-          <w:color w:val="000000"/>
-          <w:sz w:val="28"/>
-          <w:szCs w:val="36"/>
-        </w:rPr>
         <w:t xml:space="preserve">实验过程</w:t>
       </w:r>
-      <w:r>
-        <w:rPr>
-          <w:rFonts w:ascii="黑体" w:hAnsi="黑体" w:eastAsia="黑体"/>
-          <w:b/>
-          <w:color w:val="000000"/>
-          <w:sz w:val="28"/>
-          <w:szCs w:val="36"/>
-        </w:rPr>
-      </w:r>
-      <w:r>
-        <w:rPr>
-          <w:rFonts w:ascii="黑体" w:hAnsi="黑体" w:eastAsia="黑体"/>
-          <w:b/>
-          <w:color w:val="000000"/>
-          <w:sz w:val="28"/>
-          <w:szCs w:val="36"/>
-        </w:rPr>
-      </w:r>
+      <w:r/>
+      <w:r/>
       <w:bookmarkEnd w:id="1"/>
     </w:p>
     <w:p>
       <w:pPr>
-        <w:pStyle w:val="ReportBody"/>
-        <w:pBdr/>
-        <w:spacing w:before="40" w:after="40" w:line="360" w:lineRule="auto"/>
-        <w:ind w:firstLine="420"/>
-        <w:jc w:val="both"/>
-        <w:rPr>
-          <w:rFonts w:ascii="宋体" w:hAnsi="宋体" w:eastAsia="宋体"/>
-          <w:color w:val="000000"/>
-          <w:sz w:val="21"/>
-        </w:rPr>
-      </w:pPr>
-      <w:r>
-        <w:rPr>
-          <w:rFonts w:ascii="宋体" w:hAnsi="宋体" w:eastAsia="宋体"/>
-          <w:b w:val="0"/>
-          <w:i w:val="0"/>
-          <w:color w:val="000000"/>
-          <w:sz w:val="21"/>
-        </w:rPr>
+        <w:pStyle w:val="908"/>
+      </w:pPr>
+      <w:r>
         <w:t xml:space="preserve">本轮地理信息系统设计与开发实习自2026年6月23日正式启动，至7月11日完成全功能开发、容器化打包与多服务部署。项目组采用双人分工协作的模式，结合标准的“契约优先开发 ”设计思路，前后端分离，以保障系统整体架构的高内聚与低耦合。</w:t>
       </w:r>
-      <w:r>
-        <w:rPr>
-          <w:rFonts w:ascii="宋体" w:hAnsi="宋体" w:eastAsia="宋体"/>
-          <w:color w:val="000000"/>
-          <w:sz w:val="21"/>
-        </w:rPr>
-      </w:r>
-    </w:p>
-    <w:p>
-      <w:pPr>
-        <w:pStyle w:val="ReportBody"/>
-        <w:pBdr/>
-        <w:spacing w:before="40" w:after="40" w:line="360" w:lineRule="auto"/>
-        <w:ind w:firstLine="420"/>
-        <w:jc w:val="both"/>
-        <w:rPr>
-          <w:rFonts w:ascii="宋体" w:hAnsi="宋体" w:eastAsia="宋体"/>
-          <w:color w:val="000000"/>
-          <w:sz w:val="21"/>
-        </w:rPr>
-      </w:pPr>
-      <w:r>
-        <w:rPr>
-          <w:rFonts w:ascii="宋体" w:hAnsi="宋体" w:eastAsia="宋体"/>
-          <w:b w:val="0"/>
-          <w:i w:val="0"/>
-          <w:color w:val="000000"/>
-          <w:sz w:val="21"/>
-        </w:rPr>
+      <w:r/>
+    </w:p>
+    <w:p>
+      <w:pPr>
+        <w:pStyle w:val="908"/>
+      </w:pPr>
+      <w:r>
         <w:t xml:space="preserve">作为项目组的</w:t>
       </w:r>
       <w:r>
-        <w:rPr>
-          <w:rFonts w:ascii="宋体" w:hAnsi="宋体" w:eastAsia="宋体"/>
-          <w:b w:val="0"/>
-          <w:i w:val="0"/>
-          <w:color w:val="000000"/>
-          <w:sz w:val="21"/>
-        </w:rPr>
         <w:t xml:space="preserve">前端</w:t>
       </w:r>
       <w:r>
-        <w:rPr>
-          <w:rFonts w:ascii="宋体" w:hAnsi="宋体" w:eastAsia="宋体"/>
-          <w:b w:val="0"/>
-          <w:i w:val="0"/>
-          <w:color w:val="000000"/>
-          <w:sz w:val="21"/>
-        </w:rPr>
         <w:t xml:space="preserve">工程师</w:t>
       </w:r>
       <w:r>
-        <w:rPr>
-          <w:rFonts w:ascii="宋体" w:hAnsi="宋体" w:eastAsia="宋体"/>
-          <w:b w:val="0"/>
-          <w:i w:val="0"/>
-          <w:color w:val="000000"/>
-          <w:sz w:val="21"/>
-        </w:rPr>
         <w:t xml:space="preserve">，我主要负责地图基础底座的设计与封装、前端多模式空间绘制与 Turf.js 拓扑分析、本地 OSRM 路由请求与行驶路线图层渲染，以及独立移动端公众上报页面的自适应开发。在项目后期，因业务联调和系统演示的需要，我还独立承担了全部前端工程的整合与人机交互优化，并完成了基于 rootless Podman Compose 的四服务（Nginx 静态网关、Spring Boot 业务后台、OSRM 路由引擎、PostgreSQL/PostGIS 数据库）的一键容器化编排部署与安全加固。</w:t>
       </w:r>
-      <w:r>
-        <w:rPr>
-          <w:rFonts w:ascii="宋体" w:hAnsi="宋体" w:eastAsia="宋体"/>
-          <w:color w:val="000000"/>
-          <w:sz w:val="21"/>
-        </w:rPr>
-      </w:r>
-    </w:p>
-    <w:p>
-      <w:pPr>
-        <w:pStyle w:val="ReportBody"/>
-        <w:pBdr/>
-        <w:spacing w:before="40" w:after="40" w:line="360" w:lineRule="auto"/>
-        <w:ind w:firstLine="420"/>
-        <w:jc w:val="both"/>
-        <w:rPr>
-          <w:rFonts w:ascii="宋体" w:hAnsi="宋体" w:eastAsia="宋体"/>
-          <w:color w:val="000000"/>
-          <w:sz w:val="21"/>
-        </w:rPr>
-      </w:pPr>
-      <w:r>
-        <w:rPr>
-          <w:rFonts w:ascii="宋体" w:hAnsi="宋体" w:eastAsia="宋体"/>
-          <w:b w:val="0"/>
-          <w:i w:val="0"/>
-          <w:color w:val="000000"/>
-          <w:sz w:val="21"/>
-        </w:rPr>
+      <w:r/>
+    </w:p>
+    <w:p>
+      <w:pPr>
+        <w:pStyle w:val="908"/>
+      </w:pPr>
+      <w:r>
         <w:t xml:space="preserve">整个实习过程可划分为以下四个阶段：</w:t>
       </w:r>
-      <w:r>
-        <w:rPr>
-          <w:rFonts w:ascii="宋体" w:hAnsi="宋体" w:eastAsia="宋体"/>
-          <w:color w:val="000000"/>
-          <w:sz w:val="21"/>
-        </w:rPr>
-      </w:r>
-    </w:p>
-    <w:p>
-      <w:pPr>
-        <w:pStyle w:val="ReportBody"/>
+      <w:r/>
+    </w:p>
+    <w:p>
+      <w:pPr>
+        <w:pStyle w:val="908"/>
         <w:numPr>
           <w:ilvl w:val="0"/>
           <w:numId w:val="3"/>
         </w:numPr>
-        <w:pBdr/>
-        <w:spacing w:before="40" w:after="40" w:line="360" w:lineRule="auto"/>
-        <w:ind/>
-        <w:jc w:val="both"/>
-        <w:rPr>
-          <w:rFonts w:ascii="宋体" w:hAnsi="宋体" w:eastAsia="宋体"/>
-          <w:color w:val="000000"/>
-          <w:sz w:val="21"/>
-        </w:rPr>
-      </w:pPr>
-      <w:r>
-        <w:rPr>
-          <w:rFonts w:ascii="宋体" w:hAnsi="宋体" w:eastAsia="宋体"/>
-          <w:b w:val="0"/>
-          <w:i w:val="0"/>
-          <w:color w:val="000000"/>
-          <w:sz w:val="21"/>
-        </w:rPr>
+      </w:pPr>
+      <w:r>
         <w:t xml:space="preserve">选题规划与需求对接阶段（第1周）：项目组选定徐州市城区内涝应急处置与防汛管理为业务核心，分析徐州内涝点分布特征。小组成员共同梳理了系统的6大核心模块，并制定了标准的接口契约（IF-1至IF-8），为后续并行编码奠定基础。</w:t>
       </w:r>
-      <w:r>
-        <w:rPr>
-          <w:rFonts w:ascii="宋体" w:hAnsi="宋体" w:eastAsia="宋体"/>
-          <w:color w:val="000000"/>
-          <w:sz w:val="21"/>
-        </w:rPr>
-      </w:r>
-    </w:p>
-    <w:p>
-      <w:pPr>
-        <w:pStyle w:val="ReportBody"/>
+      <w:r/>
+    </w:p>
+    <w:p>
+      <w:pPr>
+        <w:pStyle w:val="908"/>
         <w:numPr>
           <w:ilvl w:val="0"/>
           <w:numId w:val="3"/>
         </w:numPr>
-        <w:pBdr/>
-        <w:spacing w:before="40" w:after="40" w:line="360" w:lineRule="auto"/>
-        <w:ind/>
-        <w:jc w:val="both"/>
-        <w:rPr>
-          <w:rFonts w:ascii="宋体" w:hAnsi="宋体" w:eastAsia="宋体"/>
-          <w:color w:val="000000"/>
-          <w:sz w:val="21"/>
-        </w:rPr>
-      </w:pPr>
-      <w:r>
-        <w:rPr>
-          <w:rFonts w:ascii="宋体" w:hAnsi="宋体" w:eastAsia="宋体"/>
-          <w:b w:val="0"/>
-          <w:i w:val="0"/>
-          <w:color w:val="000000"/>
-          <w:sz w:val="21"/>
-        </w:rPr>
+      </w:pPr>
+      <w:r>
         <w:t xml:space="preserve">WebGIS 底座与空间查询开发阶段（第2-3周）：采用 Vue 3 和 MapLibre GL JS 搭建地图基础渲染平台，将地图状态抽象为 Pinia 共享实例，提供 useMap 核心 Composable 供全局组件调用。在前端结合 Turf.js 完成缓冲区计算与动态绘制渲染，并调用后端空间查询 REST 接口。</w:t>
       </w:r>
-      <w:r>
-        <w:rPr>
-          <w:rFonts w:ascii="宋体" w:hAnsi="宋体" w:eastAsia="宋体"/>
-          <w:color w:val="000000"/>
-          <w:sz w:val="21"/>
-        </w:rPr>
-      </w:r>
-    </w:p>
-    <w:p>
-      <w:pPr>
-        <w:pStyle w:val="ReportBody"/>
+      <w:r/>
+    </w:p>
+    <w:p>
+      <w:pPr>
+        <w:pStyle w:val="908"/>
         <w:numPr>
           <w:ilvl w:val="0"/>
           <w:numId w:val="3"/>
         </w:numPr>
-        <w:pBdr/>
-        <w:spacing w:before="40" w:after="40" w:line="360" w:lineRule="auto"/>
-        <w:ind/>
-        <w:jc w:val="both"/>
-        <w:rPr>
-          <w:rFonts w:ascii="宋体" w:hAnsi="宋体" w:eastAsia="宋体"/>
-          <w:color w:val="000000"/>
-          <w:sz w:val="21"/>
-        </w:rPr>
-      </w:pPr>
-      <w:r>
-        <w:rPr>
-          <w:rFonts w:ascii="宋体" w:hAnsi="宋体" w:eastAsia="宋体"/>
-          <w:b w:val="0"/>
-          <w:i w:val="0"/>
-          <w:color w:val="000000"/>
-          <w:sz w:val="21"/>
-        </w:rPr>
+      </w:pPr>
+      <w:r>
         <w:t xml:space="preserve">应急派单与路线规划开发阶段（第4-5周）：引入 OSRM 本地服务实现道路级别的行驶路径计算，设计 MapLibre GeoJSON 路线流光动画。同时，对接后端工单派发、抵达与完成的状态机生命周期，实现多端 WebSocket 实时刷新。此外，额外设计开发了移动端上报页面，支持手机 Geolocation 定位及 Canvas 客户端图片压缩。</w:t>
       </w:r>
-      <w:r>
-        <w:rPr>
-          <w:rFonts w:ascii="宋体" w:hAnsi="宋体" w:eastAsia="宋体"/>
-          <w:color w:val="000000"/>
-          <w:sz w:val="21"/>
-        </w:rPr>
-      </w:r>
-    </w:p>
-    <w:p>
-      <w:pPr>
-        <w:pStyle w:val="ReportBody"/>
+      <w:r/>
+    </w:p>
+    <w:p>
+      <w:pPr>
+        <w:pStyle w:val="908"/>
         <w:numPr>
           <w:ilvl w:val="0"/>
           <w:numId w:val="3"/>
         </w:numPr>
-        <w:pBdr/>
-        <w:spacing w:before="40" w:after="40" w:line="360" w:lineRule="auto"/>
-        <w:ind/>
-        <w:jc w:val="both"/>
-        <w:rPr>
-          <w:rFonts w:ascii="宋体" w:hAnsi="宋体" w:eastAsia="宋体"/>
-          <w:color w:val="000000"/>
-          <w:sz w:val="21"/>
-        </w:rPr>
-      </w:pPr>
-      <w:r>
-        <w:rPr>
-          <w:rFonts w:ascii="宋体" w:hAnsi="宋体" w:eastAsia="宋体"/>
-          <w:b w:val="0"/>
-          <w:i w:val="0"/>
-          <w:color w:val="000000"/>
-          <w:sz w:val="21"/>
-        </w:rPr>
+      </w:pPr>
+      <w:r>
         <w:t xml:space="preserve">容器化编排、联调与生产构建阶段（第6-8周）：编写 up.sh 和 compose.yaml 配置文件，解决 rootless Podman 5.8.2 的用户命名空间冲突，利用 Nginx 实现同源反向代理和 CSP 安全响应头配置。排查并修复了 Vite 生产构建下 SockJS global 缺失的 Bug，进行了端到端全链路业务闭环验收。</w:t>
       </w:r>
-      <w:r>
-        <w:rPr>
-          <w:rFonts w:ascii="宋体" w:hAnsi="宋体" w:eastAsia="宋体"/>
-          <w:color w:val="000000"/>
-          <w:sz w:val="21"/>
-        </w:rPr>
-      </w:r>
-    </w:p>
-    <w:p>
-      <w:pPr>
-        <w:pStyle w:val="ReportHeading1"/>
-        <w:pBdr/>
-        <w:spacing w:before="156" w:beforeLines="50" w:after="156" w:afterLines="50"/>
-        <w:ind/>
-        <w:jc w:val="left"/>
-        <w:outlineLvl w:val="0"/>
-        <w:rPr>
-          <w:rFonts w:ascii="黑体" w:hAnsi="黑体" w:eastAsia="黑体"/>
-          <w:b/>
-          <w:color w:val="000000"/>
-          <w:sz w:val="28"/>
-          <w:szCs w:val="36"/>
-        </w:rPr>
+      <w:r/>
+    </w:p>
+    <w:p>
+      <w:pPr>
+        <w:pStyle w:val="851"/>
       </w:pPr>
       <w:bookmarkStart w:name="_Toc7f227baf" w:id="2"/>
       <w:r>
-        <w:rPr>
-          <w:rFonts w:hint="eastAsia" w:ascii="黑体" w:hAnsi="黑体" w:eastAsia="黑体"/>
-          <w:b/>
-          <w:color w:val="000000"/>
-          <w:sz w:val="28"/>
-          <w:szCs w:val="36"/>
-        </w:rPr>
         <w:t xml:space="preserve">2 </w:t>
       </w:r>
       <w:r>
-        <w:rPr>
-          <w:rFonts w:hint="eastAsia" w:ascii="黑体" w:hAnsi="黑体" w:eastAsia="黑体"/>
-          <w:b/>
-          <w:color w:val="000000"/>
-          <w:sz w:val="28"/>
-          <w:szCs w:val="36"/>
-        </w:rPr>
         <w:t xml:space="preserve">个人工作介绍</w:t>
       </w:r>
-      <w:r>
-        <w:rPr>
-          <w:rFonts w:ascii="黑体" w:hAnsi="黑体" w:eastAsia="黑体"/>
-          <w:b/>
-          <w:color w:val="000000"/>
-          <w:sz w:val="28"/>
-          <w:szCs w:val="36"/>
-        </w:rPr>
-      </w:r>
-      <w:r>
-        <w:rPr>
-          <w:rFonts w:ascii="黑体" w:hAnsi="黑体" w:eastAsia="黑体"/>
-          <w:b/>
-          <w:color w:val="000000"/>
-          <w:sz w:val="28"/>
-          <w:szCs w:val="36"/>
-        </w:rPr>
-      </w:r>
+      <w:r/>
+      <w:r/>
       <w:bookmarkEnd w:id="2"/>
     </w:p>
     <w:p>
       <w:pPr>
-        <w:pStyle w:val="ReportBody"/>
-        <w:pBdr/>
-        <w:spacing w:before="40" w:after="40" w:line="360" w:lineRule="auto"/>
-        <w:ind w:firstLine="420"/>
-        <w:jc w:val="both"/>
-        <w:rPr>
-          <w:rFonts w:ascii="宋体" w:hAnsi="宋体" w:eastAsia="宋体"/>
-          <w:color w:val="000000"/>
-          <w:sz w:val="21"/>
-        </w:rPr>
-      </w:pPr>
-      <w:r>
-        <w:rPr>
-          <w:rFonts w:ascii="宋体" w:hAnsi="宋体" w:eastAsia="宋体"/>
-          <w:b w:val="0"/>
-          <w:i w:val="0"/>
-          <w:color w:val="000000"/>
-          <w:sz w:val="21"/>
-        </w:rPr>
+        <w:pStyle w:val="908"/>
+      </w:pPr>
+      <w:r>
         <w:t xml:space="preserve">在此次《地理信息系统开发实习》中，我作为核心开发人员之一，积极发挥在前端 GIS 算法与系统部署配置方面的优势，主要承担并完成了以下工作职责：</w:t>
       </w:r>
-      <w:r>
-        <w:rPr>
-          <w:rFonts w:ascii="宋体" w:hAnsi="宋体" w:eastAsia="宋体"/>
-          <w:color w:val="000000"/>
-          <w:sz w:val="21"/>
-        </w:rPr>
-      </w:r>
-    </w:p>
-    <w:p>
-      <w:pPr>
-        <w:pStyle w:val="ReportBody"/>
+      <w:r/>
+    </w:p>
+    <w:p>
+      <w:pPr>
+        <w:pStyle w:val="908"/>
         <w:numPr>
           <w:ilvl w:val="0"/>
           <w:numId w:val="4"/>
         </w:numPr>
-        <w:pBdr/>
-        <w:spacing w:before="40" w:after="40" w:line="360" w:lineRule="auto"/>
-        <w:ind/>
-        <w:jc w:val="both"/>
-        <w:rPr>
-          <w:rFonts w:ascii="宋体" w:hAnsi="宋体" w:eastAsia="宋体"/>
-          <w:color w:val="000000"/>
-          <w:sz w:val="21"/>
-        </w:rPr>
-      </w:pPr>
-      <w:r>
-        <w:rPr>
-          <w:rFonts w:ascii="宋体" w:hAnsi="宋体" w:eastAsia="宋体"/>
-          <w:b w:val="0"/>
-          <w:i w:val="0"/>
-          <w:color w:val="000000"/>
-          <w:sz w:val="21"/>
-        </w:rPr>
+      </w:pPr>
+      <w:r>
         <w:t xml:space="preserve">【WebGIS核心底座封装】封装组合式函数 useMap()，统一控制 MapLibre 地图实例的生命周期、动态图层注册（registerLayer）、定位飞行及 Marker 管理，向其他业务组件和移动上报组件提供共享地图服务；</w:t>
       </w:r>
-      <w:r>
-        <w:rPr>
-          <w:rFonts w:ascii="宋体" w:hAnsi="宋体" w:eastAsia="宋体"/>
-          <w:color w:val="000000"/>
-          <w:sz w:val="21"/>
-        </w:rPr>
-      </w:r>
-    </w:p>
-    <w:p>
-      <w:pPr>
-        <w:pStyle w:val="ReportBody"/>
+      <w:r/>
+    </w:p>
+    <w:p>
+      <w:pPr>
+        <w:pStyle w:val="908"/>
         <w:numPr>
           <w:ilvl w:val="0"/>
           <w:numId w:val="4"/>
         </w:numPr>
-        <w:pBdr/>
-        <w:spacing w:before="40" w:after="40" w:line="360" w:lineRule="auto"/>
-        <w:ind/>
-        <w:jc w:val="both"/>
-        <w:rPr>
-          <w:rFonts w:ascii="宋体" w:hAnsi="宋体" w:eastAsia="宋体"/>
-          <w:color w:val="000000"/>
-          <w:sz w:val="21"/>
-        </w:rPr>
-      </w:pPr>
-      <w:r>
-        <w:rPr>
-          <w:rFonts w:ascii="宋体" w:hAnsi="宋体" w:eastAsia="宋体"/>
-          <w:b w:val="0"/>
-          <w:i w:val="0"/>
-          <w:color w:val="000000"/>
-          <w:sz w:val="21"/>
-        </w:rPr>
+      </w:pPr>
+      <w:r>
         <w:t xml:space="preserve">【空间绘制与 Turf 计算】实现矩形和多边形的前端实时空间绘制交互，利用 Turf.js 按照用户输入距离在浏览器生成缓冲区几何多边形并动态绘制渲染，将分析几何发送至后端执行空间相交联合检索；</w:t>
       </w:r>
-      <w:r>
-        <w:rPr>
-          <w:rFonts w:ascii="宋体" w:hAnsi="宋体" w:eastAsia="宋体"/>
-          <w:color w:val="000000"/>
-          <w:sz w:val="21"/>
-        </w:rPr>
-      </w:r>
-    </w:p>
-    <w:p>
-      <w:pPr>
-        <w:pStyle w:val="ReportBody"/>
+      <w:r/>
+    </w:p>
+    <w:p>
+      <w:pPr>
+        <w:pStyle w:val="908"/>
         <w:numPr>
           <w:ilvl w:val="0"/>
           <w:numId w:val="4"/>
         </w:numPr>
-        <w:pBdr/>
-        <w:spacing w:before="40" w:after="40" w:line="360" w:lineRule="auto"/>
-        <w:ind/>
-        <w:jc w:val="both"/>
-        <w:rPr>
-          <w:rFonts w:ascii="宋体" w:hAnsi="宋体" w:eastAsia="宋体"/>
-          <w:color w:val="000000"/>
-          <w:sz w:val="21"/>
-        </w:rPr>
-      </w:pPr>
-      <w:r>
-        <w:rPr>
-          <w:rFonts w:ascii="宋体" w:hAnsi="宋体" w:eastAsia="宋体"/>
-          <w:b w:val="0"/>
-          <w:i w:val="0"/>
-          <w:color w:val="000000"/>
-          <w:sz w:val="21"/>
-        </w:rPr>
+      </w:pPr>
+      <w:r>
         <w:t xml:space="preserve">【OSRM路由及流光箭头渲染】本地化部署 OSRM 路由服务，发起异步路由请求并解析返回的折线数据，利用 MapLibre 动态图层在道路网络上渲染高科技感的流光箭头行驶路径动画；</w:t>
       </w:r>
-      <w:r>
-        <w:rPr>
-          <w:rFonts w:ascii="宋体" w:hAnsi="宋体" w:eastAsia="宋体"/>
-          <w:color w:val="000000"/>
-          <w:sz w:val="21"/>
-        </w:rPr>
-      </w:r>
-    </w:p>
-    <w:p>
-      <w:pPr>
-        <w:pStyle w:val="ReportBody"/>
+      <w:r/>
+    </w:p>
+    <w:p>
+      <w:pPr>
+        <w:pStyle w:val="908"/>
         <w:numPr>
           <w:ilvl w:val="0"/>
           <w:numId w:val="4"/>
         </w:numPr>
-        <w:pBdr/>
-        <w:spacing w:before="40" w:after="40" w:line="360" w:lineRule="auto"/>
-        <w:ind/>
-        <w:jc w:val="both"/>
-        <w:rPr>
-          <w:rFonts w:ascii="宋体" w:hAnsi="宋体" w:eastAsia="宋体"/>
-          <w:color w:val="000000"/>
-          <w:sz w:val="21"/>
-        </w:rPr>
-      </w:pPr>
-      <w:r>
-        <w:rPr>
-          <w:rFonts w:ascii="宋体" w:hAnsi="宋体" w:eastAsia="宋体"/>
-          <w:b w:val="0"/>
-          <w:i w:val="0"/>
-          <w:color w:val="000000"/>
-          <w:sz w:val="21"/>
-        </w:rPr>
+      </w:pPr>
+      <w:r>
         <w:t xml:space="preserve">【独立移动端公众上报页】设计适用于手机窄屏的 MobileReportApp.vue 页面，内置一键 H5 地理定位和地图中心选点交互，实现 Canvas 图片等比比例压缩，有效控制客户端上传带宽并保证后端存储安全；</w:t>
       </w:r>
-      <w:r>
-        <w:rPr>
-          <w:rFonts w:ascii="宋体" w:hAnsi="宋体" w:eastAsia="宋体"/>
-          <w:color w:val="000000"/>
-          <w:sz w:val="21"/>
-        </w:rPr>
-      </w:r>
-    </w:p>
-    <w:p>
-      <w:pPr>
-        <w:pStyle w:val="ReportBody"/>
+      <w:r/>
+    </w:p>
+    <w:p>
+      <w:pPr>
+        <w:pStyle w:val="908"/>
         <w:numPr>
           <w:ilvl w:val="0"/>
           <w:numId w:val="4"/>
         </w:numPr>
-        <w:pBdr/>
-        <w:spacing w:before="40" w:after="40" w:line="360" w:lineRule="auto"/>
-        <w:ind/>
-        <w:jc w:val="both"/>
-        <w:rPr>
-          <w:rFonts w:ascii="宋体" w:hAnsi="宋体" w:eastAsia="宋体"/>
-          <w:color w:val="000000"/>
-          <w:sz w:val="21"/>
-        </w:rPr>
-      </w:pPr>
-      <w:r>
-        <w:rPr>
-          <w:rFonts w:ascii="宋体" w:hAnsi="宋体" w:eastAsia="宋体"/>
-          <w:b w:val="0"/>
-          <w:i w:val="0"/>
-          <w:color w:val="000000"/>
-          <w:sz w:val="21"/>
-        </w:rPr>
+      </w:pPr>
+      <w:r>
         <w:t xml:space="preserve">【Podman与网关配置】使用 Compose 编排 PostgreSQL/PostGIS、OSRM、Spring Boot 和 Nginx 四个容器，配置 rootless 运行、健康检查及本机绑定，通过 Nginx 解决页面与 REST/WebSocket 通信的跨域问题；</w:t>
       </w:r>
-      <w:r>
-        <w:rPr>
-          <w:rFonts w:ascii="宋体" w:hAnsi="宋体" w:eastAsia="宋体"/>
-          <w:color w:val="000000"/>
-          <w:sz w:val="21"/>
-        </w:rPr>
-      </w:r>
-    </w:p>
-    <w:p>
-      <w:pPr>
-        <w:pStyle w:val="ReportHeading1"/>
-        <w:pBdr/>
-        <w:spacing w:before="156" w:beforeLines="50" w:after="156" w:afterLines="50"/>
-        <w:ind/>
-        <w:jc w:val="left"/>
-        <w:outlineLvl w:val="0"/>
-        <w:rPr>
-          <w:rFonts w:ascii="黑体" w:hAnsi="黑体" w:eastAsia="黑体"/>
-          <w:b/>
-          <w:color w:val="000000"/>
-          <w:sz w:val="28"/>
-          <w:szCs w:val="36"/>
-        </w:rPr>
+      <w:r/>
+    </w:p>
+    <w:p>
+      <w:pPr>
+        <w:pStyle w:val="851"/>
       </w:pPr>
       <w:bookmarkStart w:name="_Toc4e2cc3a8" w:id="3"/>
-      <w:r>
-        <w:rPr>
-          <w:rFonts w:ascii="黑体" w:hAnsi="黑体" w:eastAsia="黑体"/>
-          <w:b/>
-          <w:color w:val="000000"/>
-          <w:sz w:val="28"/>
-        </w:rPr>
-      </w:r>
+      <w:r/>
       <w:bookmarkStart w:name="_GoBack" w:id="0"/>
-      <w:r>
-        <w:rPr>
-          <w:rFonts w:ascii="黑体" w:hAnsi="黑体" w:eastAsia="黑体"/>
-          <w:b/>
-          <w:color w:val="000000"/>
-          <w:sz w:val="28"/>
-        </w:rPr>
-      </w:r>
+      <w:r/>
       <w:bookmarkEnd w:id="0"/>
       <w:r>
-        <w:rPr>
-          <w:rFonts w:hint="eastAsia" w:ascii="黑体" w:hAnsi="黑体" w:eastAsia="黑体"/>
-          <w:b/>
-          <w:color w:val="000000"/>
-          <w:sz w:val="28"/>
-          <w:szCs w:val="36"/>
-        </w:rPr>
         <w:t xml:space="preserve">3 </w:t>
       </w:r>
       <w:r>
-        <w:rPr>
-          <w:rFonts w:hint="eastAsia" w:ascii="黑体" w:hAnsi="黑体" w:eastAsia="黑体"/>
-          <w:b/>
-          <w:color w:val="000000"/>
-          <w:sz w:val="28"/>
-          <w:szCs w:val="36"/>
-        </w:rPr>
         <w:t xml:space="preserve">具体工作</w:t>
       </w:r>
-      <w:r>
-        <w:rPr>
-          <w:rFonts w:ascii="黑体" w:hAnsi="黑体" w:eastAsia="黑体"/>
-          <w:b/>
-          <w:color w:val="000000"/>
-          <w:sz w:val="28"/>
-          <w:szCs w:val="36"/>
-        </w:rPr>
-      </w:r>
-      <w:r>
-        <w:rPr>
-          <w:rFonts w:ascii="黑体" w:hAnsi="黑体" w:eastAsia="黑体"/>
-          <w:b/>
-          <w:color w:val="000000"/>
-          <w:sz w:val="28"/>
-          <w:szCs w:val="36"/>
-        </w:rPr>
-      </w:r>
+      <w:r/>
+      <w:r/>
       <w:bookmarkEnd w:id="3"/>
     </w:p>
     <w:p>
       <w:pPr>
-        <w:pStyle w:val="ReportBody"/>
-        <w:pBdr/>
-        <w:spacing w:before="40" w:after="40" w:line="360" w:lineRule="auto"/>
-        <w:ind w:firstLine="420"/>
-        <w:jc w:val="both"/>
-        <w:rPr>
-          <w:rFonts w:ascii="宋体" w:hAnsi="宋体" w:eastAsia="宋体"/>
-          <w:color w:val="000000"/>
-          <w:sz w:val="21"/>
-        </w:rPr>
-      </w:pPr>
-      <w:r>
-        <w:rPr>
-          <w:rFonts w:ascii="宋体" w:hAnsi="宋体" w:eastAsia="宋体"/>
-          <w:b w:val="0"/>
-          <w:i w:val="0"/>
-          <w:color w:val="000000"/>
-          <w:sz w:val="21"/>
-        </w:rPr>
+        <w:pStyle w:val="908"/>
+      </w:pPr>
+      <w:r>
         <w:t xml:space="preserve">本系统名为“WebGIS内涝监测与应急管理系统”，主要面向徐州市城区内涝的监测预警、事件上报、资源调度及处置跟踪业务。以下是我承担的具体功能设计、编码实现与部署验收细节说明：</w:t>
       </w:r>
-      <w:r>
-        <w:rPr>
-          <w:rFonts w:ascii="宋体" w:hAnsi="宋体" w:eastAsia="宋体"/>
-          <w:color w:val="000000"/>
-          <w:sz w:val="21"/>
-        </w:rPr>
-      </w:r>
-    </w:p>
-    <w:p>
-      <w:pPr>
-        <w:pStyle w:val="ReportHeading2"/>
-        <w:pBdr/>
-        <w:spacing w:before="40" w:after="40" w:line="300" w:lineRule="auto"/>
-        <w:ind/>
-        <w:jc w:val="left"/>
-        <w:outlineLvl w:val="1"/>
-        <w:rPr>
-          <w:rFonts w:ascii="黑体" w:hAnsi="黑体" w:eastAsia="黑体"/>
-          <w:b/>
-          <w:color w:val="000000"/>
-          <w:sz w:val="24"/>
-        </w:rPr>
+      <w:r/>
+    </w:p>
+    <w:p>
+      <w:pPr>
+        <w:pStyle w:val="852"/>
       </w:pPr>
       <w:bookmarkStart w:name="_Toc4d723bc7" w:id="4"/>
       <w:r>
-        <w:rPr>
-          <w:rFonts w:ascii="黑体" w:hAnsi="黑体" w:eastAsia="黑体"/>
-          <w:b/>
-          <w:i w:val="0"/>
-          <w:color w:val="000000"/>
-          <w:sz w:val="24"/>
-        </w:rPr>
         <w:t xml:space="preserve">3.1 地图基础底座与 useMap 封装</w:t>
       </w:r>
-      <w:r>
-        <w:rPr>
-          <w:rFonts w:ascii="黑体" w:hAnsi="黑体" w:eastAsia="黑体"/>
-          <w:b/>
-          <w:color w:val="000000"/>
-          <w:sz w:val="24"/>
-        </w:rPr>
-      </w:r>
+      <w:r/>
       <w:bookmarkEnd w:id="4"/>
     </w:p>
     <w:p>
       <w:pPr>
-        <w:pStyle w:val="ReportBody"/>
-        <w:pBdr/>
-        <w:spacing w:before="40" w:after="40" w:line="360" w:lineRule="auto"/>
-        <w:ind w:firstLine="420"/>
-        <w:jc w:val="both"/>
-        <w:rPr>
-          <w:rFonts w:ascii="宋体" w:hAnsi="宋体" w:eastAsia="宋体"/>
-          <w:color w:val="000000"/>
-          <w:sz w:val="21"/>
-        </w:rPr>
-      </w:pPr>
-      <w:r>
-        <w:rPr>
-          <w:rFonts w:ascii="宋体" w:hAnsi="宋体" w:eastAsia="宋体"/>
-          <w:b w:val="0"/>
-          <w:i w:val="0"/>
-          <w:color w:val="000000"/>
-          <w:sz w:val="21"/>
-        </w:rPr>
+        <w:pStyle w:val="908"/>
+      </w:pPr>
+      <w:r>
         <w:t xml:space="preserve">为了防止多组件并发操作地图导致实例混乱，我将 MapLibre GL JS 的底层细节进行隔离，使用 Vue 3 组合式 API 封装了 useMap() 函数。该 Composable 集中管理地图生命周期、业务 Marker、图层注册和底图切换。</w:t>
       </w:r>
-      <w:r>
-        <w:rPr>
-          <w:rFonts w:ascii="宋体" w:hAnsi="宋体" w:eastAsia="宋体"/>
-          <w:color w:val="000000"/>
-          <w:sz w:val="21"/>
-        </w:rPr>
-      </w:r>
-    </w:p>
-    <w:p>
-      <w:pPr>
-        <w:pStyle w:val="ReportBody"/>
-        <w:pBdr/>
-        <w:spacing w:before="40" w:after="40" w:line="360" w:lineRule="auto"/>
-        <w:ind w:firstLine="420"/>
-        <w:jc w:val="both"/>
-        <w:rPr>
-          <w:rFonts w:ascii="宋体" w:hAnsi="宋体" w:eastAsia="宋体"/>
-          <w:color w:val="000000"/>
-          <w:sz w:val="21"/>
-        </w:rPr>
-      </w:pPr>
-      <w:r>
-        <w:rPr>
-          <w:rFonts w:ascii="宋体" w:hAnsi="宋体" w:eastAsia="宋体"/>
-          <w:b w:val="0"/>
-          <w:i w:val="0"/>
-          <w:color w:val="000000"/>
-          <w:sz w:val="21"/>
-        </w:rPr>
+      <w:r/>
+    </w:p>
+    <w:p>
+      <w:pPr>
+        <w:pStyle w:val="908"/>
+      </w:pPr>
+      <w:r>
         <w:t xml:space="preserve">在底图的选用上，项目起初尝试接入天地图 WMT</w:t>
       </w:r>
       <w:r>
-        <w:rPr>
-          <w:rFonts w:ascii="宋体" w:hAnsi="宋体" w:eastAsia="宋体"/>
-          <w:b w:val="0"/>
-          <w:i w:val="0"/>
-          <w:color w:val="000000"/>
-          <w:sz w:val="21"/>
-        </w:rPr>
         <w:t xml:space="preserve">S 服务，但由于天地图 API 对演示环境域名及请求密钥有严苛的限制，时常导致日间底图加载卡死，进而阻断了依托地图加载完成事件（map.on('load')）的 Turf 绘制等交互。为了保证演示的高可用性，我果断进行了底图重构，改用高稳定性的 osm-light 瓦片作为日间模式底图，以及 carto-dark 瓦片作为夜间模式底图，使用 useTheme() 配合全局 CSS 变量，实现了一键主题切换时地图底图与系统的同步变色联动。同时，对弹窗的属性字段统一进行 HTML 转义，保证数据渲染阶段的安全。</w:t>
       </w:r>
-      <w:r>
-        <w:rPr>
-          <w:rFonts w:ascii="宋体" w:hAnsi="宋体" w:eastAsia="宋体"/>
-          <w:color w:val="000000"/>
-          <w:sz w:val="21"/>
-        </w:rPr>
-      </w:r>
+      <w:r/>
     </w:p>
     <w:p>
       <w:pPr>
@@ -2241,116 +1023,39 @@
     <w:p>
       <w:pPr>
         <w:pStyle w:val="FigureTableCaption"/>
-        <w:keepLines/>
-        <w:spacing w:before="60" w:after="120"/>
-        <w:jc w:val="center"/>
-      </w:pPr>
-      <w:r>
-        <w:rPr>
-          <w:rFonts w:ascii="宋体" w:hAnsi="宋体" w:eastAsia="宋体"/>
-          <w:color w:val="000000"/>
-          <w:sz w:val="18"/>
-        </w:rPr>
+      </w:pPr>
+      <w:r>
         <w:t>图 3-1 桌面端内涝应急调度工作台</w:t>
       </w:r>
     </w:p>
     <w:p>
       <w:pPr>
-        <w:pStyle w:val="ReportHeading2"/>
-        <w:pBdr/>
-        <w:spacing w:before="40" w:after="40" w:line="300" w:lineRule="auto"/>
-        <w:ind/>
-        <w:jc w:val="left"/>
-        <w:outlineLvl w:val="1"/>
-        <w:rPr>
-          <w:rFonts w:ascii="黑体" w:hAnsi="黑体" w:eastAsia="黑体"/>
-          <w:b/>
-          <w:color w:val="000000"/>
-          <w:sz w:val="24"/>
-        </w:rPr>
+        <w:pStyle w:val="852"/>
       </w:pPr>
       <w:bookmarkStart w:name="_Tocc92b28b2" w:id="5"/>
       <w:r>
-        <w:rPr>
-          <w:rFonts w:ascii="黑体" w:hAnsi="黑体" w:eastAsia="黑体"/>
-          <w:b/>
-          <w:i w:val="0"/>
-          <w:color w:val="000000"/>
-          <w:sz w:val="24"/>
-        </w:rPr>
         <w:t xml:space="preserve">3.2 空间绘制、Turf 缓冲区与联合检索</w:t>
       </w:r>
-      <w:r>
-        <w:rPr>
-          <w:rFonts w:ascii="黑体" w:hAnsi="黑体" w:eastAsia="黑体"/>
-          <w:b/>
-          <w:color w:val="000000"/>
-          <w:sz w:val="24"/>
-        </w:rPr>
-      </w:r>
+      <w:r/>
       <w:bookmarkEnd w:id="5"/>
     </w:p>
     <w:p>
       <w:pPr>
-        <w:pStyle w:val="ReportBody"/>
-        <w:pBdr/>
-        <w:spacing w:before="40" w:after="40" w:line="360" w:lineRule="auto"/>
-        <w:ind w:firstLine="420"/>
-        <w:jc w:val="both"/>
-        <w:rPr>
-          <w:rFonts w:ascii="宋体" w:hAnsi="宋体" w:eastAsia="宋体"/>
-          <w:color w:val="000000"/>
-          <w:sz w:val="21"/>
-        </w:rPr>
-      </w:pPr>
-      <w:r>
-        <w:rPr>
-          <w:rFonts w:ascii="宋体" w:hAnsi="宋体" w:eastAsia="宋体"/>
-          <w:b w:val="0"/>
-          <w:i w:val="0"/>
-          <w:color w:val="000000"/>
-          <w:sz w:val="21"/>
-        </w:rPr>
+        <w:pStyle w:val="908"/>
+      </w:pPr>
+      <w:r>
         <w:t xml:space="preserve">空间查询模块支持矩形和多边形绘制。在绘制模式下，地图模块独占右键结束事件，以防与普通状态下的右键灾情登记产生冲突。当绘制完成后，前端将绘制几何转换为 GeoJSON，并使用 Turf.js 按照用户设定的距离即时生成缓冲区面数据，并将缓冲多边形与绘制多边形分图层渲染，为用户提供直观的空间范围反馈。</w:t>
       </w:r>
-      <w:r>
-        <w:rPr>
-          <w:rFonts w:ascii="宋体" w:hAnsi="宋体" w:eastAsia="宋体"/>
-          <w:color w:val="000000"/>
-          <w:sz w:val="21"/>
-        </w:rPr>
-      </w:r>
-    </w:p>
-    <w:p>
-      <w:pPr>
-        <w:pStyle w:val="ReportBody"/>
-        <w:pBdr/>
-        <w:spacing w:before="40" w:after="40" w:line="360" w:lineRule="auto"/>
-        <w:ind w:firstLine="420"/>
-        <w:jc w:val="both"/>
-        <w:rPr>
-          <w:rFonts w:ascii="宋体" w:hAnsi="宋体" w:eastAsia="宋体"/>
-          <w:color w:val="000000"/>
-          <w:sz w:val="21"/>
-        </w:rPr>
-      </w:pPr>
-      <w:r>
-        <w:rPr>
-          <w:rFonts w:ascii="宋体" w:hAnsi="宋体" w:eastAsia="宋体"/>
-          <w:b w:val="0"/>
-          <w:i w:val="0"/>
-          <w:color w:val="000000"/>
-          <w:sz w:val="21"/>
-        </w:rPr>
+      <w:r/>
+    </w:p>
+    <w:p>
+      <w:pPr>
+        <w:pStyle w:val="908"/>
+      </w:pPr>
+      <w:r>
         <w:t xml:space="preserve">用户在确定分析范围后，前端向 `POST /api/spatial-query` 发送携带空间几何与过滤条件（设施名称、类型）的请求。后端解析入参后调用 PostGIS 的 `ST_Intersects` 算子完成联合过滤并返回 GeoJSON 要素集，前端解析要素集并联动高亮展示 Marker 及其列表。</w:t>
       </w:r>
-      <w:r>
-        <w:rPr>
-          <w:rFonts w:ascii="宋体" w:hAnsi="宋体" w:eastAsia="宋体"/>
-          <w:color w:val="000000"/>
-          <w:sz w:val="21"/>
-        </w:rPr>
-      </w:r>
+      <w:r/>
     </w:p>
     <w:p>
       <w:pPr>
@@ -2396,214 +1101,68 @@
     <w:p>
       <w:pPr>
         <w:pStyle w:val="FigureTableCaption"/>
-        <w:keepLines/>
-        <w:spacing w:before="60" w:after="120"/>
-        <w:jc w:val="center"/>
-      </w:pPr>
-      <w:r>
-        <w:rPr>
-          <w:rFonts w:ascii="宋体" w:hAnsi="宋体" w:eastAsia="宋体"/>
-          <w:color w:val="000000"/>
-          <w:sz w:val="18"/>
-        </w:rPr>
+      </w:pPr>
+      <w:r>
         <w:t>图 3-2 空间联合查询结果与地图联动</w:t>
       </w:r>
     </w:p>
     <w:p>
       <w:pPr>
-        <w:pStyle w:val="ReportHeading2"/>
-        <w:pBdr/>
-        <w:spacing w:before="40" w:after="40" w:line="300" w:lineRule="auto"/>
-        <w:ind/>
-        <w:jc w:val="left"/>
-        <w:outlineLvl w:val="1"/>
-        <w:rPr>
-          <w:rFonts w:ascii="黑体" w:hAnsi="黑体" w:eastAsia="黑体"/>
-          <w:b/>
-          <w:color w:val="000000"/>
-          <w:sz w:val="24"/>
-        </w:rPr>
+        <w:pStyle w:val="852"/>
       </w:pPr>
       <w:bookmarkStart w:name="_Toc7d69aa0b" w:id="6"/>
       <w:r>
-        <w:rPr>
-          <w:rFonts w:ascii="黑体" w:hAnsi="黑体" w:eastAsia="黑体"/>
-          <w:b/>
-          <w:i w:val="0"/>
-          <w:color w:val="000000"/>
-          <w:sz w:val="24"/>
-        </w:rPr>
         <w:t xml:space="preserve">3.3 OSRM 调度路线计算与流光动画</w:t>
       </w:r>
-      <w:r>
-        <w:rPr>
-          <w:rFonts w:ascii="黑体" w:hAnsi="黑体" w:eastAsia="黑体"/>
-          <w:b/>
-          <w:color w:val="000000"/>
-          <w:sz w:val="24"/>
-        </w:rPr>
-      </w:r>
+      <w:r/>
       <w:bookmarkEnd w:id="6"/>
     </w:p>
     <w:p>
       <w:pPr>
-        <w:pStyle w:val="ReportBody"/>
-        <w:pBdr/>
-        <w:spacing w:before="40" w:after="40" w:line="360" w:lineRule="auto"/>
-        <w:ind w:firstLine="420"/>
-        <w:jc w:val="both"/>
-        <w:rPr>
-          <w:rFonts w:ascii="宋体" w:hAnsi="宋体" w:eastAsia="宋体"/>
-          <w:color w:val="000000"/>
-          <w:sz w:val="21"/>
-        </w:rPr>
-      </w:pPr>
-      <w:r>
-        <w:rPr>
-          <w:rFonts w:ascii="宋体" w:hAnsi="宋体" w:eastAsia="宋体"/>
-          <w:b w:val="0"/>
-          <w:i w:val="0"/>
-          <w:color w:val="000000"/>
-          <w:sz w:val="21"/>
-        </w:rPr>
+        <w:pStyle w:val="908"/>
+      </w:pPr>
+      <w:r>
         <w:t>应急调度模块需要展现最优的路径规划。当调度员在列表中选择一个待派单的受灾点（工单）时，系统自动锁定该工单的 WGS84 坐标，并向本地部署的 OSRM 发起网络路径请求。前端先从空闲泵车中筛选候选资源，再请求 OSRM 结合江苏 OSM 道路网计算实际行驶路线，返回道路折线几何、预计时间和行驶距离。</w:t>
       </w:r>
-      <w:r>
-        <w:rPr>
-          <w:rFonts w:ascii="宋体" w:hAnsi="宋体" w:eastAsia="宋体"/>
-          <w:color w:val="000000"/>
-          <w:sz w:val="21"/>
-        </w:rPr>
-      </w:r>
-    </w:p>
-    <w:p>
-      <w:pPr>
-        <w:pStyle w:val="ReportBody"/>
-        <w:pBdr/>
-        <w:spacing w:before="40" w:after="40" w:line="360" w:lineRule="auto"/>
-        <w:ind w:firstLine="420"/>
-        <w:jc w:val="both"/>
-        <w:rPr>
-          <w:rFonts w:ascii="宋体" w:hAnsi="宋体" w:eastAsia="宋体"/>
-          <w:color w:val="000000"/>
-          <w:sz w:val="21"/>
-        </w:rPr>
-      </w:pPr>
-      <w:r>
-        <w:rPr>
-          <w:rFonts w:ascii="宋体" w:hAnsi="宋体" w:eastAsia="宋体"/>
-          <w:b w:val="0"/>
-          <w:i w:val="0"/>
-          <w:color w:val="000000"/>
-          <w:sz w:val="21"/>
-        </w:rPr>
+      <w:r/>
+    </w:p>
+    <w:p>
+      <w:pPr>
+        <w:pStyle w:val="908"/>
+      </w:pPr>
+      <w:r>
         <w:t>前端将 Polyline 解码为 GeoJSON 折线要素，加载至地图中。为了提升人机交互质感，我利用 MapLibre 的 Layer 机制和定时更新的点要素，在道路折线上渲染顺着行驶方向移动的流光粒子，形成直观的路线动画。同时，调度台整合了资源和工单的状态机联动，每次状态转换（派单 -&gt; PROCESSING, 抵达 -&gt; ARRIVED, 完成 -&gt; COMPLETED）均通过数据库事务加锁保证并发一致，并通过 WebSocket 广播刷新。</w:t>
       </w:r>
-      <w:r>
-        <w:rPr>
-          <w:rFonts w:ascii="宋体" w:hAnsi="宋体" w:eastAsia="宋体"/>
-          <w:color w:val="000000"/>
-          <w:sz w:val="21"/>
-        </w:rPr>
-      </w:r>
-    </w:p>
-    <w:p>
-      <w:pPr>
-        <w:pStyle w:val="ReportHeading2"/>
-        <w:pBdr/>
-        <w:spacing w:before="40" w:after="40" w:line="300" w:lineRule="auto"/>
-        <w:ind/>
-        <w:jc w:val="left"/>
-        <w:outlineLvl w:val="1"/>
-        <w:rPr>
-          <w:rFonts w:ascii="黑体" w:hAnsi="黑体" w:eastAsia="黑体"/>
-          <w:b/>
-          <w:color w:val="000000"/>
-          <w:sz w:val="24"/>
-        </w:rPr>
+      <w:r/>
+    </w:p>
+    <w:p>
+      <w:pPr>
+        <w:pStyle w:val="852"/>
       </w:pPr>
       <w:bookmarkStart w:name="_Toc8c2409d1" w:id="7"/>
       <w:r>
-        <w:rPr>
-          <w:rFonts w:ascii="黑体" w:hAnsi="黑体" w:eastAsia="黑体"/>
-          <w:b/>
-          <w:i w:val="0"/>
-          <w:color w:val="000000"/>
-          <w:sz w:val="24"/>
-        </w:rPr>
         <w:t xml:space="preserve">3.4 独立移动端公众上报页</w:t>
       </w:r>
-      <w:r>
-        <w:rPr>
-          <w:rFonts w:ascii="黑体" w:hAnsi="黑体" w:eastAsia="黑体"/>
-          <w:b/>
-          <w:color w:val="000000"/>
-          <w:sz w:val="24"/>
-        </w:rPr>
-      </w:r>
+      <w:r/>
       <w:bookmarkEnd w:id="7"/>
     </w:p>
     <w:p>
       <w:pPr>
-        <w:pStyle w:val="ReportBody"/>
-        <w:pBdr/>
-        <w:spacing w:before="40" w:after="40" w:line="360" w:lineRule="auto"/>
-        <w:ind w:firstLine="420"/>
-        <w:jc w:val="both"/>
-        <w:rPr>
-          <w:rFonts w:ascii="宋体" w:hAnsi="宋体" w:eastAsia="宋体"/>
-          <w:color w:val="000000"/>
-          <w:sz w:val="21"/>
-        </w:rPr>
-      </w:pPr>
-      <w:r>
-        <w:rPr>
-          <w:rFonts w:ascii="宋体" w:hAnsi="宋体" w:eastAsia="宋体"/>
-          <w:b w:val="0"/>
-          <w:i w:val="0"/>
-          <w:color w:val="000000"/>
-          <w:sz w:val="21"/>
-        </w:rPr>
+        <w:pStyle w:val="908"/>
+      </w:pPr>
+      <w:r>
         <w:t xml:space="preserve">为了方便公众在发生积水时快速上报事件，我开发了 MobileReportApp.vue 移动端自适应页面。页面使用 HTML5 Geolocation 获取高精度 GPS 定位，也支持以微缩地图中心取点。表单除了上报积水深度和描述外，还支持调用摄像头拍照上传。</w:t>
       </w:r>
-      <w:r>
-        <w:rPr>
-          <w:rFonts w:ascii="宋体" w:hAnsi="宋体" w:eastAsia="宋体"/>
-          <w:color w:val="000000"/>
-          <w:sz w:val="21"/>
-        </w:rPr>
-      </w:r>
-    </w:p>
-    <w:p>
-      <w:pPr>
-        <w:pStyle w:val="ReportBody"/>
-        <w:pBdr/>
-        <w:spacing w:before="40" w:after="40" w:line="360" w:lineRule="auto"/>
-        <w:ind w:firstLine="420"/>
-        <w:jc w:val="both"/>
-        <w:rPr>
-          <w:rFonts w:ascii="宋体" w:hAnsi="宋体" w:eastAsia="宋体"/>
-          <w:color w:val="000000"/>
-          <w:sz w:val="21"/>
-        </w:rPr>
-      </w:pPr>
-      <w:r>
-        <w:rPr>
-          <w:rFonts w:ascii="宋体" w:hAnsi="宋体" w:eastAsia="宋体"/>
-          <w:b w:val="0"/>
-          <w:i w:val="0"/>
-          <w:color w:val="000000"/>
-          <w:sz w:val="21"/>
-        </w:rPr>
+      <w:r/>
+    </w:p>
+    <w:p>
+      <w:pPr>
+        <w:pStyle w:val="908"/>
+      </w:pPr>
+      <w:r>
         <w:t>为了防止大尺寸照片堵塞局域网带宽或撑爆服务器存储，我在浏览器端编写了图片压缩逻辑：在图片载入后，使用 Canvas 判定其长边；若超过 1920 像素则进行等比缩放，并以压缩后的 JPEG/WebP 文件通过 Multipart 方式上传，从而显著降低移动网络带宽和服务器存储压力。提交成功后仅保存追踪码，公众可跨设备查询处理状态。</w:t>
       </w:r>
-      <w:r>
-        <w:rPr>
-          <w:rFonts w:ascii="宋体" w:hAnsi="宋体" w:eastAsia="宋体"/>
-          <w:color w:val="000000"/>
-          <w:sz w:val="21"/>
-        </w:rPr>
-      </w:r>
+      <w:r/>
     </w:p>
     <w:p>
       <w:pPr>
@@ -2649,221 +1208,78 @@
     <w:p>
       <w:pPr>
         <w:pStyle w:val="FigureTableCaption"/>
-        <w:keepLines/>
-        <w:spacing w:before="60" w:after="120"/>
-        <w:jc w:val="center"/>
-      </w:pPr>
-      <w:r>
-        <w:rPr>
-          <w:rFonts w:ascii="宋体" w:hAnsi="宋体" w:eastAsia="宋体"/>
-          <w:color w:val="000000"/>
-          <w:sz w:val="18"/>
-        </w:rPr>
+      </w:pPr>
+      <w:r>
         <w:t>图 3-3 移动端公众积水上报页面</w:t>
       </w:r>
     </w:p>
     <w:p>
       <w:pPr>
-        <w:pStyle w:val="ReportHeading2"/>
-        <w:pBdr/>
-        <w:spacing w:before="40" w:after="40" w:line="300" w:lineRule="auto"/>
-        <w:ind/>
-        <w:jc w:val="left"/>
-        <w:outlineLvl w:val="1"/>
-        <w:rPr>
-          <w:rFonts w:ascii="黑体" w:hAnsi="黑体" w:eastAsia="黑体"/>
-          <w:b/>
-          <w:color w:val="000000"/>
-          <w:sz w:val="24"/>
-        </w:rPr>
+        <w:pStyle w:val="852"/>
       </w:pPr>
       <w:bookmarkStart w:name="_Toc37153565" w:id="8"/>
       <w:r>
-        <w:rPr>
-          <w:rFonts w:ascii="黑体" w:hAnsi="黑体" w:eastAsia="黑体"/>
-          <w:b/>
-          <w:i w:val="0"/>
-          <w:color w:val="000000"/>
-          <w:sz w:val="24"/>
-        </w:rPr>
         <w:t xml:space="preserve">3.5 Podman 多服务容器化编排部署</w:t>
       </w:r>
-      <w:r>
-        <w:rPr>
-          <w:rFonts w:ascii="黑体" w:hAnsi="黑体" w:eastAsia="黑体"/>
-          <w:b/>
-          <w:color w:val="000000"/>
-          <w:sz w:val="24"/>
-        </w:rPr>
-      </w:r>
+      <w:r/>
       <w:bookmarkEnd w:id="8"/>
     </w:p>
     <w:p>
       <w:pPr>
-        <w:pStyle w:val="ReportBody"/>
-        <w:pBdr/>
-        <w:spacing w:before="40" w:after="40" w:line="360" w:lineRule="auto"/>
-        <w:ind w:firstLine="420"/>
-        <w:jc w:val="both"/>
-        <w:rPr>
-          <w:rFonts w:ascii="宋体" w:hAnsi="宋体" w:eastAsia="宋体"/>
-          <w:color w:val="000000"/>
-          <w:sz w:val="21"/>
-        </w:rPr>
-      </w:pPr>
-      <w:r>
-        <w:rPr>
-          <w:rFonts w:ascii="宋体" w:hAnsi="宋体" w:eastAsia="宋体"/>
-          <w:b w:val="0"/>
-          <w:i w:val="0"/>
-          <w:color w:val="000000"/>
-          <w:sz w:val="21"/>
-        </w:rPr>
+        <w:pStyle w:val="908"/>
+      </w:pPr>
+      <w:r>
         <w:t xml:space="preserve">在部署阶段，为了规避不同开发机环境的冲突，我采用 Podman Compose 设计了四服务容器化架构。在 compose.yaml 中，我编排了 postgres、backend、osrm 和 nginx 四个容器，并设置了卷挂载实现数据持久化。</w:t>
       </w:r>
-      <w:r>
-        <w:rPr>
-          <w:rFonts w:ascii="宋体" w:hAnsi="宋体" w:eastAsia="宋体"/>
-          <w:color w:val="000000"/>
-          <w:sz w:val="21"/>
-        </w:rPr>
-      </w:r>
-    </w:p>
-    <w:p>
-      <w:pPr>
-        <w:pStyle w:val="ReportBody"/>
-        <w:pBdr/>
-        <w:spacing w:before="40" w:after="40" w:line="360" w:lineRule="auto"/>
-        <w:ind w:firstLine="420"/>
-        <w:jc w:val="both"/>
-        <w:rPr>
-          <w:rFonts w:ascii="宋体" w:hAnsi="宋体" w:eastAsia="宋体"/>
-          <w:color w:val="000000"/>
-          <w:sz w:val="21"/>
-        </w:rPr>
-      </w:pPr>
-      <w:r>
-        <w:rPr>
-          <w:rFonts w:ascii="宋体" w:hAnsi="宋体" w:eastAsia="宋体"/>
-          <w:b w:val="0"/>
-          <w:i w:val="0"/>
-          <w:color w:val="000000"/>
-          <w:sz w:val="21"/>
-        </w:rPr>
+      <w:r/>
+    </w:p>
+    <w:p>
+      <w:pPr>
+        <w:pStyle w:val="908"/>
+      </w:pPr>
+      <w:r>
         <w:t xml:space="preserve">部署细节与安全控制：</w:t>
       </w:r>
-      <w:r>
-        <w:rPr>
-          <w:rFonts w:ascii="宋体" w:hAnsi="宋体" w:eastAsia="宋体"/>
-          <w:color w:val="000000"/>
-          <w:sz w:val="21"/>
-        </w:rPr>
-      </w:r>
-    </w:p>
-    <w:p>
-      <w:pPr>
-        <w:pStyle w:val="ReportBody"/>
+      <w:r/>
+    </w:p>
+    <w:p>
+      <w:pPr>
+        <w:pStyle w:val="908"/>
         <w:numPr>
           <w:ilvl w:val="0"/>
           <w:numId w:val="5"/>
         </w:numPr>
-        <w:pBdr/>
-        <w:spacing w:before="40" w:after="40" w:line="360" w:lineRule="auto"/>
-        <w:ind/>
-        <w:jc w:val="both"/>
-        <w:rPr>
-          <w:rFonts w:ascii="宋体" w:hAnsi="宋体" w:eastAsia="宋体"/>
-          <w:color w:val="000000"/>
-          <w:sz w:val="21"/>
-        </w:rPr>
-      </w:pPr>
-      <w:r>
-        <w:rPr>
-          <w:rFonts w:ascii="宋体" w:hAnsi="宋体" w:eastAsia="宋体"/>
-          <w:b w:val="0"/>
-          <w:i w:val="0"/>
-          <w:color w:val="000000"/>
-          <w:sz w:val="21"/>
-        </w:rPr>
+      </w:pPr>
+      <w:r>
         <w:t>【健康检查与依赖链】为 pg 和 backend 容器配置 healthcheck 命令，使用 depends_on 条件让 backend 在数据库完全健康后启动，OSRM 在数据预处理完成后才进入 ready 状态；</w:t>
       </w:r>
-      <w:r>
-        <w:rPr>
-          <w:rFonts w:ascii="宋体" w:hAnsi="宋体" w:eastAsia="宋体"/>
-          <w:color w:val="000000"/>
-          <w:sz w:val="21"/>
-        </w:rPr>
-      </w:r>
-    </w:p>
-    <w:p>
-      <w:pPr>
-        <w:pStyle w:val="ReportBody"/>
+      <w:r/>
+    </w:p>
+    <w:p>
+      <w:pPr>
+        <w:pStyle w:val="908"/>
         <w:numPr>
           <w:ilvl w:val="0"/>
           <w:numId w:val="5"/>
         </w:numPr>
-        <w:pBdr/>
-        <w:spacing w:before="40" w:after="40" w:line="360" w:lineRule="auto"/>
-        <w:ind/>
-        <w:jc w:val="both"/>
-        <w:rPr>
-          <w:rFonts w:ascii="宋体" w:hAnsi="宋体" w:eastAsia="宋体"/>
-          <w:color w:val="000000"/>
-          <w:sz w:val="21"/>
-        </w:rPr>
-      </w:pPr>
-      <w:r>
-        <w:rPr>
-          <w:rFonts w:ascii="宋体" w:hAnsi="宋体" w:eastAsia="宋体"/>
-          <w:b w:val="0"/>
-          <w:i w:val="0"/>
-          <w:color w:val="000000"/>
-          <w:sz w:val="21"/>
-        </w:rPr>
+      </w:pPr>
+      <w:r>
         <w:t xml:space="preserve">【安全运行保护】所有容器均使用非-root用户运行，并指定 no-new-privileges 安全选项，将端口默认绑定在宿主机回环网卡（127.0.0.1）上，避免服务对外暴露；</w:t>
       </w:r>
-      <w:r>
-        <w:rPr>
-          <w:rFonts w:ascii="宋体" w:hAnsi="宋体" w:eastAsia="宋体"/>
-          <w:color w:val="000000"/>
-          <w:sz w:val="21"/>
-        </w:rPr>
-      </w:r>
-    </w:p>
-    <w:p>
-      <w:pPr>
-        <w:pStyle w:val="ReportBody"/>
+      <w:r/>
+    </w:p>
+    <w:p>
+      <w:pPr>
+        <w:pStyle w:val="908"/>
         <w:numPr>
           <w:ilvl w:val="0"/>
           <w:numId w:val="5"/>
         </w:numPr>
-        <w:pBdr/>
-        <w:spacing w:before="40" w:after="40" w:line="360" w:lineRule="auto"/>
-        <w:ind/>
-        <w:jc w:val="both"/>
-        <w:rPr>
-          <w:rFonts w:ascii="宋体" w:hAnsi="宋体" w:eastAsia="宋体"/>
-          <w:color w:val="000000"/>
-          <w:sz w:val="21"/>
-        </w:rPr>
-      </w:pPr>
-      <w:r>
-        <w:rPr>
-          <w:rFonts w:ascii="宋体" w:hAnsi="宋体" w:eastAsia="宋体"/>
-          <w:b w:val="0"/>
-          <w:i w:val="0"/>
-          <w:color w:val="000000"/>
-          <w:sz w:val="21"/>
-        </w:rPr>
+      </w:pPr>
+      <w:r>
         <w:t xml:space="preserve">【同源网关反向代理】前端容器使用 Nginx，将 `/api`、`/ws`、`/uploads` 和 `/osrm` 代理到后端及路由服务，消除浏览器的跨域配置，且在 Nginx 中增加了速率限制（limit_req）和安全响应头（CSP、X-Frame-Options 等）配置。</w:t>
       </w:r>
-      <w:r>
-        <w:rPr>
-          <w:rFonts w:ascii="宋体" w:hAnsi="宋体" w:eastAsia="宋体"/>
-          <w:color w:val="000000"/>
-          <w:sz w:val="21"/>
-        </w:rPr>
-      </w:r>
+      <w:r/>
     </w:p>
     <w:p>
       <w:pPr>
@@ -2913,23 +1329,8 @@
     <w:p>
       <w:pPr>
         <w:pStyle w:val="FigureTableCaption"/>
-        <w:keepLines/>
-        <w:pBdr/>
-        <w:spacing w:before="60" w:after="120" w:line="300" w:lineRule="auto"/>
-        <w:ind/>
-        <w:jc w:val="center"/>
-        <w:rPr>
-          <w:rFonts w:ascii="宋体" w:hAnsi="宋体" w:eastAsia="宋体"/>
-          <w:color w:val="000000"/>
-          <w:sz w:val="18"/>
-        </w:rPr>
-      </w:pPr>
-      <w:r>
-        <w:rPr>
-          <w:rFonts w:ascii="宋体" w:hAnsi="宋体" w:eastAsia="宋体"/>
-          <w:color w:val="000000"/>
-          <w:sz w:val="18"/>
-        </w:rPr>
+      </w:pPr>
+      <w:r>
         <w:t>图 3-4 Compose 四服务部署拓扑图</w:t>
       </w:r>
     </w:p>
@@ -2981,53 +1382,24 @@
     <w:p>
       <w:pPr>
         <w:pStyle w:val="FigureTableCaption"/>
-        <w:keepLines/>
-        <w:pBdr/>
-        <w:spacing w:before="60" w:after="120" w:line="300" w:lineRule="auto"/>
-        <w:ind/>
-        <w:jc w:val="center"/>
-        <w:rPr>
-          <w:rFonts w:ascii="宋体" w:hAnsi="宋体" w:eastAsia="宋体"/>
-          <w:color w:val="000000"/>
-          <w:sz w:val="18"/>
-        </w:rPr>
-      </w:pPr>
-      <w:r>
-        <w:rPr>
-          <w:rFonts w:ascii="宋体" w:hAnsi="宋体" w:eastAsia="宋体"/>
-          <w:color w:val="000000"/>
-          <w:sz w:val="18"/>
-        </w:rPr>
+      </w:pPr>
+      <w:r>
         <w:t>图 3-5 应急派单与 OSRM 路由规划业务流程图</w:t>
       </w:r>
     </w:p>
     <w:p>
       <w:pPr>
-        <w:pStyle w:val="CodeTitle"/>
-        <w:jc w:val="left"/>
-      </w:pPr>
-      <w:r>
-        <w:rPr>
-          <w:rFonts w:ascii="黑体" w:hAnsi="黑体" w:eastAsia="黑体"/>
-          <w:b/>
-          <w:color w:val="000000"/>
-          <w:sz w:val="21"/>
-        </w:rPr>
+        <w:pStyle w:val="852"/>
+      </w:pPr>
+      <w:r>
         <w:t xml:space="preserve">关键代码 1：地图动态图层注册</w:t>
       </w:r>
     </w:p>
     <w:p>
       <w:pPr>
-        <w:pStyle w:val="CodeBlock"/>
-        <w:spacing w:line="300" w:lineRule="auto"/>
-        <w:jc w:val="left"/>
-      </w:pPr>
-      <w:r>
-        <w:rPr>
-          <w:rFonts w:ascii="宋体" w:hAnsi="宋体" w:eastAsia="宋体"/>
-          <w:color w:val="000000"/>
-          <w:sz w:val="18"/>
-        </w:rPr>
+        <w:pStyle w:val="908"/>
+      </w:pPr>
+      <w:r>
         <w:t xml:space="preserve">const registerLayer = (id: string, opts: RegisterLayerOpts) =&gt; {</w:t>
         <w:br/>
         <w:t xml:space="preserve">  const mapInst = mapStore.mapInstance</w:t>
@@ -3047,31 +1419,17 @@
     </w:p>
     <w:p>
       <w:pPr>
-        <w:pStyle w:val="CodeTitle"/>
-        <w:jc w:val="left"/>
-      </w:pPr>
-      <w:r>
-        <w:rPr>
-          <w:rFonts w:ascii="黑体" w:hAnsi="黑体" w:eastAsia="黑体"/>
-          <w:b/>
-          <w:color w:val="000000"/>
-          <w:sz w:val="21"/>
-        </w:rPr>
+        <w:pStyle w:val="852"/>
+      </w:pPr>
+      <w:r>
         <w:t xml:space="preserve">关键代码 2：Turf 缓冲区计算与地图更新</w:t>
       </w:r>
     </w:p>
     <w:p>
       <w:pPr>
-        <w:pStyle w:val="CodeBlock"/>
-        <w:spacing w:line="300" w:lineRule="auto"/>
-        <w:jc w:val="left"/>
-      </w:pPr>
-      <w:r>
-        <w:rPr>
-          <w:rFonts w:ascii="宋体" w:hAnsi="宋体" w:eastAsia="宋体"/>
-          <w:color w:val="000000"/>
-          <w:sz w:val="18"/>
-        </w:rPr>
+        <w:pStyle w:val="908"/>
+      </w:pPr>
+      <w:r>
         <w:t xml:space="preserve">const buffered = turf.buffer(drawnGeometry.value, bufferDistance.value, {</w:t>
         <w:br/>
         <w:t xml:space="preserve">  units: 'meters'</w:t>
@@ -3091,31 +1449,17 @@
     </w:p>
     <w:p>
       <w:pPr>
-        <w:pStyle w:val="CodeTitle"/>
-        <w:jc w:val="left"/>
-      </w:pPr>
-      <w:r>
-        <w:rPr>
-          <w:rFonts w:ascii="黑体" w:hAnsi="黑体" w:eastAsia="黑体"/>
-          <w:b/>
-          <w:color w:val="000000"/>
-          <w:sz w:val="21"/>
-        </w:rPr>
+        <w:pStyle w:val="852"/>
+      </w:pPr>
+      <w:r>
         <w:t xml:space="preserve">关键代码 3：OSRM 行驶路线计算</w:t>
       </w:r>
     </w:p>
     <w:p>
       <w:pPr>
-        <w:pStyle w:val="CodeBlock"/>
-        <w:spacing w:line="300" w:lineRule="auto"/>
-        <w:jc w:val="left"/>
-      </w:pPr>
-      <w:r>
-        <w:rPr>
-          <w:rFonts w:ascii="宋体" w:hAnsi="宋体" w:eastAsia="宋体"/>
-          <w:color w:val="000000"/>
-          <w:sz w:val="18"/>
-        </w:rPr>
+        <w:pStyle w:val="908"/>
+      </w:pPr>
+      <w:r>
         <w:t xml:space="preserve">const planRoute = async (start, end) =&gt; {</w:t>
         <w:br/>
         <w:t xml:space="preserve">  const coordinates = start.join(',') + ';' + end.join(',')</w:t>
@@ -3137,189 +1481,65 @@
     </w:p>
     <w:p>
       <w:pPr>
-        <w:pStyle w:val="ReportHeading1"/>
-        <w:pBdr/>
-        <w:spacing w:before="156" w:beforeLines="50" w:after="156" w:afterLines="50"/>
-        <w:ind/>
-        <w:jc w:val="left"/>
-        <w:outlineLvl w:val="0"/>
-        <w:rPr>
-          <w:rFonts w:ascii="黑体" w:hAnsi="黑体" w:eastAsia="黑体"/>
-          <w:b/>
-          <w:color w:val="000000"/>
-          <w:sz w:val="28"/>
-          <w:szCs w:val="36"/>
-        </w:rPr>
+        <w:pStyle w:val="851"/>
       </w:pPr>
       <w:bookmarkStart w:name="_Toc8a158b4e" w:id="9"/>
       <w:r>
-        <w:rPr>
-          <w:rFonts w:hint="eastAsia" w:ascii="黑体" w:hAnsi="黑体" w:eastAsia="黑体"/>
-          <w:b/>
-          <w:color w:val="000000"/>
-          <w:sz w:val="28"/>
-          <w:szCs w:val="36"/>
-        </w:rPr>
         <w:t xml:space="preserve">4 </w:t>
       </w:r>
       <w:r>
-        <w:rPr>
-          <w:rFonts w:hint="eastAsia" w:ascii="黑体" w:hAnsi="黑体" w:eastAsia="黑体"/>
-          <w:b/>
-          <w:color w:val="000000"/>
-          <w:sz w:val="28"/>
-          <w:szCs w:val="36"/>
-        </w:rPr>
         <w:t xml:space="preserve">总结</w:t>
       </w:r>
-      <w:r>
-        <w:rPr>
-          <w:rFonts w:ascii="黑体" w:hAnsi="黑体" w:eastAsia="黑体"/>
-          <w:b/>
-          <w:color w:val="000000"/>
-          <w:sz w:val="28"/>
-          <w:szCs w:val="36"/>
-        </w:rPr>
-      </w:r>
-      <w:r>
-        <w:rPr>
-          <w:rFonts w:ascii="黑体" w:hAnsi="黑体" w:eastAsia="黑体"/>
-          <w:b/>
-          <w:color w:val="000000"/>
-          <w:sz w:val="28"/>
-          <w:szCs w:val="36"/>
-        </w:rPr>
-      </w:r>
+      <w:r/>
+      <w:r/>
       <w:bookmarkEnd w:id="9"/>
     </w:p>
     <w:p>
       <w:pPr>
-        <w:pStyle w:val="ReportBody"/>
-        <w:pBdr/>
-        <w:spacing w:before="40" w:after="40" w:line="360" w:lineRule="auto"/>
-        <w:ind w:firstLine="420"/>
-        <w:jc w:val="both"/>
-        <w:rPr>
-          <w:rFonts w:ascii="宋体" w:hAnsi="宋体" w:eastAsia="宋体"/>
-          <w:color w:val="000000"/>
-          <w:sz w:val="21"/>
-        </w:rPr>
-      </w:pPr>
-      <w:r>
-        <w:rPr>
-          <w:rFonts w:ascii="宋体" w:hAnsi="宋体" w:eastAsia="宋体"/>
-          <w:b w:val="0"/>
-          <w:i w:val="0"/>
-          <w:color w:val="000000"/>
-          <w:sz w:val="21"/>
-        </w:rPr>
+        <w:pStyle w:val="908"/>
+      </w:pPr>
+      <w:r>
         <w:t xml:space="preserve">本次《地理信息系统设计与开发实习》是对个人软件工程能力和 WebGIS 实践水平的一次全方位锻炼。在实习的8周时间里，我深入体验了从需求梳理、前后端接口设计，到代码编写、异常排查和生产部署的完整软件生命周期，收获如下：</w:t>
       </w:r>
-      <w:r>
-        <w:rPr>
-          <w:rFonts w:ascii="宋体" w:hAnsi="宋体" w:eastAsia="宋体"/>
-          <w:color w:val="000000"/>
-          <w:sz w:val="21"/>
-        </w:rPr>
-      </w:r>
-    </w:p>
-    <w:p>
-      <w:pPr>
-        <w:pStyle w:val="ReportBody"/>
+      <w:r/>
+    </w:p>
+    <w:p>
+      <w:pPr>
+        <w:pStyle w:val="908"/>
         <w:numPr>
           <w:ilvl w:val="0"/>
           <w:numId w:val="6"/>
         </w:numPr>
-        <w:pBdr/>
-        <w:spacing w:before="40" w:after="40" w:line="360" w:lineRule="auto"/>
-        <w:ind/>
-        <w:jc w:val="both"/>
-        <w:rPr>
-          <w:rFonts w:ascii="宋体" w:hAnsi="宋体" w:eastAsia="宋体"/>
-          <w:color w:val="000000"/>
-          <w:sz w:val="21"/>
-        </w:rPr>
-      </w:pPr>
-      <w:r>
-        <w:rPr>
-          <w:rFonts w:ascii="宋体" w:hAnsi="宋体" w:eastAsia="宋体"/>
-          <w:b w:val="0"/>
-          <w:i w:val="0"/>
-          <w:color w:val="000000"/>
-          <w:sz w:val="21"/>
-        </w:rPr>
+      </w:pPr>
+      <w:r>
         <w:t xml:space="preserve">掌握了主流 WebGIS 核心组件的应用。通过 useMap 封装和 MapLibre 实例的全局状态共享，我熟悉了 WebGL/WebGPU 底层渲染底座的设计机制；通过 Turf.js 前端空间拓扑计算和本地 OSRM 路由引擎的高效对接，我深入理解了如何规避 GCJ-02 偏移，建立原生 WGS84 的全链路空间一致性体系。</w:t>
       </w:r>
-      <w:r>
-        <w:rPr>
-          <w:rFonts w:ascii="宋体" w:hAnsi="宋体" w:eastAsia="宋体"/>
-          <w:color w:val="000000"/>
-          <w:sz w:val="21"/>
-        </w:rPr>
-      </w:r>
-    </w:p>
-    <w:p>
-      <w:pPr>
-        <w:pStyle w:val="ReportBody"/>
+      <w:r/>
+    </w:p>
+    <w:p>
+      <w:pPr>
+        <w:pStyle w:val="908"/>
         <w:numPr>
           <w:ilvl w:val="0"/>
           <w:numId w:val="6"/>
         </w:numPr>
-        <w:pBdr/>
-        <w:spacing w:before="40" w:after="40" w:line="360" w:lineRule="auto"/>
-        <w:ind/>
-        <w:jc w:val="both"/>
-        <w:rPr>
-          <w:rFonts w:ascii="宋体" w:hAnsi="宋体" w:eastAsia="宋体"/>
-          <w:color w:val="000000"/>
-          <w:sz w:val="21"/>
-        </w:rPr>
-      </w:pPr>
-      <w:r>
-        <w:rPr>
-          <w:rFonts w:ascii="宋体" w:hAnsi="宋体" w:eastAsia="宋体"/>
-          <w:b w:val="0"/>
-          <w:i w:val="0"/>
-          <w:color w:val="000000"/>
-          <w:sz w:val="21"/>
-        </w:rPr>
+      </w:pPr>
+      <w:r>
         <w:t xml:space="preserve">深化了容器化与云原生部署的实践经验。通过在 NixOS 上配置和调试 rootless Podman Compose，我克服了用户命名空间（user namespace）重映射等底层权限报错，通过配置健康检查和 Nginx 同源反向代理，对现代微服务架构的安全边界、速率限制及同源防范有了切实体会。</w:t>
       </w:r>
     </w:p>
     <w:p>
       <w:pPr>
-        <w:pStyle w:val="ReportBody"/>
+        <w:pStyle w:val="908"/>
         <w:numPr>
           <w:ilvl w:val="0"/>
           <w:numId w:val="6"/>
         </w:numPr>
-        <w:pBdr/>
-        <w:spacing w:before="40" w:after="40" w:line="360" w:lineRule="auto"/>
-        <w:ind/>
-        <w:jc w:val="both"/>
-        <w:rPr>
-          <w:rFonts w:ascii="宋体" w:hAnsi="宋体" w:eastAsia="宋体"/>
-          <w:color w:val="000000"/>
-          <w:sz w:val="21"/>
-        </w:rPr>
-      </w:pPr>
-      <w:r>
-        <w:rPr>
-          <w:rFonts w:ascii="宋体" w:hAnsi="宋体" w:eastAsia="宋体"/>
-          <w:b w:val="0"/>
-          <w:i w:val="0"/>
-          <w:color w:val="000000"/>
-          <w:sz w:val="21"/>
-        </w:rPr>
+      </w:pPr>
+      <w:r>
         <w:t xml:space="preserve">提升了软件排错和组件集成的意识。在项目上线调试中，我妥善解决了 Vite 打包生产包时 SockJS 缺失 global 变量的报错，并重构了天地图底图服务，确保了演示链路的极端稳定。这表明软件开发不仅是功能编写，更是环境适应与边界防范的过程。</w:t>
       </w:r>
-      <w:r>
-        <w:rPr>
-          <w:rFonts w:ascii="宋体" w:hAnsi="宋体" w:eastAsia="宋体"/>
-          <w:color w:val="000000"/>
-          <w:sz w:val="21"/>
-        </w:rPr>
-      </w:r>
+      <w:r/>
     </w:p>
     <w:sectPr>
       <w:footerReference w:type="default" r:id="rId9"/>
@@ -3371,7 +1591,7 @@
 <w:ftr xmlns:wpc="http://schemas.microsoft.com/office/word/2010/wordprocessingCanvas" xmlns:mc="http://schemas.openxmlformats.org/markup-compatibility/2006" xmlns:o="urn:schemas-microsoft-com:office:office" xmlns:r="http://schemas.openxmlformats.org/officeDocument/2006/relationships" xmlns:m="http://schemas.openxmlformats.org/officeDocument/2006/math" xmlns:v="urn:schemas-microsoft-com:vml" xmlns:wp14="http://schemas.microsoft.com/office/word/2010/wordprocessingDrawing" xmlns:wp="http://schemas.openxmlformats.org/drawingml/2006/wordprocessingDrawing" xmlns:w10="urn:schemas-microsoft-com:office:word" xmlns:w="http://schemas.openxmlformats.org/wordprocessingml/2006/main" xmlns:w14="http://schemas.microsoft.com/office/word/2010/wordml" xmlns:w15="http://schemas.microsoft.com/office/word/2012/wordml" xmlns:wpg="http://schemas.microsoft.com/office/word/2010/wordprocessingGroup" xmlns:wpi="http://schemas.microsoft.com/office/word/2010/wordprocessingInk" xmlns:wne="http://schemas.microsoft.com/office/word/2006/wordml" xmlns:a="http://schemas.openxmlformats.org/drawingml/2006/main" xmlns:wps="http://schemas.microsoft.com/office/word/2010/wordprocessingShape" mc:Ignorable="w14 w15 wp14">
   <w:p>
     <w:pPr>
-      <w:pStyle w:val="ReportBody"/>
+      <w:pStyle w:val="908"/>
       <w:pBdr/>
       <w:spacing w:line="360" w:lineRule="auto"/>
       <w:ind/>
@@ -3837,29 +2057,31 @@
     <w:lsdException w:name="TOC Heading" w:uiPriority="39" w:qFormat="1"/>
   </w:latentStyles>
   <w:style xmlns:mc="http://schemas.openxmlformats.org/markup-compatibility/2006" xmlns:r="http://schemas.openxmlformats.org/officeDocument/2006/relationships" xmlns:w="http://schemas.openxmlformats.org/wordprocessingml/2006/main" xmlns:w14="http://schemas.microsoft.com/office/word/2010/wordml" xmlns:w15="http://schemas.microsoft.com/office/word/2012/wordml" w:type="paragraph" w:styleId="851">
-    <w:name w:val="Heading 1"/>
+    <w:name w:val="heading 1"/>
     <w:basedOn w:val="908"/>
     <w:next w:val="908"/>
     <w:link w:val="860"/>
     <w:uiPriority w:val="9"/>
     <w:qFormat/>
     <w:pPr>
-      <w:keepNext w:val="true"/>
-      <w:keepLines w:val="true"/>
-      <w:pBdr/>
-      <w:spacing w:before="360" w:after="80"/>
-      <w:ind/>
-      <w:outlineLvl w:val="0"/>
-    </w:pPr>
-    <w:rPr>
-      <w:rFonts w:ascii="Arial" w:hAnsi="Arial" w:eastAsia="Arial" w:cs="Arial"/>
-      <w:color w:val="0f4761" w:themeColor="accent1" w:themeShade="BF"/>
-      <w:sz w:val="40"/>
+      <w:keepNext/>
+      <w:keepLines/>
+      <w:pBdr/>
+      <w:spacing w:before="120" w:after="120"/>
+      <w:ind/>
+      <w:jc w:val="left"/>
+      <w:outlineLvl xmlns:w="http://schemas.openxmlformats.org/wordprocessingml/2006/main" w:val="0"/>
+    </w:pPr>
+    <w:rPr>
+      <w:rFonts w:ascii="黑体" w:hAnsi="黑体" w:eastAsia="黑体" w:cs="Arial"/>
+      <w:b/>
+      <w:color w:val="000000"/>
+      <w:sz w:val="28"/>
       <w:szCs w:val="40"/>
     </w:rPr>
   </w:style>
   <w:style xmlns:mc="http://schemas.openxmlformats.org/markup-compatibility/2006" xmlns:r="http://schemas.openxmlformats.org/officeDocument/2006/relationships" xmlns:w="http://schemas.openxmlformats.org/wordprocessingml/2006/main" xmlns:w14="http://schemas.microsoft.com/office/word/2010/wordml" xmlns:w15="http://schemas.microsoft.com/office/word/2012/wordml" w:type="paragraph" w:styleId="852">
-    <w:name w:val="Heading 2"/>
+    <w:name w:val="heading 2"/>
     <w:basedOn w:val="908"/>
     <w:next w:val="908"/>
     <w:link w:val="861"/>
@@ -3867,17 +2089,19 @@
     <w:unhideWhenUsed/>
     <w:qFormat/>
     <w:pPr>
-      <w:keepNext w:val="true"/>
-      <w:keepLines w:val="true"/>
-      <w:pBdr/>
-      <w:spacing w:before="160" w:after="80"/>
-      <w:ind/>
-      <w:outlineLvl w:val="1"/>
-    </w:pPr>
-    <w:rPr>
-      <w:rFonts w:ascii="Arial" w:hAnsi="Arial" w:eastAsia="Arial" w:cs="Arial"/>
-      <w:color w:val="0f4761" w:themeColor="accent1" w:themeShade="BF"/>
-      <w:sz w:val="32"/>
+      <w:keepNext/>
+      <w:keepLines/>
+      <w:pBdr/>
+      <w:spacing w:before="60" w:after="60"/>
+      <w:ind/>
+      <w:jc w:val="left"/>
+      <w:outlineLvl xmlns:w="http://schemas.openxmlformats.org/wordprocessingml/2006/main" w:val="1"/>
+    </w:pPr>
+    <w:rPr>
+      <w:rFonts w:ascii="黑体" w:hAnsi="黑体" w:eastAsia="黑体" w:cs="Arial"/>
+      <w:b/>
+      <w:color w:val="000000"/>
+      <w:sz w:val="24"/>
       <w:szCs w:val="32"/>
     </w:rPr>
   </w:style>
@@ -4776,12 +3000,13 @@
     <w:pPr>
       <w:widowControl w:val="false"/>
       <w:pBdr/>
-      <w:spacing/>
+      <w:spacing w:line="360" w:lineRule="auto"/>
       <w:ind/>
       <w:jc w:val="both"/>
     </w:pPr>
     <w:rPr>
-      <w:rFonts w:ascii="Calibri" w:hAnsi="Calibri"/>
+      <w:rFonts w:ascii="宋体" w:hAnsi="宋体" w:eastAsia="宋体"/>
+      <w:color w:val="000000"/>
       <w:sz w:val="21"/>
       <w:szCs w:val="22"/>
     </w:rPr>
@@ -4968,6 +3193,84 @@
       <w:rFonts w:ascii="宋体" w:hAnsi="宋体" w:eastAsia="宋体"/>
       <w:color w:val="000000"/>
       <w:sz w:val="18"/>
+    </w:rPr>
+  </w:style>
+  <w:style w:type="paragraph" w:styleId="System.Collections.Hashtable.id" w:customStyle="true">
+    <w:name w:val="System.Collections.Hashtable.name"/>
+    <w:basedOn w:val="908"/>
+    <w:pPr>
+      <w:jc w:val="center"/>
+    </w:pPr>
+    <w:rPr>
+      <w:rFonts w:ascii="黑体" w:hAnsi="黑体" w:eastAsia="黑体"/>
+      <w:b/>
+      <w:color w:val="000000"/>
+      <w:sz w:val="52"/>
+    </w:rPr>
+  </w:style>
+  <w:style w:type="paragraph" w:styleId="CoverSubtitle" w:customStyle="true">
+    <w:name w:val="封面副标题"/>
+    <w:basedOn w:val="908"/>
+    <w:next w:val="CoverInfo"/>
+    <w:pPr>
+      <w:keepNext/>
+      <w:spacing w:after="960"/>
+      <w:jc w:val="center"/>
+    </w:pPr>
+    <w:rPr>
+      <w:rFonts w:ascii="黑体" w:hAnsi="黑体" w:eastAsia="黑体"/>
+      <w:color w:val="000000"/>
+      <w:sz w:val="32"/>
+    </w:rPr>
+  </w:style>
+  <w:style w:type="paragraph" w:styleId="CoverInfo" w:customStyle="true">
+    <w:name w:val="封面信息"/>
+    <w:basedOn w:val="908"/>
+    <w:next w:val="CoverInfo"/>
+    <w:pPr>
+      <w:keepNext w:val="false"/>
+      <w:keepLines w:val="false"/>
+      <w:pageBreakBefore w:val="false"/>
+      <w:spacing w:after="120"/>
+      <w:jc w:val="center"/>
+    </w:pPr>
+    <w:rPr>
+      <w:rFonts w:ascii="宋体" w:hAnsi="宋体" w:eastAsia="宋体"/>
+      <w:color w:val="000000"/>
+      <w:sz w:val="28"/>
+    </w:rPr>
+  </w:style>
+  <w:style w:type="paragraph" w:styleId="CoverTitle" w:customStyle="true">
+    <w:name w:val="封面标题"/>
+    <w:basedOn w:val="908"/>
+    <w:next w:val="CoverSubtitle"/>
+    <w:pPr>
+      <w:keepNext xmlns:w="http://schemas.openxmlformats.org/wordprocessingml/2006/main" w:val="1"/>
+      <w:spacing w:before="960" w:after="240"/>
+      <w:jc w:val="center"/>
+    </w:pPr>
+    <w:rPr>
+      <w:rFonts w:ascii="黑体" w:hAnsi="黑体" w:eastAsia="黑体"/>
+      <w:b/>
+      <w:color w:val="000000"/>
+      <w:sz w:val="52"/>
+    </w:rPr>
+  </w:style>
+  <w:style w:type="paragraph" w:styleId="CoverSpacer" w:customStyle="true">
+    <w:name w:val="封面间隔"/>
+    <w:basedOn w:val="908"/>
+    <w:next w:val="CoverSpacer"/>
+    <w:pPr>
+      <w:keepNext xmlns:w="http://schemas.openxmlformats.org/wordprocessingml/2006/main" w:val="0"/>
+      <w:keepLines xmlns:w="http://schemas.openxmlformats.org/wordprocessingml/2006/main" w:val="0"/>
+      <w:pageBreakBefore xmlns:w="http://schemas.openxmlformats.org/wordprocessingml/2006/main" w:val="0"/>
+      <w:spacing w:before="0" w:after="0" w:line="80" w:lineRule="exact"/>
+      <w:jc w:val="center"/>
+    </w:pPr>
+    <w:rPr>
+      <w:rFonts w:ascii="宋体" w:hAnsi="宋体" w:eastAsia="宋体"/>
+      <w:color w:val="000000"/>
+      <w:sz w:val="8"/>
     </w:rPr>
   </w:style>
 </w:styles>

--- a/docs/实际报告/最终版/07231533冯峥嵘.docx
+++ b/docs/实际报告/最终版/07231533冯峥嵘.docx
@@ -1,6 +1,6 @@
 
 <file path=word/document.xml><?xml version="1.0" encoding="utf-8"?>
-<w:document xmlns:o="urn:schemas-microsoft-com:office:office" xmlns:r="http://schemas.openxmlformats.org/officeDocument/2006/relationships" xmlns:v="urn:schemas-microsoft-com:vml" xmlns:w="http://schemas.openxmlformats.org/wordprocessingml/2006/main" xmlns:w10="urn:schemas-microsoft-com:office:word" xmlns:wp="http://schemas.openxmlformats.org/drawingml/2006/wordprocessingDrawing" xmlns:pic="http://schemas.openxmlformats.org/drawingml/2006/picture" xmlns:wps="http://schemas.microsoft.com/office/word/2010/wordprocessingShape" xmlns:wpg="http://schemas.microsoft.com/office/word/2010/wordprocessingGroup" xmlns:mc="http://schemas.openxmlformats.org/markup-compatibility/2006" xmlns:wp14="http://schemas.microsoft.com/office/word/2010/wordprocessingDrawing" xmlns:w14="http://schemas.microsoft.com/office/word/2010/wordml" xmlns:w15="http://schemas.microsoft.com/office/word/2012/wordml" mc:Ignorable="w14 wp14 w15">
+<w:document xmlns:a="http://schemas.openxmlformats.org/drawingml/2006/main" xmlns:o="urn:schemas-microsoft-com:office:office" xmlns:r="http://schemas.openxmlformats.org/officeDocument/2006/relationships" xmlns:v="urn:schemas-microsoft-com:vml" xmlns:w="http://schemas.openxmlformats.org/wordprocessingml/2006/main" xmlns:w10="urn:schemas-microsoft-com:office:word" xmlns:wp="http://schemas.openxmlformats.org/drawingml/2006/wordprocessingDrawing" xmlns:pic="http://schemas.openxmlformats.org/drawingml/2006/picture" xmlns:wps="http://schemas.microsoft.com/office/word/2010/wordprocessingShape" xmlns:wpg="http://schemas.microsoft.com/office/word/2010/wordprocessingGroup" xmlns:mc="http://schemas.openxmlformats.org/markup-compatibility/2006" xmlns:wp14="http://schemas.microsoft.com/office/word/2010/wordprocessingDrawing" xmlns:w14="http://schemas.microsoft.com/office/word/2010/wordml" xmlns:w15="http://schemas.microsoft.com/office/word/2012/wordml" mc:Ignorable="w14 wp14 w15">
   <w:body>
     <w:p>
       <w:pPr>
@@ -15,7 +15,7 @@
       </w:pPr>
       <w:r>
         <w:rPr>
-          <w:rFonts w:eastAsia="黑体" w:ascii="黑体" w:hAnsi="黑体"/>
+          <w:rFonts w:ascii="黑体" w:hAnsi="黑体" w:eastAsia="黑体"/>
           <w:sz w:val="52"/>
           <w:szCs w:val="52"/>
         </w:rPr>
@@ -59,8 +59,8 @@
         <w:keepNext w:val="false"/>
         <w:keepLines w:val="false"/>
         <w:pageBreakBefore w:val="false"/>
-        <w:spacing w:lineRule="exact" w:line="80" w:before="0" w:after="0"/>
-        <w:ind w:firstLine="1044" w:start="1440"/>
+        <w:spacing w:before="0" w:after="0" w:line="80" w:lineRule="exact"/>
+        <w:ind w:start="1440" w:firstLine="1044"/>
         <w:jc w:val="center"/>
         <w:rPr>
           <w:b/>
@@ -82,8 +82,8 @@
         <w:keepNext w:val="false"/>
         <w:keepLines w:val="false"/>
         <w:pageBreakBefore w:val="false"/>
-        <w:spacing w:lineRule="exact" w:line="80" w:before="0" w:after="0"/>
-        <w:ind w:firstLine="643" w:start="1440"/>
+        <w:spacing w:before="0" w:after="0" w:line="80" w:lineRule="exact"/>
+        <w:ind w:start="1440" w:firstLine="643"/>
         <w:jc w:val="center"/>
         <w:rPr>
           <w:b/>
@@ -107,8 +107,8 @@
         <w:keepNext w:val="false"/>
         <w:keepLines w:val="false"/>
         <w:pageBreakBefore w:val="false"/>
-        <w:spacing w:lineRule="exact" w:line="80" w:before="0" w:after="0"/>
-        <w:ind w:firstLine="643" w:start="1440"/>
+        <w:spacing w:before="0" w:after="0" w:line="80" w:lineRule="exact"/>
+        <w:ind w:start="1440" w:firstLine="643"/>
         <w:jc w:val="center"/>
         <w:rPr>
           <w:b/>
@@ -132,8 +132,8 @@
         <w:keepNext w:val="false"/>
         <w:keepLines w:val="false"/>
         <w:pageBreakBefore w:val="false"/>
-        <w:spacing w:lineRule="exact" w:line="80" w:before="0" w:after="0"/>
-        <w:ind w:firstLine="643" w:start="1440"/>
+        <w:spacing w:before="0" w:after="0" w:line="80" w:lineRule="exact"/>
+        <w:ind w:start="1440" w:firstLine="643"/>
         <w:jc w:val="center"/>
         <w:rPr>
           <w:b/>
@@ -157,8 +157,8 @@
         <w:keepNext w:val="false"/>
         <w:keepLines w:val="false"/>
         <w:pageBreakBefore w:val="false"/>
-        <w:spacing w:lineRule="exact" w:line="80" w:before="0" w:after="0"/>
-        <w:ind w:firstLine="643" w:start="1440"/>
+        <w:spacing w:before="0" w:after="0" w:line="80" w:lineRule="exact"/>
+        <w:ind w:start="1440" w:firstLine="643"/>
         <w:jc w:val="center"/>
         <w:rPr>
           <w:b/>
@@ -182,8 +182,8 @@
         <w:keepNext w:val="false"/>
         <w:keepLines w:val="false"/>
         <w:pageBreakBefore w:val="false"/>
-        <w:spacing w:lineRule="exact" w:line="80" w:before="0" w:after="0"/>
-        <w:ind w:hanging="0" w:start="0"/>
+        <w:spacing w:before="0" w:after="0" w:line="80" w:lineRule="exact"/>
+        <w:ind w:start="0" w:hanging="0"/>
         <w:jc w:val="start"/>
         <w:rPr>
           <w:b/>
@@ -207,8 +207,8 @@
         <w:keepNext w:val="false"/>
         <w:keepLines w:val="false"/>
         <w:pageBreakBefore w:val="false"/>
-        <w:spacing w:lineRule="exact" w:line="80" w:before="0" w:after="0"/>
-        <w:ind w:hanging="0" w:start="0"/>
+        <w:spacing w:before="0" w:after="0" w:line="80" w:lineRule="exact"/>
+        <w:ind w:start="0" w:hanging="0"/>
         <w:jc w:val="start"/>
         <w:rPr>
           <w:b/>
@@ -231,8 +231,8 @@
         <w:keepNext w:val="false"/>
         <w:keepLines w:val="false"/>
         <w:pageBreakBefore w:val="false"/>
-        <w:spacing w:lineRule="exact" w:line="80" w:before="0" w:after="0"/>
-        <w:ind w:firstLine="560" w:start="1440"/>
+        <w:spacing w:before="0" w:after="0" w:line="80" w:lineRule="exact"/>
+        <w:ind w:start="1440" w:firstLine="560"/>
         <w:rPr>
           <w:sz w:val="28"/>
           <w:szCs w:val="28"/>
@@ -244,6 +244,507 @@
           <w:sz w:val="28"/>
           <w:szCs w:val="28"/>
           <w:u w:val="single"/>
+        </w:rPr>
+      </w:r>
+    </w:p>
+    <w:tbl>
+      <w:tblPr>
+        <w:tblStyle w:val="none"/>
+        <w:tblW w:w="4200" w:type="dxa"/>
+        <w:jc w:val="center"/>
+        <w:tblBorders>
+          <w:top w:val="none" w:sz="4"/>
+          <w:left w:val="none" w:sz="4"/>
+          <w:bottom w:val="none" w:sz="4"/>
+          <w:right w:val="none" w:sz="4"/>
+          <w:insideH w:val="none" w:sz="4"/>
+          <w:insideV w:val="none" w:sz="4"/>
+        </w:tblBorders>
+        <w:tblLayout w:type="fixed"/>
+        <w:tblCellMar>
+          <w:top w:w="0" w:type="dxa"/>
+          <w:left w:w="0" w:type="dxa"/>
+          <w:bottom w:w="0" w:type="dxa"/>
+          <w:right w:w="0" w:type="dxa"/>
+        </w:tblCellMar>
+        <w:tblLook w:val="04A0"/>
+      </w:tblPr>
+      <w:tblGrid>
+        <w:gridCol w:w="1200"/>
+        <w:gridCol w:w="3000"/>
+      </w:tblGrid>
+      <w:tr>
+        <w:trPr>
+          <w:trHeight w:val="408"/>
+        </w:trPr>
+        <w:tc>
+          <w:tcPr>
+            <w:tcW w:w="1200" w:type="dxa"/>
+            <w:tcBorders>
+              <w:top w:val="none" w:sz="4"/>
+              <w:left w:val="none" w:sz="4"/>
+              <w:bottom w:val="none" w:sz="4"/>
+              <w:right w:val="none" w:sz="4"/>
+            </w:tcBorders>
+            <w:tcMar>
+              <w:top w:w="0" w:type="dxa"/>
+              <w:left w:w="0" w:type="dxa"/>
+              <w:bottom w:w="0" w:type="dxa"/>
+              <w:right w:w="120" w:type="dxa"/>
+            </w:tcMar>
+            <w:vAlign w:val="center"/>
+          </w:tcPr>
+          <w:p>
+            <w:pPr>
+              <w:jc w:val="right"/>
+              <w:rPr>
+                <w:sz w:val="28"/>
+              </w:rPr>
+            </w:pPr>
+            <w:r>
+              <w:rPr>
+                <w:sz w:val="28"/>
+              </w:rPr>
+              <w:t xml:space="preserve">专业：</w:t>
+            </w:r>
+          </w:p>
+        </w:tc>
+        <w:tc>
+          <w:tcPr>
+            <w:tcW w:w="3000" w:type="dxa"/>
+            <w:tcBorders>
+              <w:top w:val="none" w:sz="4"/>
+              <w:left w:val="none" w:sz="4"/>
+              <w:bottom w:val="single" w:color="000000" w:sz="8"/>
+              <w:right w:val="none" w:sz="4"/>
+            </w:tcBorders>
+            <w:tcMar>
+              <w:top w:w="0" w:type="dxa"/>
+              <w:left w:w="0" w:type="dxa"/>
+              <w:bottom w:w="20" w:type="dxa"/>
+              <w:right w:w="0" w:type="dxa"/>
+            </w:tcMar>
+            <w:vAlign w:val="center"/>
+          </w:tcPr>
+          <w:p>
+            <w:pPr>
+              <w:jc w:val="center"/>
+              <w:rPr>
+                <w:sz w:val="28"/>
+              </w:rPr>
+            </w:pPr>
+            <w:r>
+              <w:rPr>
+                <w:sz w:val="28"/>
+              </w:rPr>
+              <w:t xml:space="preserve">地理信息科学</w:t>
+            </w:r>
+          </w:p>
+        </w:tc>
+      </w:tr>
+      <w:tr>
+        <w:trPr>
+          <w:trHeight w:val="408"/>
+        </w:trPr>
+        <w:tc>
+          <w:tcPr>
+            <w:tcW w:w="1200" w:type="dxa"/>
+            <w:tcBorders>
+              <w:top w:val="none" w:sz="4"/>
+              <w:left w:val="none" w:sz="4"/>
+              <w:bottom w:val="none" w:sz="4"/>
+              <w:right w:val="none" w:sz="4"/>
+            </w:tcBorders>
+            <w:tcMar>
+              <w:top w:w="0" w:type="dxa"/>
+              <w:left w:w="0" w:type="dxa"/>
+              <w:bottom w:w="0" w:type="dxa"/>
+              <w:right w:w="120" w:type="dxa"/>
+            </w:tcMar>
+            <w:vAlign w:val="center"/>
+          </w:tcPr>
+          <w:p>
+            <w:pPr>
+              <w:jc w:val="right"/>
+              <w:rPr>
+                <w:sz w:val="28"/>
+              </w:rPr>
+            </w:pPr>
+            <w:r>
+              <w:rPr>
+                <w:sz w:val="28"/>
+              </w:rPr>
+              <w:t xml:space="preserve">班级：</w:t>
+            </w:r>
+          </w:p>
+        </w:tc>
+        <w:tc>
+          <w:tcPr>
+            <w:tcW w:w="3000" w:type="dxa"/>
+            <w:tcBorders>
+              <w:top w:val="none" w:sz="4"/>
+              <w:left w:val="none" w:sz="4"/>
+              <w:bottom w:val="single" w:color="000000" w:sz="8"/>
+              <w:right w:val="none" w:sz="4"/>
+            </w:tcBorders>
+            <w:tcMar>
+              <w:top w:w="0" w:type="dxa"/>
+              <w:left w:w="0" w:type="dxa"/>
+              <w:bottom w:w="20" w:type="dxa"/>
+              <w:right w:w="0" w:type="dxa"/>
+            </w:tcMar>
+            <w:vAlign w:val="center"/>
+          </w:tcPr>
+          <w:p>
+            <w:pPr>
+              <w:jc w:val="center"/>
+              <w:rPr>
+                <w:sz w:val="28"/>
+              </w:rPr>
+            </w:pPr>
+            <w:r>
+              <w:rPr>
+                <w:sz w:val="28"/>
+              </w:rPr>
+              <w:t xml:space="preserve">地理信息科学2023-1班</w:t>
+            </w:r>
+          </w:p>
+        </w:tc>
+      </w:tr>
+      <w:tr>
+        <w:trPr>
+          <w:trHeight w:val="408"/>
+        </w:trPr>
+        <w:tc>
+          <w:tcPr>
+            <w:tcW w:w="1200" w:type="dxa"/>
+            <w:tcBorders>
+              <w:top w:val="none" w:sz="4"/>
+              <w:left w:val="none" w:sz="4"/>
+              <w:bottom w:val="none" w:sz="4"/>
+              <w:right w:val="none" w:sz="4"/>
+            </w:tcBorders>
+            <w:tcMar>
+              <w:top w:w="0" w:type="dxa"/>
+              <w:left w:w="0" w:type="dxa"/>
+              <w:bottom w:w="0" w:type="dxa"/>
+              <w:right w:w="120" w:type="dxa"/>
+            </w:tcMar>
+            <w:vAlign w:val="center"/>
+          </w:tcPr>
+          <w:p>
+            <w:pPr>
+              <w:jc w:val="right"/>
+              <w:rPr>
+                <w:sz w:val="28"/>
+              </w:rPr>
+            </w:pPr>
+            <w:r>
+              <w:rPr>
+                <w:sz w:val="28"/>
+              </w:rPr>
+              <w:t xml:space="preserve">姓名：</w:t>
+            </w:r>
+          </w:p>
+        </w:tc>
+        <w:tc>
+          <w:tcPr>
+            <w:tcW w:w="3000" w:type="dxa"/>
+            <w:tcBorders>
+              <w:top w:val="none" w:sz="4"/>
+              <w:left w:val="none" w:sz="4"/>
+              <w:bottom w:val="single" w:color="000000" w:sz="8"/>
+              <w:right w:val="none" w:sz="4"/>
+            </w:tcBorders>
+            <w:tcMar>
+              <w:top w:w="0" w:type="dxa"/>
+              <w:left w:w="0" w:type="dxa"/>
+              <w:bottom w:w="20" w:type="dxa"/>
+              <w:right w:w="0" w:type="dxa"/>
+            </w:tcMar>
+            <w:vAlign w:val="center"/>
+          </w:tcPr>
+          <w:p>
+            <w:pPr>
+              <w:jc w:val="center"/>
+              <w:rPr>
+                <w:sz w:val="28"/>
+              </w:rPr>
+            </w:pPr>
+            <w:r>
+              <w:rPr>
+                <w:sz w:val="28"/>
+              </w:rPr>
+              <w:t xml:space="preserve">冯峥嵘</w:t>
+            </w:r>
+          </w:p>
+        </w:tc>
+      </w:tr>
+      <w:tr>
+        <w:trPr>
+          <w:trHeight w:val="408"/>
+        </w:trPr>
+        <w:tc>
+          <w:tcPr>
+            <w:tcW w:w="1200" w:type="dxa"/>
+            <w:tcBorders>
+              <w:top w:val="none" w:sz="4"/>
+              <w:left w:val="none" w:sz="4"/>
+              <w:bottom w:val="none" w:sz="4"/>
+              <w:right w:val="none" w:sz="4"/>
+            </w:tcBorders>
+            <w:tcMar>
+              <w:top w:w="0" w:type="dxa"/>
+              <w:left w:w="0" w:type="dxa"/>
+              <w:bottom w:w="0" w:type="dxa"/>
+              <w:right w:w="120" w:type="dxa"/>
+            </w:tcMar>
+            <w:vAlign w:val="center"/>
+          </w:tcPr>
+          <w:p>
+            <w:pPr>
+              <w:jc w:val="right"/>
+              <w:rPr>
+                <w:sz w:val="28"/>
+              </w:rPr>
+            </w:pPr>
+            <w:r>
+              <w:rPr>
+                <w:sz w:val="28"/>
+              </w:rPr>
+              <w:t xml:space="preserve">学号：</w:t>
+            </w:r>
+          </w:p>
+        </w:tc>
+        <w:tc>
+          <w:tcPr>
+            <w:tcW w:w="3000" w:type="dxa"/>
+            <w:tcBorders>
+              <w:top w:val="none" w:sz="4"/>
+              <w:left w:val="none" w:sz="4"/>
+              <w:bottom w:val="single" w:color="000000" w:sz="8"/>
+              <w:right w:val="none" w:sz="4"/>
+            </w:tcBorders>
+            <w:tcMar>
+              <w:top w:w="0" w:type="dxa"/>
+              <w:left w:w="0" w:type="dxa"/>
+              <w:bottom w:w="20" w:type="dxa"/>
+              <w:right w:w="0" w:type="dxa"/>
+            </w:tcMar>
+            <w:vAlign w:val="center"/>
+          </w:tcPr>
+          <w:p>
+            <w:pPr>
+              <w:jc w:val="center"/>
+              <w:rPr>
+                <w:sz w:val="28"/>
+              </w:rPr>
+            </w:pPr>
+            <w:r>
+              <w:rPr>
+                <w:sz w:val="28"/>
+              </w:rPr>
+              <w:t xml:space="preserve">07231533</w:t>
+            </w:r>
+          </w:p>
+        </w:tc>
+      </w:tr>
+      <w:tr>
+        <w:trPr>
+          <w:trHeight w:val="408"/>
+        </w:trPr>
+        <w:tc>
+          <w:tcPr>
+            <w:tcW w:w="1200" w:type="dxa"/>
+            <w:tcBorders>
+              <w:top w:val="none" w:sz="4"/>
+              <w:left w:val="none" w:sz="4"/>
+              <w:bottom w:val="none" w:sz="4"/>
+              <w:right w:val="none" w:sz="4"/>
+            </w:tcBorders>
+            <w:tcMar>
+              <w:top w:w="0" w:type="dxa"/>
+              <w:left w:w="0" w:type="dxa"/>
+              <w:bottom w:w="0" w:type="dxa"/>
+              <w:right w:w="120" w:type="dxa"/>
+            </w:tcMar>
+            <w:vAlign w:val="center"/>
+          </w:tcPr>
+          <w:p>
+            <w:pPr>
+              <w:jc w:val="right"/>
+              <w:rPr>
+                <w:sz w:val="28"/>
+              </w:rPr>
+            </w:pPr>
+            <w:r>
+              <w:rPr>
+                <w:sz w:val="28"/>
+              </w:rPr>
+              <w:t xml:space="preserve">组长：</w:t>
+            </w:r>
+          </w:p>
+        </w:tc>
+        <w:tc>
+          <w:tcPr>
+            <w:tcW w:w="3000" w:type="dxa"/>
+            <w:tcBorders>
+              <w:top w:val="none" w:sz="4"/>
+              <w:left w:val="none" w:sz="4"/>
+              <w:bottom w:val="single" w:color="000000" w:sz="8"/>
+              <w:right w:val="none" w:sz="4"/>
+            </w:tcBorders>
+            <w:tcMar>
+              <w:top w:w="0" w:type="dxa"/>
+              <w:left w:w="0" w:type="dxa"/>
+              <w:bottom w:w="20" w:type="dxa"/>
+              <w:right w:w="0" w:type="dxa"/>
+            </w:tcMar>
+            <w:vAlign w:val="center"/>
+          </w:tcPr>
+          <w:p>
+            <w:pPr>
+              <w:jc w:val="center"/>
+              <w:rPr>
+                <w:sz w:val="28"/>
+              </w:rPr>
+            </w:pPr>
+            <w:r>
+              <w:rPr>
+                <w:sz w:val="28"/>
+              </w:rPr>
+              <w:t xml:space="preserve">李兴俊</w:t>
+            </w:r>
+          </w:p>
+        </w:tc>
+      </w:tr>
+    </w:tbl>
+    <w:p>
+      <w:pPr>
+        <w:pStyle w:val="Style21"/>
+        <w:keepNext w:val="false"/>
+        <w:keepLines w:val="false"/>
+        <w:pageBreakBefore w:val="false"/>
+        <w:spacing w:before="0" w:after="0" w:line="80" w:lineRule="exact"/>
+        <w:ind w:start="1440" w:firstLine="562"/>
+        <w:jc w:val="center"/>
+        <w:rPr>
+          <w:b/>
+          <w:sz w:val="28"/>
+          <w:szCs w:val="28"/>
+        </w:rPr>
+      </w:pPr>
+      <w:r>
+        <w:rPr>
+          <w:b/>
+          <w:sz w:val="28"/>
+          <w:szCs w:val="28"/>
+        </w:rPr>
+      </w:r>
+    </w:p>
+    <w:p>
+      <w:pPr>
+        <w:pStyle w:val="Style21"/>
+        <w:keepNext w:val="false"/>
+        <w:keepLines w:val="false"/>
+        <w:pageBreakBefore w:val="false"/>
+        <w:spacing w:before="0" w:after="0" w:line="80" w:lineRule="exact"/>
+        <w:ind w:start="1440" w:firstLine="562"/>
+        <w:jc w:val="end"/>
+        <w:rPr>
+          <w:rFonts w:ascii="楷体_GB2312" w:hAnsi="楷体_GB2312" w:eastAsia="楷体_GB2312"/>
+          <w:b/>
+          <w:sz w:val="28"/>
+          <w:szCs w:val="28"/>
+        </w:rPr>
+      </w:pPr>
+      <w:r>
+        <w:rPr>
+          <w:rFonts w:ascii="楷体_GB2312" w:hAnsi="楷体_GB2312" w:eastAsia="楷体_GB2312"/>
+          <w:b/>
+          <w:sz w:val="28"/>
+          <w:szCs w:val="28"/>
+        </w:rPr>
+      </w:r>
+    </w:p>
+    <w:p>
+      <w:pPr>
+        <w:pStyle w:val="Style21"/>
+        <w:keepNext w:val="false"/>
+        <w:keepLines w:val="false"/>
+        <w:pageBreakBefore w:val="false"/>
+        <w:spacing w:before="0" w:after="0" w:line="80" w:lineRule="exact"/>
+        <w:ind w:start="1440" w:firstLine="562"/>
+        <w:jc w:val="end"/>
+        <w:rPr>
+          <w:rFonts w:ascii="楷体_GB2312" w:hAnsi="楷体_GB2312" w:eastAsia="楷体_GB2312"/>
+          <w:b/>
+          <w:bCs/>
+          <w:sz w:val="28"/>
+          <w:szCs w:val="28"/>
+        </w:rPr>
+      </w:pPr>
+      <w:r>
+        <w:rPr>
+          <w:rFonts w:ascii="楷体_GB2312" w:hAnsi="楷体_GB2312" w:eastAsia="楷体_GB2312"/>
+          <w:b/>
+          <w:bCs/>
+          <w:sz w:val="28"/>
+          <w:szCs w:val="28"/>
+        </w:rPr>
+      </w:r>
+    </w:p>
+    <w:p>
+      <w:pPr>
+        <w:pStyle w:val="Style21"/>
+        <w:keepNext w:val="false"/>
+        <w:keepLines w:val="false"/>
+        <w:pageBreakBefore w:val="false"/>
+        <w:spacing w:before="0" w:after="0" w:line="80" w:lineRule="exact"/>
+        <w:ind w:start="1440" w:firstLine="562"/>
+        <w:jc w:val="end"/>
+        <w:rPr>
+          <w:rFonts w:ascii="楷体_GB2312" w:hAnsi="楷体_GB2312" w:eastAsia="楷体_GB2312"/>
+          <w:b/>
+          <w:bCs/>
+          <w:sz w:val="28"/>
+          <w:szCs w:val="28"/>
+        </w:rPr>
+      </w:pPr>
+      <w:r>
+        <w:rPr>
+          <w:rFonts w:ascii="楷体_GB2312" w:hAnsi="楷体_GB2312" w:eastAsia="楷体_GB2312"/>
+          <w:b/>
+          <w:bCs/>
+          <w:sz w:val="28"/>
+          <w:szCs w:val="28"/>
+        </w:rPr>
+      </w:r>
+    </w:p>
+    <w:p>
+      <w:pPr>
+        <w:pStyle w:val="Style21"/>
+        <w:keepNext w:val="false"/>
+        <w:keepLines w:val="false"/>
+        <w:pageBreakBefore w:val="false"/>
+        <w:spacing w:before="0" w:after="0" w:line="80" w:lineRule="exact"/>
+        <w:ind w:start="1440" w:firstLine="562"/>
+        <w:jc w:val="end"/>
+        <w:rPr>
+          <w:rFonts w:ascii="楷体_GB2312" w:hAnsi="楷体_GB2312" w:eastAsia="楷体_GB2312"/>
+          <w:b/>
+          <w:bCs/>
+          <w:sz w:val="28"/>
+          <w:szCs w:val="28"/>
+        </w:rPr>
+      </w:pPr>
+      <w:r>
+        <w:rPr>
+          <w:rFonts w:ascii="楷体_GB2312" w:hAnsi="楷体_GB2312" w:eastAsia="楷体_GB2312"/>
+          <w:b/>
+          <w:bCs/>
+          <w:sz w:val="28"/>
+          <w:szCs w:val="28"/>
         </w:rPr>
       </w:r>
     </w:p>
@@ -254,35 +755,11 @@
         <w:keepLines w:val="false"/>
         <w:pageBreakBefore w:val="false"/>
         <w:spacing w:before="0" w:after="120"/>
-        <w:jc w:val="start"/>
-        <w:rPr/>
-      </w:pPr>
-      <w:r>
-        <w:rPr/>
-        <w:t xml:space="preserve">   </w:t>
-      </w:r>
-      <w:r>
-        <w:rPr/>
-        <w:tab/>
-        <w:tab/>
-        <w:tab/>
-        <w:tab/>
-      </w:r>
-      <w:r>
-        <w:rPr/>
-        <w:t>专业：</w:t>
-      </w:r>
-      <w:r>
-        <w:rPr>
-          <w:u w:val="single"/>
-        </w:rPr>
-        <w:t xml:space="preserve">     地理信息科学     </w:t>
-      </w:r>
-      <w:r>
-        <w:rPr>
-          <w:u w:val="single"/>
-        </w:rPr>
-        <w:tab/>
+        <w:rPr/>
+      </w:pPr>
+      <w:r>
+        <w:rPr/>
+        <w:t>中国矿业大学环境与测绘学院</w:t>
       </w:r>
     </w:p>
     <w:p>
@@ -292,309 +769,6 @@
         <w:keepLines w:val="false"/>
         <w:pageBreakBefore w:val="false"/>
         <w:spacing w:before="0" w:after="120"/>
-        <w:jc w:val="start"/>
-        <w:rPr/>
-      </w:pPr>
-      <w:r>
-        <w:rPr>
-          <w:rFonts w:ascii="Times New Roman" w:hAnsi="Times New Roman"/>
-        </w:rPr>
-        <w:tab/>
-        <w:tab/>
-        <w:tab/>
-        <w:tab/>
-        <w:tab/>
-      </w:r>
-      <w:r>
-        <w:rPr>
-          <w:rFonts w:ascii="Times New Roman" w:hAnsi="Times New Roman"/>
-        </w:rPr>
-        <w:t>班级：</w:t>
-      </w:r>
-      <w:r>
-        <w:rPr>
-          <w:rFonts w:ascii="Times New Roman" w:hAnsi="Times New Roman"/>
-          <w:u w:val="single"/>
-        </w:rPr>
-        <w:t xml:space="preserve">  地理信息科学</w:t>
-      </w:r>
-      <w:r>
-        <w:rPr>
-          <w:rFonts w:ascii="Times New Roman" w:hAnsi="Times New Roman"/>
-          <w:u w:val="single"/>
-        </w:rPr>
-        <w:t>2023-1</w:t>
-      </w:r>
-      <w:r>
-        <w:rPr>
-          <w:rFonts w:ascii="Times New Roman" w:hAnsi="Times New Roman"/>
-          <w:u w:val="single"/>
-        </w:rPr>
-        <w:t>班</w:t>
-      </w:r>
-      <w:r>
-        <w:rPr>
-          <w:rFonts w:ascii="Times New Roman" w:hAnsi="Times New Roman"/>
-          <w:u w:val="single"/>
-        </w:rPr>
-        <w:tab/>
-      </w:r>
-    </w:p>
-    <w:p>
-      <w:pPr>
-        <w:pStyle w:val="Style19"/>
-        <w:keepNext w:val="false"/>
-        <w:keepLines w:val="false"/>
-        <w:pageBreakBefore w:val="false"/>
-        <w:spacing w:before="0" w:after="120"/>
-        <w:jc w:val="start"/>
-        <w:rPr/>
-      </w:pPr>
-      <w:r>
-        <w:rPr/>
-        <w:tab/>
-        <w:tab/>
-        <w:tab/>
-        <w:tab/>
-        <w:tab/>
-      </w:r>
-      <w:r>
-        <w:rPr/>
-        <w:t>姓名：</w:t>
-      </w:r>
-      <w:r>
-        <w:rPr>
-          <w:u w:val="single"/>
-        </w:rPr>
-        <w:t xml:space="preserve">        冯峥嵘        </w:t>
-      </w:r>
-      <w:r>
-        <w:rPr>
-          <w:u w:val="single"/>
-        </w:rPr>
-        <w:tab/>
-      </w:r>
-    </w:p>
-    <w:p>
-      <w:pPr>
-        <w:pStyle w:val="Style19"/>
-        <w:keepNext w:val="false"/>
-        <w:keepLines w:val="false"/>
-        <w:pageBreakBefore w:val="false"/>
-        <w:spacing w:before="0" w:after="120"/>
-        <w:jc w:val="start"/>
-        <w:rPr/>
-      </w:pPr>
-      <w:r>
-        <w:rPr>
-          <w:rFonts w:ascii="Times New Roman" w:hAnsi="Times New Roman"/>
-        </w:rPr>
-        <w:tab/>
-        <w:tab/>
-        <w:tab/>
-        <w:tab/>
-        <w:tab/>
-      </w:r>
-      <w:r>
-        <w:rPr>
-          <w:rFonts w:ascii="Times New Roman" w:hAnsi="Times New Roman"/>
-        </w:rPr>
-        <w:t>学号：</w:t>
-      </w:r>
-      <w:r>
-        <w:rPr>
-          <w:rFonts w:ascii="Times New Roman" w:hAnsi="Times New Roman"/>
-          <w:u w:val="single"/>
-        </w:rPr>
-        <w:t xml:space="preserve">       </w:t>
-      </w:r>
-      <w:r>
-        <w:rPr>
-          <w:rFonts w:ascii="Times New Roman" w:hAnsi="Times New Roman"/>
-          <w:u w:val="single"/>
-        </w:rPr>
-        <w:t xml:space="preserve">07231533         </w:t>
-      </w:r>
-    </w:p>
-    <w:p>
-      <w:pPr>
-        <w:pStyle w:val="Style19"/>
-        <w:keepNext w:val="false"/>
-        <w:keepLines w:val="false"/>
-        <w:pageBreakBefore w:val="false"/>
-        <w:spacing w:before="0" w:after="120"/>
-        <w:jc w:val="start"/>
-        <w:rPr/>
-      </w:pPr>
-      <w:r>
-        <w:rPr/>
-        <w:tab/>
-        <w:tab/>
-        <w:tab/>
-        <w:tab/>
-        <w:tab/>
-      </w:r>
-      <w:r>
-        <w:rPr/>
-        <w:t>组长：</w:t>
-      </w:r>
-      <w:r>
-        <w:rPr>
-          <w:u w:val="single"/>
-        </w:rPr>
-        <w:t xml:space="preserve">        李兴俊          </w:t>
-      </w:r>
-    </w:p>
-    <w:p>
-      <w:pPr>
-        <w:pStyle w:val="Style21"/>
-        <w:keepNext w:val="false"/>
-        <w:keepLines w:val="false"/>
-        <w:pageBreakBefore w:val="false"/>
-        <w:spacing w:lineRule="exact" w:line="80" w:before="0" w:after="0"/>
-        <w:ind w:firstLine="562" w:start="1440"/>
-        <w:jc w:val="center"/>
-        <w:rPr>
-          <w:b/>
-          <w:sz w:val="28"/>
-          <w:szCs w:val="28"/>
-        </w:rPr>
-      </w:pPr>
-      <w:r>
-        <w:rPr>
-          <w:b/>
-          <w:sz w:val="28"/>
-          <w:szCs w:val="28"/>
-        </w:rPr>
-      </w:r>
-    </w:p>
-    <w:p>
-      <w:pPr>
-        <w:pStyle w:val="Style21"/>
-        <w:keepNext w:val="false"/>
-        <w:keepLines w:val="false"/>
-        <w:pageBreakBefore w:val="false"/>
-        <w:spacing w:lineRule="exact" w:line="80" w:before="0" w:after="0"/>
-        <w:ind w:firstLine="562" w:start="1440"/>
-        <w:jc w:val="end"/>
-        <w:rPr>
-          <w:rFonts w:ascii="楷体_GB2312" w:hAnsi="楷体_GB2312" w:eastAsia="楷体_GB2312"/>
-          <w:b/>
-          <w:sz w:val="28"/>
-          <w:szCs w:val="28"/>
-        </w:rPr>
-      </w:pPr>
-      <w:r>
-        <w:rPr>
-          <w:rFonts w:eastAsia="楷体_GB2312" w:ascii="楷体_GB2312" w:hAnsi="楷体_GB2312"/>
-          <w:b/>
-          <w:sz w:val="28"/>
-          <w:szCs w:val="28"/>
-        </w:rPr>
-      </w:r>
-    </w:p>
-    <w:p>
-      <w:pPr>
-        <w:pStyle w:val="Style21"/>
-        <w:keepNext w:val="false"/>
-        <w:keepLines w:val="false"/>
-        <w:pageBreakBefore w:val="false"/>
-        <w:spacing w:lineRule="exact" w:line="80" w:before="0" w:after="0"/>
-        <w:ind w:firstLine="562" w:start="1440"/>
-        <w:jc w:val="end"/>
-        <w:rPr>
-          <w:rFonts w:ascii="楷体_GB2312" w:hAnsi="楷体_GB2312" w:eastAsia="楷体_GB2312"/>
-          <w:b/>
-          <w:bCs/>
-          <w:sz w:val="28"/>
-          <w:szCs w:val="28"/>
-        </w:rPr>
-      </w:pPr>
-      <w:r>
-        <w:rPr>
-          <w:rFonts w:eastAsia="楷体_GB2312" w:ascii="楷体_GB2312" w:hAnsi="楷体_GB2312"/>
-          <w:b/>
-          <w:bCs/>
-          <w:sz w:val="28"/>
-          <w:szCs w:val="28"/>
-        </w:rPr>
-      </w:r>
-    </w:p>
-    <w:p>
-      <w:pPr>
-        <w:pStyle w:val="Style21"/>
-        <w:keepNext w:val="false"/>
-        <w:keepLines w:val="false"/>
-        <w:pageBreakBefore w:val="false"/>
-        <w:spacing w:lineRule="exact" w:line="80" w:before="0" w:after="0"/>
-        <w:ind w:firstLine="562" w:start="1440"/>
-        <w:jc w:val="end"/>
-        <w:rPr>
-          <w:rFonts w:ascii="楷体_GB2312" w:hAnsi="楷体_GB2312" w:eastAsia="楷体_GB2312"/>
-          <w:b/>
-          <w:bCs/>
-          <w:sz w:val="28"/>
-          <w:szCs w:val="28"/>
-        </w:rPr>
-      </w:pPr>
-      <w:r>
-        <w:rPr>
-          <w:rFonts w:eastAsia="楷体_GB2312" w:ascii="楷体_GB2312" w:hAnsi="楷体_GB2312"/>
-          <w:b/>
-          <w:bCs/>
-          <w:sz w:val="28"/>
-          <w:szCs w:val="28"/>
-        </w:rPr>
-      </w:r>
-    </w:p>
-    <w:p>
-      <w:pPr>
-        <w:pStyle w:val="Style21"/>
-        <w:keepNext w:val="false"/>
-        <w:keepLines w:val="false"/>
-        <w:pageBreakBefore w:val="false"/>
-        <w:spacing w:lineRule="exact" w:line="80" w:before="0" w:after="0"/>
-        <w:ind w:firstLine="562" w:start="1440"/>
-        <w:jc w:val="end"/>
-        <w:rPr>
-          <w:rFonts w:ascii="楷体_GB2312" w:hAnsi="楷体_GB2312" w:eastAsia="楷体_GB2312"/>
-          <w:b/>
-          <w:bCs/>
-          <w:sz w:val="28"/>
-          <w:szCs w:val="28"/>
-        </w:rPr>
-      </w:pPr>
-      <w:r>
-        <w:rPr>
-          <w:rFonts w:eastAsia="楷体_GB2312" w:ascii="楷体_GB2312" w:hAnsi="楷体_GB2312"/>
-          <w:b/>
-          <w:bCs/>
-          <w:sz w:val="28"/>
-          <w:szCs w:val="28"/>
-        </w:rPr>
-      </w:r>
-    </w:p>
-    <w:p>
-      <w:pPr>
-        <w:pStyle w:val="Style19"/>
-        <w:keepNext w:val="false"/>
-        <w:keepLines w:val="false"/>
-        <w:pageBreakBefore w:val="false"/>
-        <w:spacing w:before="0" w:after="120"/>
-        <w:rPr/>
-      </w:pPr>
-      <w:r>
-        <w:rPr/>
-        <w:t>中国矿业大学环境与测绘学院</w:t>
-      </w:r>
-    </w:p>
-    <w:p>
-      <w:pPr>
-        <w:pStyle w:val="Style19"/>
-        <w:keepNext w:val="false"/>
-        <w:keepLines w:val="false"/>
-        <w:pageBreakBefore w:val="false"/>
-        <w:spacing w:before="0" w:after="120"/>
         <w:rPr/>
       </w:pPr>
       <w:r>
@@ -622,7 +796,7 @@
         <w:spacing w:before="0" w:after="120"/>
         <w:rPr/>
       </w:pPr>
-      <w:bookmarkStart w:id="0" w:name="_Toc05d58720"/>
+      <w:bookmarkStart w:name="_Toc05d58720" w:id="0"/>
       <w:r>
         <w:rPr/>
         <w:t xml:space="preserve">1 </w:t>
@@ -1142,7 +1316,7 @@
         <w:pStyle w:val="Heading1"/>
         <w:rPr/>
       </w:pPr>
-      <w:bookmarkStart w:id="1" w:name="_Toc7f227baf"/>
+      <w:bookmarkStart w:name="_Toc7f227baf" w:id="1"/>
       <w:r>
         <w:rPr/>
         <w:t xml:space="preserve">2 </w:t>
@@ -1484,8 +1658,8 @@
         <w:pStyle w:val="Heading1"/>
         <w:rPr/>
       </w:pPr>
-      <w:bookmarkStart w:id="2" w:name="_Toc4e2cc3a8"/>
-      <w:bookmarkStart w:id="3" w:name="_GoBack"/>
+      <w:bookmarkStart w:name="_Toc4e2cc3a8" w:id="2"/>
+      <w:bookmarkStart w:name="_GoBack" w:id="3"/>
       <w:bookmarkEnd w:id="3"/>
       <w:r>
         <w:rPr/>
@@ -1528,7 +1702,7 @@
         <w:pStyle w:val="Heading2"/>
         <w:rPr/>
       </w:pPr>
-      <w:bookmarkStart w:id="4" w:name="_Toc4d723bc7"/>
+      <w:bookmarkStart w:name="_Toc4d723bc7" w:id="4"/>
       <w:r>
         <w:rPr/>
         <w:t xml:space="preserve">3.1 </w:t>
@@ -1810,7 +1984,7 @@
         <w:pStyle w:val="Heading2"/>
         <w:rPr/>
       </w:pPr>
-      <w:bookmarkStart w:id="5" w:name="_Tocc92b28b2"/>
+      <w:bookmarkStart w:name="_Tocc92b28b2" w:id="5"/>
       <w:r>
         <w:rPr/>
         <w:t xml:space="preserve">3.2 </w:t>
@@ -2012,7 +2186,7 @@
         <w:pStyle w:val="Heading2"/>
         <w:rPr/>
       </w:pPr>
-      <w:bookmarkStart w:id="6" w:name="_Toc7d69aa0b"/>
+      <w:bookmarkStart w:name="_Toc7d69aa0b" w:id="6"/>
       <w:r>
         <w:rPr/>
         <w:t xml:space="preserve">3.3 OSRM </w:t>
@@ -2182,7 +2356,7 @@
         <w:pStyle w:val="Heading2"/>
         <w:rPr/>
       </w:pPr>
-      <w:bookmarkStart w:id="7" w:name="_Toc8c2409d1"/>
+      <w:bookmarkStart w:name="_Toc8c2409d1" w:id="7"/>
       <w:r>
         <w:rPr/>
         <w:t xml:space="preserve">3.4 </w:t>
@@ -2374,7 +2548,7 @@
         <w:pStyle w:val="Heading2"/>
         <w:rPr/>
       </w:pPr>
-      <w:bookmarkStart w:id="8" w:name="_Toc37153565"/>
+      <w:bookmarkStart w:name="_Toc37153565" w:id="8"/>
       <w:r>
         <w:rPr/>
         <w:t xml:space="preserve">3.5 Podman </w:t>
@@ -2720,7 +2894,7 @@
         <w:pStyle w:val="Normal"/>
         <w:keepNext w:val="true"/>
         <w:keepLines/>
-        <w:spacing w:lineRule="auto" w:line="300" w:before="120" w:after="60"/>
+        <w:spacing w:before="120" w:after="60" w:line="300" w:lineRule="auto"/>
         <w:jc w:val="center"/>
         <w:rPr/>
       </w:pPr>
@@ -2793,7 +2967,7 @@
         <w:pStyle w:val="Normal"/>
         <w:keepNext w:val="true"/>
         <w:keepLines/>
-        <w:spacing w:lineRule="auto" w:line="300" w:before="120" w:after="60"/>
+        <w:spacing w:before="120" w:after="60" w:line="300" w:lineRule="auto"/>
         <w:jc w:val="center"/>
         <w:rPr/>
       </w:pPr>
@@ -3052,7 +3226,7 @@
         <w:pStyle w:val="Heading1"/>
         <w:rPr/>
       </w:pPr>
-      <w:bookmarkStart w:id="9" w:name="_Toc8a158b4e"/>
+      <w:bookmarkStart w:name="_Toc8a158b4e" w:id="9"/>
       <w:r>
         <w:rPr/>
         <w:t xml:space="preserve">4 </w:t>
@@ -3303,7 +3477,7 @@
       <w:footerReference w:type="first" r:id="rId9"/>
       <w:type w:val="nextPage"/>
       <w:pgSz w:w="12240" w:h="15840"/>
-      <w:pgMar w:left="1800" w:right="1800" w:gutter="0" w:header="0" w:top="1440" w:footer="720" w:bottom="1440"/>
+      <w:pgMar w:top="1440" w:right="1800" w:bottom="1440" w:left="1800" w:header="0" w:footer="720" w:gutter="0"/>
       <w:pgNumType w:fmt="decimal"/>
       <w:formProt w:val="false"/>
       <w:textDirection w:val="lrTb"/>
@@ -3332,7 +3506,7 @@
   <w:p>
     <w:pPr>
       <w:pStyle w:val="Normal"/>
-      <w:spacing w:lineRule="auto" w:line="360"/>
+      <w:spacing w:line="360" w:lineRule="auto"/>
       <w:jc w:val="both"/>
       <w:rPr>
         <w:rFonts w:ascii="宋体" w:hAnsi="宋体" w:eastAsia="宋体"/>
@@ -3398,7 +3572,7 @@
   <w:p>
     <w:pPr>
       <w:pStyle w:val="Normal"/>
-      <w:spacing w:lineRule="auto" w:line="360"/>
+      <w:spacing w:line="360" w:lineRule="auto"/>
       <w:jc w:val="both"/>
       <w:rPr>
         <w:rFonts w:ascii="宋体" w:hAnsi="宋体" w:eastAsia="宋体"/>
@@ -3474,7 +3648,7 @@
         <w:ind w:start="1080" w:hanging="360"/>
       </w:pPr>
       <w:rPr>
-        <w:rFonts w:ascii="Symbol" w:hAnsi="Symbol" w:cs="Symbol" w:hint="default"/>
+        <w:rFonts w:hint="default" w:ascii="Symbol" w:hAnsi="Symbol" w:cs="Symbol"/>
       </w:rPr>
     </w:lvl>
     <w:lvl w:ilvl="1">
@@ -3595,7 +3769,7 @@
         <w:ind w:start="1440" w:hanging="360"/>
       </w:pPr>
       <w:rPr>
-        <w:rFonts w:ascii="Symbol" w:hAnsi="Symbol" w:cs="Symbol" w:hint="default"/>
+        <w:rFonts w:hint="default" w:ascii="Symbol" w:hAnsi="Symbol" w:cs="Symbol"/>
       </w:rPr>
     </w:lvl>
     <w:lvl w:ilvl="1">
@@ -4239,7 +4413,7 @@
       <w:widowControl w:val="false"/>
       <w:suppressAutoHyphens w:val="true"/>
       <w:bidi w:val="0"/>
-      <w:spacing w:lineRule="auto" w:line="300" w:before="0" w:after="0"/>
+      <w:spacing w:before="0" w:after="0" w:line="300" w:lineRule="auto"/>
       <w:jc w:val="both"/>
     </w:pPr>
     <w:rPr>
@@ -4312,7 +4486,7 @@
     </w:pPr>
     <w:rPr>
       <w:rFonts w:ascii="Arial" w:hAnsi="Arial" w:eastAsia="Arial" w:cs="Arial"/>
-      <w:color w:themeColor="accent1" w:themeShade="bf" w:val="0F4761"/>
+      <w:color w:val="0F4761" w:themeColor="accent1" w:themeShade="bf"/>
       <w:sz w:val="28"/>
       <w:szCs w:val="28"/>
     </w:rPr>
@@ -4335,7 +4509,7 @@
       <w:rFonts w:ascii="Arial" w:hAnsi="Arial" w:eastAsia="Arial" w:cs="Arial"/>
       <w:i/>
       <w:iCs/>
-      <w:color w:themeColor="accent1" w:themeShade="bf" w:val="0F4761"/>
+      <w:color w:val="0F4761" w:themeColor="accent1" w:themeShade="bf"/>
     </w:rPr>
   </w:style>
   <w:style w:type="paragraph" w:styleId="Heading5">
@@ -4354,7 +4528,7 @@
     </w:pPr>
     <w:rPr>
       <w:rFonts w:ascii="Arial" w:hAnsi="Arial" w:eastAsia="Arial" w:cs="Arial"/>
-      <w:color w:themeColor="accent1" w:themeShade="bf" w:val="0F4761"/>
+      <w:color w:val="0F4761" w:themeColor="accent1" w:themeShade="bf"/>
     </w:rPr>
   </w:style>
   <w:style w:type="paragraph" w:styleId="Heading6">
@@ -4375,7 +4549,7 @@
       <w:rFonts w:ascii="Arial" w:hAnsi="Arial" w:eastAsia="Arial" w:cs="Arial"/>
       <w:i/>
       <w:iCs/>
-      <w:color w:themeColor="text1" w:themeTint="a6" w:val="595959"/>
+      <w:color w:val="595959" w:themeColor="text1" w:themeTint="a6"/>
     </w:rPr>
   </w:style>
   <w:style w:type="paragraph" w:styleId="Heading7">
@@ -4394,7 +4568,7 @@
     </w:pPr>
     <w:rPr>
       <w:rFonts w:ascii="Arial" w:hAnsi="Arial" w:eastAsia="Arial" w:cs="Arial"/>
-      <w:color w:themeColor="text1" w:themeTint="a6" w:val="595959"/>
+      <w:color w:val="595959" w:themeColor="text1" w:themeTint="a6"/>
     </w:rPr>
   </w:style>
   <w:style w:type="paragraph" w:styleId="Heading8">
@@ -4415,7 +4589,7 @@
       <w:rFonts w:ascii="Arial" w:hAnsi="Arial" w:eastAsia="Arial" w:cs="Arial"/>
       <w:i/>
       <w:iCs/>
-      <w:color w:themeColor="text1" w:themeTint="d8" w:val="272727"/>
+      <w:color w:val="272727" w:themeColor="text1" w:themeTint="d8"/>
     </w:rPr>
   </w:style>
   <w:style w:type="paragraph" w:styleId="Heading9">
@@ -4436,7 +4610,7 @@
       <w:rFonts w:ascii="Arial" w:hAnsi="Arial" w:eastAsia="Arial" w:cs="Arial"/>
       <w:i/>
       <w:iCs/>
-      <w:color w:themeColor="text1" w:themeTint="d8" w:val="272727"/>
+      <w:color w:val="272727" w:themeColor="text1" w:themeTint="d8"/>
     </w:rPr>
   </w:style>
   <w:style w:type="character" w:styleId="Heading1Char">
@@ -4446,7 +4620,7 @@
     <w:qFormat/>
     <w:rPr>
       <w:rFonts w:ascii="Arial" w:hAnsi="Arial" w:eastAsia="Arial" w:cs="Arial"/>
-      <w:color w:themeColor="accent1" w:themeShade="bf" w:val="0F4761"/>
+      <w:color w:val="0F4761" w:themeColor="accent1" w:themeShade="bf"/>
       <w:sz w:val="40"/>
       <w:szCs w:val="40"/>
     </w:rPr>
@@ -4458,7 +4632,7 @@
     <w:qFormat/>
     <w:rPr>
       <w:rFonts w:ascii="Arial" w:hAnsi="Arial" w:eastAsia="Arial" w:cs="Arial"/>
-      <w:color w:themeColor="accent1" w:themeShade="bf" w:val="0F4761"/>
+      <w:color w:val="0F4761" w:themeColor="accent1" w:themeShade="bf"/>
       <w:sz w:val="32"/>
       <w:szCs w:val="32"/>
     </w:rPr>
@@ -4470,7 +4644,7 @@
     <w:qFormat/>
     <w:rPr>
       <w:rFonts w:ascii="Arial" w:hAnsi="Arial" w:eastAsia="Arial" w:cs="Arial"/>
-      <w:color w:themeColor="accent1" w:themeShade="bf" w:val="0F4761"/>
+      <w:color w:val="0F4761" w:themeColor="accent1" w:themeShade="bf"/>
       <w:sz w:val="28"/>
       <w:szCs w:val="28"/>
     </w:rPr>
@@ -4484,7 +4658,7 @@
       <w:rFonts w:ascii="Arial" w:hAnsi="Arial" w:eastAsia="Arial" w:cs="Arial"/>
       <w:i/>
       <w:iCs/>
-      <w:color w:themeColor="accent1" w:themeShade="bf" w:val="0F4761"/>
+      <w:color w:val="0F4761" w:themeColor="accent1" w:themeShade="bf"/>
     </w:rPr>
   </w:style>
   <w:style w:type="character" w:styleId="Heading5Char">
@@ -4494,7 +4668,7 @@
     <w:qFormat/>
     <w:rPr>
       <w:rFonts w:ascii="Arial" w:hAnsi="Arial" w:eastAsia="Arial" w:cs="Arial"/>
-      <w:color w:themeColor="accent1" w:themeShade="bf" w:val="0F4761"/>
+      <w:color w:val="0F4761" w:themeColor="accent1" w:themeShade="bf"/>
     </w:rPr>
   </w:style>
   <w:style w:type="character" w:styleId="Heading6Char">
@@ -4506,7 +4680,7 @@
       <w:rFonts w:ascii="Arial" w:hAnsi="Arial" w:eastAsia="Arial" w:cs="Arial"/>
       <w:i/>
       <w:iCs/>
-      <w:color w:themeColor="text1" w:themeTint="a6" w:val="595959"/>
+      <w:color w:val="595959" w:themeColor="text1" w:themeTint="a6"/>
     </w:rPr>
   </w:style>
   <w:style w:type="character" w:styleId="Heading7Char">
@@ -4516,7 +4690,7 @@
     <w:qFormat/>
     <w:rPr>
       <w:rFonts w:ascii="Arial" w:hAnsi="Arial" w:eastAsia="Arial" w:cs="Arial"/>
-      <w:color w:themeColor="text1" w:themeTint="a6" w:val="595959"/>
+      <w:color w:val="595959" w:themeColor="text1" w:themeTint="a6"/>
     </w:rPr>
   </w:style>
   <w:style w:type="character" w:styleId="Heading8Char">
@@ -4528,7 +4702,7 @@
       <w:rFonts w:ascii="Arial" w:hAnsi="Arial" w:eastAsia="Arial" w:cs="Arial"/>
       <w:i/>
       <w:iCs/>
-      <w:color w:themeColor="text1" w:themeTint="d8" w:val="272727"/>
+      <w:color w:val="272727" w:themeColor="text1" w:themeTint="d8"/>
     </w:rPr>
   </w:style>
   <w:style w:type="character" w:styleId="Heading9Char">
@@ -4540,7 +4714,7 @@
       <w:rFonts w:ascii="Arial" w:hAnsi="Arial" w:eastAsia="Arial" w:cs="Arial"/>
       <w:i/>
       <w:iCs/>
-      <w:color w:themeColor="text1" w:themeTint="d8" w:val="272727"/>
+      <w:color w:val="272727" w:themeColor="text1" w:themeTint="d8"/>
     </w:rPr>
   </w:style>
   <w:style w:type="character" w:styleId="TitleChar">
@@ -4561,7 +4735,7 @@
     <w:uiPriority w:val="11"/>
     <w:qFormat/>
     <w:rPr>
-      <w:color w:themeColor="text1" w:themeTint="a6" w:val="595959"/>
+      <w:color w:val="595959" w:themeColor="text1" w:themeTint="a6"/>
       <w:spacing w:val="15"/>
       <w:sz w:val="28"/>
       <w:szCs w:val="28"/>
@@ -4576,7 +4750,7 @@
     <w:rPr>
       <w:i/>
       <w:iCs/>
-      <w:color w:themeColor="text1" w:themeTint="bf" w:val="404040"/>
+      <w:color w:val="404040" w:themeColor="text1" w:themeTint="bf"/>
     </w:rPr>
   </w:style>
   <w:style w:type="character" w:styleId="IntenseEmphasis">
@@ -4587,7 +4761,7 @@
     <w:rPr>
       <w:i/>
       <w:iCs/>
-      <w:color w:themeColor="accent1" w:themeShade="bf" w:val="0F4761"/>
+      <w:color w:val="0F4761" w:themeColor="accent1" w:themeShade="bf"/>
     </w:rPr>
   </w:style>
   <w:style w:type="character" w:styleId="IntenseQuoteChar">
@@ -4599,7 +4773,7 @@
     <w:rPr>
       <w:i/>
       <w:iCs/>
-      <w:color w:themeColor="accent1" w:themeShade="bf" w:val="0F4761"/>
+      <w:color w:val="0F4761" w:themeColor="accent1" w:themeShade="bf"/>
     </w:rPr>
   </w:style>
   <w:style w:type="character" w:styleId="IntenseReference">
@@ -4611,7 +4785,7 @@
       <w:b/>
       <w:bCs/>
       <w:smallCaps/>
-      <w:color w:themeColor="accent1" w:themeShade="bf" w:val="0F4761"/>
+      <w:color w:val="0F4761" w:themeColor="accent1" w:themeShade="bf"/>
       <w:spacing w:val="5"/>
     </w:rPr>
   </w:style>
@@ -4623,7 +4797,7 @@
     <w:rPr>
       <w:i/>
       <w:iCs/>
-      <w:color w:themeColor="text1" w:themeTint="bf" w:val="404040"/>
+      <w:color w:val="404040" w:themeColor="text1" w:themeTint="bf"/>
     </w:rPr>
   </w:style>
   <w:style w:type="character" w:styleId="Emphasis">
@@ -4653,7 +4827,7 @@
     <w:qFormat/>
     <w:rPr>
       <w:smallCaps/>
-      <w:color w:themeColor="text1" w:themeTint="a5" w:val="5A5A5A"/>
+      <w:color w:val="5A5A5A" w:themeColor="text1" w:themeTint="a5"/>
     </w:rPr>
   </w:style>
   <w:style w:type="character" w:styleId="BookTitle">
@@ -4760,7 +4934,7 @@
     <w:semiHidden/>
     <w:unhideWhenUsed/>
     <w:rPr>
-      <w:color w:themeColor="followedHyperlink" w:val="954F72"/>
+      <w:color w:val="954F72" w:themeColor="followedHyperlink"/>
       <w:u w:val="single"/>
     </w:rPr>
   </w:style>
@@ -4825,7 +4999,7 @@
     <w:name w:val="Body Text"/>
     <w:basedOn w:val="Normal"/>
     <w:pPr>
-      <w:spacing w:lineRule="auto" w:line="276" w:before="0" w:after="140"/>
+      <w:spacing w:before="0" w:after="140" w:line="276" w:lineRule="auto"/>
     </w:pPr>
     <w:rPr/>
   </w:style>
@@ -4845,12 +5019,12 @@
     <w:unhideWhenUsed/>
     <w:qFormat/>
     <w:pPr>
-      <w:spacing w:lineRule="auto" w:line="240" w:before="0" w:after="200"/>
+      <w:spacing w:before="0" w:after="200" w:line="240" w:lineRule="auto"/>
     </w:pPr>
     <w:rPr>
       <w:i/>
       <w:iCs/>
-      <w:color w:themeColor="text2" w:val="0E2841"/>
+      <w:color w:val="0E2841" w:themeColor="text2"/>
       <w:sz w:val="18"/>
       <w:szCs w:val="18"/>
     </w:rPr>
@@ -4900,7 +5074,7 @@
     <w:uiPriority w:val="10"/>
     <w:qFormat/>
     <w:pPr>
-      <w:spacing w:lineRule="auto" w:line="240" w:before="0" w:after="80"/>
+      <w:spacing w:before="0" w:after="80" w:line="240" w:lineRule="auto"/>
       <w:contextualSpacing/>
     </w:pPr>
     <w:rPr>
@@ -4919,7 +5093,7 @@
     <w:qFormat/>
     <w:pPr/>
     <w:rPr>
-      <w:color w:themeColor="text1" w:themeTint="a6" w:val="595959"/>
+      <w:color w:val="595959" w:themeColor="text1" w:themeTint="a6"/>
       <w:spacing w:val="15"/>
       <w:sz w:val="28"/>
       <w:szCs w:val="28"/>
@@ -4939,7 +5113,7 @@
     <w:rPr>
       <w:i/>
       <w:iCs/>
-      <w:color w:themeColor="text1" w:themeTint="bf" w:val="404040"/>
+      <w:color w:val="404040" w:themeColor="text1" w:themeTint="bf"/>
     </w:rPr>
   </w:style>
   <w:style w:type="paragraph" w:styleId="ListParagraph">
@@ -4963,8 +5137,8 @@
     <w:qFormat/>
     <w:pPr>
       <w:pBdr>
-        <w:top w:val="single" w:sz="4" w:space="10" w:color="0F4761" w:themeColor="accent1" w:themeShade="bf"/>
-        <w:bottom w:val="single" w:sz="4" w:space="10" w:color="0F4761" w:themeColor="accent1" w:themeShade="bf"/>
+        <w:top w:val="single" w:color="0F4761" w:themeColor="accent1" w:themeShade="bf" w:sz="4" w:space="10"/>
+        <w:bottom w:val="single" w:color="0F4761" w:themeColor="accent1" w:themeShade="bf" w:sz="4" w:space="10"/>
       </w:pBdr>
       <w:spacing w:before="360" w:after="360"/>
       <w:ind w:start="864" w:end="864"/>
@@ -4973,7 +5147,7 @@
     <w:rPr>
       <w:i/>
       <w:iCs/>
-      <w:color w:themeColor="accent1" w:themeShade="bf" w:val="0F4761"/>
+      <w:color w:val="0F4761" w:themeColor="accent1" w:themeShade="bf"/>
     </w:rPr>
   </w:style>
   <w:style w:type="paragraph" w:styleId="NoSpacing">
@@ -4982,7 +5156,7 @@
     <w:uiPriority w:val="1"/>
     <w:qFormat/>
     <w:pPr>
-      <w:spacing w:lineRule="auto" w:line="240" w:before="0" w:after="0"/>
+      <w:spacing w:before="0" w:after="0" w:line="240" w:lineRule="auto"/>
     </w:pPr>
     <w:rPr/>
   </w:style>
@@ -4994,7 +5168,7 @@
     <w:semiHidden/>
     <w:unhideWhenUsed/>
     <w:pPr>
-      <w:spacing w:lineRule="auto" w:line="240" w:before="0" w:after="0"/>
+      <w:spacing w:before="0" w:after="0" w:line="240" w:lineRule="auto"/>
     </w:pPr>
     <w:rPr>
       <w:sz w:val="20"/>
@@ -5009,7 +5183,7 @@
     <w:semiHidden/>
     <w:unhideWhenUsed/>
     <w:pPr>
-      <w:spacing w:lineRule="auto" w:line="240" w:before="0" w:after="0"/>
+      <w:spacing w:before="0" w:after="0" w:line="240" w:lineRule="auto"/>
     </w:pPr>
     <w:rPr>
       <w:sz w:val="20"/>
@@ -5157,7 +5331,7 @@
     <w:uiPriority w:val="99"/>
     <w:unhideWhenUsed/>
     <w:pPr>
-      <w:spacing w:before="0" w:afterAutospacing="0" w:after="0"/>
+      <w:spacing w:before="0" w:after="0" w:afterAutospacing="0"/>
     </w:pPr>
     <w:rPr/>
   </w:style>
@@ -5184,8 +5358,8 @@
     <w:pPr>
       <w:tabs>
         <w:tab w:val="clear" w:pos="420"/>
-        <w:tab w:val="center" w:pos="4153" w:leader="none"/>
-        <w:tab w:val="right" w:pos="8306" w:leader="none"/>
+        <w:tab w:val="center" w:leader="none" w:pos="4153"/>
+        <w:tab w:val="right" w:leader="none" w:pos="8306"/>
       </w:tabs>
       <w:jc w:val="start"/>
     </w:pPr>
@@ -5200,12 +5374,12 @@
     <w:link w:val="Style7"/>
     <w:pPr>
       <w:pBdr>
-        <w:bottom w:val="single" w:sz="6" w:space="1" w:color="000000"/>
+        <w:bottom w:val="single" w:color="000000" w:sz="6" w:space="1"/>
       </w:pBdr>
       <w:tabs>
         <w:tab w:val="clear" w:pos="420"/>
-        <w:tab w:val="center" w:pos="4153" w:leader="none"/>
-        <w:tab w:val="right" w:pos="8306" w:leader="none"/>
+        <w:tab w:val="center" w:leader="none" w:pos="4153"/>
+        <w:tab w:val="right" w:leader="none" w:pos="8306"/>
       </w:tabs>
       <w:jc w:val="center"/>
     </w:pPr>
@@ -5221,7 +5395,7 @@
       <w:widowControl w:val="false"/>
       <w:suppressAutoHyphens w:val="true"/>
       <w:bidi w:val="0"/>
-      <w:spacing w:lineRule="auto" w:line="360" w:before="0" w:after="0"/>
+      <w:spacing w:before="0" w:after="0" w:line="360" w:lineRule="auto"/>
       <w:jc w:val="both"/>
     </w:pPr>
     <w:rPr>
@@ -5328,7 +5502,7 @@
       <w:widowControl/>
       <w:suppressAutoHyphens w:val="true"/>
       <w:bidi w:val="0"/>
-      <w:spacing w:lineRule="auto" w:line="300" w:before="0" w:after="120"/>
+      <w:spacing w:before="0" w:after="120" w:line="300" w:lineRule="auto"/>
       <w:jc w:val="start"/>
     </w:pPr>
     <w:rPr>
@@ -5412,7 +5586,7 @@
       <w:keepNext w:val="false"/>
       <w:keepLines w:val="false"/>
       <w:pageBreakBefore w:val="false"/>
-      <w:spacing w:lineRule="exact" w:line="80" w:before="0" w:after="0"/>
+      <w:spacing w:before="0" w:after="0" w:line="80" w:lineRule="exact"/>
       <w:jc w:val="center"/>
     </w:pPr>
     <w:rPr>
